--- a/cv/final_cv/liderTecnico/Rosain Castillo Eng - CV_generado.docx
+++ b/cv/final_cv/liderTecnico/Rosain Castillo Eng - CV_generado.docx
@@ -13,13 +13,23 @@
           <w:lang w:val="es-MX"/>
         </w:rPr>
       </w:pPr>
+      <w:proofErr w:type="spellStart"/>
       <w:r>
         <w:rPr>
           <w:b/>
           <w:bCs/>
           <w:lang w:val="es-MX"/>
         </w:rPr>
-        <w:t>Rosain Castillo Eng</w:t>
+        <w:t>Rosain</w:t>
+      </w:r>
+      <w:proofErr w:type="spellEnd"/>
+      <w:r>
+        <w:rPr>
+          <w:b/>
+          <w:bCs/>
+          <w:lang w:val="es-MX"/>
+        </w:rPr>
+        <w:t xml:space="preserve"> Castillo Eng</w:t>
       </w:r>
     </w:p>
     <w:p>
@@ -37,7 +47,39 @@
           <w:bCs/>
           <w:lang w:val="es-MX"/>
         </w:rPr>
-        <w:t>Lider Tecnico</w:t>
+        <w:t>L</w:t>
+      </w:r>
+      <w:r>
+        <w:rPr>
+          <w:b/>
+          <w:bCs/>
+          <w:lang w:val="es-MX"/>
+        </w:rPr>
+        <w:t>í</w:t>
+      </w:r>
+      <w:r>
+        <w:rPr>
+          <w:b/>
+          <w:bCs/>
+          <w:lang w:val="es-MX"/>
+        </w:rPr>
+        <w:t>der T</w:t>
+      </w:r>
+      <w:r>
+        <w:rPr>
+          <w:b/>
+          <w:bCs/>
+          <w:lang w:val="es-MX"/>
+        </w:rPr>
+        <w:t>é</w:t>
+      </w:r>
+      <w:r>
+        <w:rPr>
+          <w:b/>
+          <w:bCs/>
+          <w:lang w:val="es-MX"/>
+        </w:rPr>
+        <w:t>cnico</w:t>
       </w:r>
     </w:p>
     <w:p>
@@ -131,7 +173,17 @@
           <w:szCs w:val="18"/>
           <w:u w:val="single"/>
         </w:rPr>
-        <w:t>RESUMEN PROFESIONAL</w:t>
+        <w:t>EXPERIENCIA</w:t>
+      </w:r>
+      <w:r>
+        <w:rPr>
+          <w:rFonts w:ascii="Arial" w:hAnsi="Arial" w:cs="Arial"/>
+          <w:b/>
+          <w:sz w:val="18"/>
+          <w:szCs w:val="18"/>
+          <w:u w:val="single"/>
+        </w:rPr>
+        <w:t xml:space="preserve"> PROFESIONAL</w:t>
       </w:r>
     </w:p>
     <w:p>
@@ -191,7 +243,7 @@
                 <w:szCs w:val="18"/>
                 <w:lang w:val="es-MX" w:eastAsia="es-ES"/>
               </w:rPr>
-              <w:t>Profesional con experiencia en dirigir equipos técnicos en la implementación y operación de soluciones orientadas a disponibilidad y seguridad.</w:t>
+              <w:t>Tengo al menos 5 años de experiencia en desarrollo de software y liderazgo técnico, así como atención y resolución de problemas.</w:t>
             </w:r>
             <w:r>
               <w:rPr>
@@ -202,7 +254,6 @@
                 <w:lang w:val="es-MX" w:eastAsia="es-ES"/>
               </w:rPr>
               <w:br/>
-              <w:t>Coordinar la integración de componentes y la adaptación de legados para garantizar continuidad de servicio.</w:t>
             </w:r>
             <w:r>
               <w:rPr>
@@ -212,9 +263,9 @@
                 <w:szCs w:val="18"/>
                 <w:lang w:val="es-MX" w:eastAsia="es-ES"/>
               </w:rPr>
-              <w:br/>
-              <w:t>Supervisar el aseguramiento de la calidad y el cumplimiento de controles de seguridad como PCI DSS.</w:t>
-            </w:r>
+              <w:t xml:space="preserve">Dominio en las tecnologías de la Arquitectura de Referencia (AR)  y/o tecnologías open </w:t>
+            </w:r>
+            <w:proofErr w:type="spellStart"/>
             <w:r>
               <w:rPr>
                 <w:rFonts w:ascii="Arial" w:eastAsia="Times New Roman" w:hAnsi="Arial" w:cs="Arial"/>
@@ -223,9 +274,9 @@
                 <w:szCs w:val="18"/>
                 <w:lang w:val="es-MX" w:eastAsia="es-ES"/>
               </w:rPr>
-              <w:br/>
-              <w:t>Facilitar la comunicación entre áreas técnicas y de negocio para alinear objetivos de entrega.</w:t>
-            </w:r>
+              <w:t>source</w:t>
+            </w:r>
+            <w:proofErr w:type="spellEnd"/>
             <w:r>
               <w:rPr>
                 <w:rFonts w:ascii="Arial" w:eastAsia="Times New Roman" w:hAnsi="Arial" w:cs="Arial"/>
@@ -234,7 +285,7 @@
                 <w:szCs w:val="18"/>
                 <w:lang w:val="es-MX" w:eastAsia="es-ES"/>
               </w:rPr>
-              <w:br/>
+              <w:t>.</w:t>
             </w:r>
             <w:r>
               <w:rPr>
@@ -245,7 +296,7 @@
                 <w:lang w:val="es-MX" w:eastAsia="es-ES"/>
               </w:rPr>
               <w:br/>
-              <w:t>Gestionar proyectos tecnológicos definiendo pruebas, estimaciones y requisitos de infraestructura.</w:t>
+              <w:t>Adicional:</w:t>
             </w:r>
             <w:r>
               <w:rPr>
@@ -256,7 +307,7 @@
                 <w:lang w:val="es-MX" w:eastAsia="es-ES"/>
               </w:rPr>
               <w:br/>
-              <w:t>Además, promueve estándares de arquitectura y prácticas de despliegue para entornos en la nube y on-premise.</w:t>
+              <w:t>Al menos 3 años de experiencia en desarrollo en metodologías ágiles</w:t>
             </w:r>
             <w:r>
               <w:rPr>
@@ -267,7 +318,6 @@
                 <w:lang w:val="es-MX" w:eastAsia="es-ES"/>
               </w:rPr>
               <w:br/>
-              <w:t>Impulsa la automatización y la entrega coordinada de releases en equipos distribuidos.</w:t>
             </w:r>
             <w:r>
               <w:rPr>
@@ -278,7 +328,157 @@
                 <w:lang w:val="es-MX" w:eastAsia="es-ES"/>
               </w:rPr>
               <w:br/>
-              <w:t>Prioriza la evaluación de riesgos y la planificación para minimizar impactos operativos.</w:t>
+              <w:t xml:space="preserve">Como líder técnico he dirigido y coordinado equipos para diseñar e implementar soluciones de cifrado y migración de sistemas, asegurando la integración entre legados y nuevas arquitecturas. </w:t>
+            </w:r>
+            <w:r>
+              <w:rPr>
+                <w:rFonts w:ascii="Arial" w:eastAsia="Times New Roman" w:hAnsi="Arial" w:cs="Arial"/>
+                <w:bCs/>
+                <w:sz w:val="18"/>
+                <w:szCs w:val="18"/>
+                <w:lang w:val="es-MX" w:eastAsia="es-ES"/>
+              </w:rPr>
+              <w:t xml:space="preserve">Gestiono requisitos de hardware, pruebas </w:t>
+            </w:r>
+            <w:proofErr w:type="spellStart"/>
+            <w:r>
+              <w:rPr>
+                <w:rFonts w:ascii="Arial" w:eastAsia="Times New Roman" w:hAnsi="Arial" w:cs="Arial"/>
+                <w:bCs/>
+                <w:sz w:val="18"/>
+                <w:szCs w:val="18"/>
+                <w:lang w:val="es-MX" w:eastAsia="es-ES"/>
+              </w:rPr>
+              <w:t>end</w:t>
+            </w:r>
+            <w:proofErr w:type="spellEnd"/>
+            <w:r>
+              <w:rPr>
+                <w:rFonts w:ascii="Arial" w:eastAsia="Times New Roman" w:hAnsi="Arial" w:cs="Arial"/>
+                <w:bCs/>
+                <w:sz w:val="18"/>
+                <w:szCs w:val="18"/>
+                <w:lang w:val="es-MX" w:eastAsia="es-ES"/>
+              </w:rPr>
+              <w:t xml:space="preserve"> </w:t>
+            </w:r>
+            <w:proofErr w:type="spellStart"/>
+            <w:r>
+              <w:rPr>
+                <w:rFonts w:ascii="Arial" w:eastAsia="Times New Roman" w:hAnsi="Arial" w:cs="Arial"/>
+                <w:bCs/>
+                <w:sz w:val="18"/>
+                <w:szCs w:val="18"/>
+                <w:lang w:val="es-MX" w:eastAsia="es-ES"/>
+              </w:rPr>
+              <w:t>to</w:t>
+            </w:r>
+            <w:proofErr w:type="spellEnd"/>
+            <w:r>
+              <w:rPr>
+                <w:rFonts w:ascii="Arial" w:eastAsia="Times New Roman" w:hAnsi="Arial" w:cs="Arial"/>
+                <w:bCs/>
+                <w:sz w:val="18"/>
+                <w:szCs w:val="18"/>
+                <w:lang w:val="es-MX" w:eastAsia="es-ES"/>
+              </w:rPr>
+              <w:t xml:space="preserve"> </w:t>
+            </w:r>
+            <w:proofErr w:type="spellStart"/>
+            <w:r>
+              <w:rPr>
+                <w:rFonts w:ascii="Arial" w:eastAsia="Times New Roman" w:hAnsi="Arial" w:cs="Arial"/>
+                <w:bCs/>
+                <w:sz w:val="18"/>
+                <w:szCs w:val="18"/>
+                <w:lang w:val="es-MX" w:eastAsia="es-ES"/>
+              </w:rPr>
+              <w:t>end</w:t>
+            </w:r>
+            <w:proofErr w:type="spellEnd"/>
+            <w:r>
+              <w:rPr>
+                <w:rFonts w:ascii="Arial" w:eastAsia="Times New Roman" w:hAnsi="Arial" w:cs="Arial"/>
+                <w:bCs/>
+                <w:sz w:val="18"/>
+                <w:szCs w:val="18"/>
+                <w:lang w:val="es-MX" w:eastAsia="es-ES"/>
+              </w:rPr>
+              <w:t>, estimaciones de esfuerzo y la definición de mensajería ISO8583 para cambios de autorizador, garantizando cumplimiento de controles de seguridad.</w:t>
+            </w:r>
+            <w:r>
+              <w:rPr>
+                <w:rFonts w:ascii="Arial" w:eastAsia="Times New Roman" w:hAnsi="Arial" w:cs="Arial"/>
+                <w:bCs/>
+                <w:sz w:val="18"/>
+                <w:szCs w:val="18"/>
+                <w:lang w:val="es-MX" w:eastAsia="es-ES"/>
+              </w:rPr>
+              <w:br/>
+            </w:r>
+            <w:r>
+              <w:rPr>
+                <w:rFonts w:ascii="Arial" w:eastAsia="Times New Roman" w:hAnsi="Arial" w:cs="Arial"/>
+                <w:bCs/>
+                <w:sz w:val="18"/>
+                <w:szCs w:val="18"/>
+                <w:lang w:val="es-MX" w:eastAsia="es-ES"/>
+              </w:rPr>
+              <w:br/>
+            </w:r>
+            <w:r>
+              <w:rPr>
+                <w:rFonts w:ascii="Arial" w:eastAsia="Times New Roman" w:hAnsi="Arial" w:cs="Arial"/>
+                <w:bCs/>
+                <w:sz w:val="18"/>
+                <w:szCs w:val="18"/>
+                <w:lang w:val="es-MX" w:eastAsia="es-ES"/>
+              </w:rPr>
+              <w:t xml:space="preserve">También he liderado automatización y despliegues en la nube (RDS, </w:t>
+            </w:r>
+            <w:proofErr w:type="spellStart"/>
+            <w:r>
+              <w:rPr>
+                <w:rFonts w:ascii="Arial" w:eastAsia="Times New Roman" w:hAnsi="Arial" w:cs="Arial"/>
+                <w:bCs/>
+                <w:sz w:val="18"/>
+                <w:szCs w:val="18"/>
+                <w:lang w:val="es-MX" w:eastAsia="es-ES"/>
+              </w:rPr>
+              <w:t>Fargate</w:t>
+            </w:r>
+            <w:proofErr w:type="spellEnd"/>
+            <w:r>
+              <w:rPr>
+                <w:rFonts w:ascii="Arial" w:eastAsia="Times New Roman" w:hAnsi="Arial" w:cs="Arial"/>
+                <w:bCs/>
+                <w:sz w:val="18"/>
+                <w:szCs w:val="18"/>
+                <w:lang w:val="es-MX" w:eastAsia="es-ES"/>
+              </w:rPr>
+              <w:t xml:space="preserve">, Docker) y coordinado actividades de análisis, planificación y control de proyectos. </w:t>
+            </w:r>
+            <w:proofErr w:type="spellStart"/>
+            <w:r>
+              <w:rPr>
+                <w:rFonts w:ascii="Arial" w:eastAsia="Times New Roman" w:hAnsi="Arial" w:cs="Arial"/>
+                <w:bCs/>
+                <w:sz w:val="18"/>
+                <w:szCs w:val="18"/>
+                <w:lang w:val="es-MX" w:eastAsia="es-ES"/>
+              </w:rPr>
+              <w:t>Prioritizo</w:t>
+            </w:r>
+            <w:proofErr w:type="spellEnd"/>
+            <w:r>
+              <w:rPr>
+                <w:rFonts w:ascii="Arial" w:eastAsia="Times New Roman" w:hAnsi="Arial" w:cs="Arial"/>
+                <w:bCs/>
+                <w:sz w:val="18"/>
+                <w:szCs w:val="18"/>
+                <w:lang w:val="es-MX" w:eastAsia="es-ES"/>
+              </w:rPr>
+              <w:t xml:space="preserve"> la calidad del software, alineo soluciones con buenas prácticas arquitectónicas y facilito la comunicación entre equipos técnicos y áreas de negocio.</w:t>
             </w:r>
           </w:p>
         </w:tc>
@@ -497,7 +697,7 @@
                 <w:szCs w:val="18"/>
                 <w:lang w:val="es-MX"/>
               </w:rPr>
-              <w:t>junio 2020</w:t>
+              <w:t>1 junio 2020</w:t>
             </w:r>
           </w:p>
         </w:tc>
@@ -628,7 +828,7 @@
                 <w:szCs w:val="20"/>
                 <w:lang w:val="es-MX"/>
               </w:rPr>
-              <w:t>• Definir las pruebas y tiempos de respuesta del software de cifrado para cumplir con los controles PCI DSS.</w:t>
+              <w:t>• Dirijo y coordino equipos implementando y optimizando tecnologías para alcanzar objetivos estratégicos de desarrollo. Aseguro la calidad del software, la correcta implementación de las soluciones y el uso adecuado de herramientas y buenas prácticas. Actúo como puente entre el equipo técnico y otras áreas del proyecto o de la institución. Garantizo la integración de los componentes técnicos y los alineo con la arquitectura y la seguridad del SAT. Habilidades en: Gestión de Proyectos y liderazgo</w:t>
             </w:r>
           </w:p>
           <w:p>
@@ -647,7 +847,7 @@
                 <w:szCs w:val="20"/>
                 <w:lang w:val="es-MX"/>
               </w:rPr>
-              <w:t>• Solicitar los requerimientos de hardware para la ambientación de legados que utilizan el software de cifrado.</w:t>
+              <w:t>• Defino las pruebas y tiempos de respuesta del software que sustituirá el mecanismo de cifrado de tarjetas bancarias que deben cumplir con los controles de PCI DSS.</w:t>
             </w:r>
           </w:p>
           <w:p>
@@ -666,7 +866,7 @@
                 <w:szCs w:val="20"/>
                 <w:lang w:val="es-MX"/>
               </w:rPr>
-              <w:t>• Ambientar los legados y sus endpoints para realizar pruebas end to end y validar el funcionamiento del cifrado.</w:t>
+              <w:t>• Solicito los requerimientos de hardware que se requieren para la ambientación de legados que utilizan el software de cifrado.</w:t>
             </w:r>
           </w:p>
           <w:p>
@@ -685,7 +885,79 @@
                 <w:szCs w:val="20"/>
                 <w:lang w:val="es-MX"/>
               </w:rPr>
-              <w:t>• Estimar tiempo y esfuerzo necesarios para la actualización de componentes que utilizan el software de cifrado.</w:t>
+              <w:t xml:space="preserve">• Realizo la ambientación de los legados y sus </w:t>
+            </w:r>
+            <w:proofErr w:type="spellStart"/>
+            <w:r>
+              <w:rPr>
+                <w:sz w:val="18"/>
+                <w:szCs w:val="20"/>
+                <w:lang w:val="es-MX"/>
+              </w:rPr>
+              <w:t>endpoints</w:t>
+            </w:r>
+            <w:proofErr w:type="spellEnd"/>
+            <w:r>
+              <w:rPr>
+                <w:sz w:val="18"/>
+                <w:szCs w:val="20"/>
+                <w:lang w:val="es-MX"/>
+              </w:rPr>
+              <w:t xml:space="preserve"> para pruebas </w:t>
+            </w:r>
+            <w:proofErr w:type="spellStart"/>
+            <w:r>
+              <w:rPr>
+                <w:sz w:val="18"/>
+                <w:szCs w:val="20"/>
+                <w:lang w:val="es-MX"/>
+              </w:rPr>
+              <w:t>end</w:t>
+            </w:r>
+            <w:proofErr w:type="spellEnd"/>
+            <w:r>
+              <w:rPr>
+                <w:sz w:val="18"/>
+                <w:szCs w:val="20"/>
+                <w:lang w:val="es-MX"/>
+              </w:rPr>
+              <w:t xml:space="preserve"> </w:t>
+            </w:r>
+            <w:proofErr w:type="spellStart"/>
+            <w:r>
+              <w:rPr>
+                <w:sz w:val="18"/>
+                <w:szCs w:val="20"/>
+                <w:lang w:val="es-MX"/>
+              </w:rPr>
+              <w:t>to</w:t>
+            </w:r>
+            <w:proofErr w:type="spellEnd"/>
+            <w:r>
+              <w:rPr>
+                <w:sz w:val="18"/>
+                <w:szCs w:val="20"/>
+                <w:lang w:val="es-MX"/>
+              </w:rPr>
+              <w:t xml:space="preserve"> </w:t>
+            </w:r>
+            <w:proofErr w:type="spellStart"/>
+            <w:r>
+              <w:rPr>
+                <w:sz w:val="18"/>
+                <w:szCs w:val="20"/>
+                <w:lang w:val="es-MX"/>
+              </w:rPr>
+              <w:t>end</w:t>
+            </w:r>
+            <w:proofErr w:type="spellEnd"/>
+            <w:r>
+              <w:rPr>
+                <w:sz w:val="18"/>
+                <w:szCs w:val="20"/>
+                <w:lang w:val="es-MX"/>
+              </w:rPr>
+              <w:t xml:space="preserve"> y garantizar el correcto funcionamiento del cifrado.</w:t>
             </w:r>
           </w:p>
           <w:p>
@@ -704,7 +976,7 @@
                 <w:szCs w:val="20"/>
                 <w:lang w:val="es-MX"/>
               </w:rPr>
-              <w:t>• Definir el mensaje ISO8583 para el cambio de autorizador del legado de renovación de membresías (sustitución de EPay por Authentic).</w:t>
+              <w:t>• Estimo el tiempo y esfuerzo requerido para actualizar los componentes que utilizan el software de cifrado.</w:t>
             </w:r>
           </w:p>
           <w:p>
@@ -723,7 +995,43 @@
                 <w:szCs w:val="20"/>
                 <w:lang w:val="es-MX"/>
               </w:rPr>
-              <w:t>• Coordinar al equipo de desarrollo para la actualización del código al nuevo software de cifrado.</w:t>
+              <w:t xml:space="preserve">• Defino el mensaje ISO8583 para el cambio de autorizador del legado de renovación de membresías, sustituyendo </w:t>
+            </w:r>
+            <w:proofErr w:type="spellStart"/>
+            <w:r>
+              <w:rPr>
+                <w:sz w:val="18"/>
+                <w:szCs w:val="20"/>
+                <w:lang w:val="es-MX"/>
+              </w:rPr>
+              <w:t>EPay</w:t>
+            </w:r>
+            <w:proofErr w:type="spellEnd"/>
+            <w:r>
+              <w:rPr>
+                <w:sz w:val="18"/>
+                <w:szCs w:val="20"/>
+                <w:lang w:val="es-MX"/>
+              </w:rPr>
+              <w:t xml:space="preserve"> por </w:t>
+            </w:r>
+            <w:proofErr w:type="spellStart"/>
+            <w:r>
+              <w:rPr>
+                <w:sz w:val="18"/>
+                <w:szCs w:val="20"/>
+                <w:lang w:val="es-MX"/>
+              </w:rPr>
+              <w:t>Authentic</w:t>
+            </w:r>
+            <w:proofErr w:type="spellEnd"/>
+            <w:r>
+              <w:rPr>
+                <w:sz w:val="18"/>
+                <w:szCs w:val="20"/>
+                <w:lang w:val="es-MX"/>
+              </w:rPr>
+              <w:t>.</w:t>
             </w:r>
           </w:p>
           <w:p>
@@ -742,7 +1050,7 @@
                 <w:szCs w:val="20"/>
                 <w:lang w:val="es-MX"/>
               </w:rPr>
-              <w:t>• Diseñar un modelo de cruce de información de las diferentes fuentes de ingreso para garantizar la carga completa y correcta.</w:t>
+              <w:t>• Coordino el equipo de desarrollo para actualizar el código y permitir el uso del nuevo software de cifrado.</w:t>
             </w:r>
           </w:p>
           <w:p>
@@ -761,7 +1069,7 @@
                 <w:szCs w:val="20"/>
                 <w:lang w:val="es-MX"/>
               </w:rPr>
-              <w:t>• Planificar y coordinar pruebas de integración y despliegue relacionadas con la implementación del cifrado.</w:t>
+              <w:t>• Diseño el modelo de cruce de información de las diferentes fuentes de ingreso para garantizar la carga completa y correcta.</w:t>
             </w:r>
           </w:p>
           <w:p>
@@ -780,7 +1088,7 @@
                 <w:szCs w:val="20"/>
                 <w:lang w:val="es-MX"/>
               </w:rPr>
-              <w:t>• Supervisar la ejecución de las pruebas end to end para asegurar la calidad de la solución.</w:t>
+              <w:t>• Configuré RDS para PostgreSQL.</w:t>
             </w:r>
           </w:p>
           <w:p>
@@ -799,7 +1107,305 @@
                 <w:szCs w:val="20"/>
                 <w:lang w:val="es-MX"/>
               </w:rPr>
-              <w:t>• Alinear requisitos funcionales y técnicos con controles de seguridad aplicables al procesamiento de tarjetas.</w:t>
+              <w:t>• Configuré y ejecuté SonarQube con Docker en una instancia de EC2.</w:t>
+            </w:r>
+          </w:p>
+          <w:p>
+            <w:pPr>
+              <w:pStyle w:val="NoSpacing"/>
+              <w:ind w:left="0"/>
+              <w:jc w:val="both"/>
+              <w:rPr>
+                <w:szCs w:val="22"/>
+                <w:lang w:val="es-MX"/>
+              </w:rPr>
+            </w:pPr>
+            <w:r>
+              <w:rPr>
+                <w:sz w:val="18"/>
+                <w:szCs w:val="20"/>
+                <w:lang w:val="es-MX"/>
+              </w:rPr>
+              <w:t xml:space="preserve">• Configuré </w:t>
+            </w:r>
+            <w:proofErr w:type="spellStart"/>
+            <w:r>
+              <w:rPr>
+                <w:sz w:val="18"/>
+                <w:szCs w:val="20"/>
+                <w:lang w:val="es-MX"/>
+              </w:rPr>
+              <w:t>Dockerfile</w:t>
+            </w:r>
+            <w:proofErr w:type="spellEnd"/>
+            <w:r>
+              <w:rPr>
+                <w:sz w:val="18"/>
+                <w:szCs w:val="20"/>
+                <w:lang w:val="es-MX"/>
+              </w:rPr>
+              <w:t xml:space="preserve"> para crear la imagen del </w:t>
+            </w:r>
+            <w:proofErr w:type="spellStart"/>
+            <w:r>
+              <w:rPr>
+                <w:sz w:val="18"/>
+                <w:szCs w:val="20"/>
+                <w:lang w:val="es-MX"/>
+              </w:rPr>
+              <w:t>front</w:t>
+            </w:r>
+            <w:proofErr w:type="spellEnd"/>
+            <w:r>
+              <w:rPr>
+                <w:sz w:val="18"/>
+                <w:szCs w:val="20"/>
+                <w:lang w:val="es-MX"/>
+              </w:rPr>
+              <w:t xml:space="preserve"> (</w:t>
+            </w:r>
+            <w:proofErr w:type="spellStart"/>
+            <w:r>
+              <w:rPr>
+                <w:sz w:val="18"/>
+                <w:szCs w:val="20"/>
+                <w:lang w:val="es-MX"/>
+              </w:rPr>
+              <w:t>React</w:t>
+            </w:r>
+            <w:proofErr w:type="spellEnd"/>
+            <w:r>
+              <w:rPr>
+                <w:sz w:val="18"/>
+                <w:szCs w:val="20"/>
+                <w:lang w:val="es-MX"/>
+              </w:rPr>
+              <w:t>) y del back (ASP.NET Core).</w:t>
+            </w:r>
+          </w:p>
+          <w:p>
+            <w:pPr>
+              <w:pStyle w:val="NoSpacing"/>
+              <w:ind w:left="0"/>
+              <w:jc w:val="both"/>
+              <w:rPr>
+                <w:szCs w:val="22"/>
+                <w:lang w:val="es-MX"/>
+              </w:rPr>
+            </w:pPr>
+            <w:r>
+              <w:rPr>
+                <w:sz w:val="18"/>
+                <w:szCs w:val="20"/>
+                <w:lang w:val="es-MX"/>
+              </w:rPr>
+              <w:t xml:space="preserve">• Configuré AWS </w:t>
+            </w:r>
+            <w:proofErr w:type="spellStart"/>
+            <w:r>
+              <w:rPr>
+                <w:sz w:val="18"/>
+                <w:szCs w:val="20"/>
+                <w:lang w:val="es-MX"/>
+              </w:rPr>
+              <w:t>Fargate</w:t>
+            </w:r>
+            <w:proofErr w:type="spellEnd"/>
+            <w:r>
+              <w:rPr>
+                <w:sz w:val="18"/>
+                <w:szCs w:val="20"/>
+                <w:lang w:val="es-MX"/>
+              </w:rPr>
+              <w:t xml:space="preserve"> para la ejecución de los contenedores de </w:t>
+            </w:r>
+            <w:proofErr w:type="spellStart"/>
+            <w:r>
+              <w:rPr>
+                <w:sz w:val="18"/>
+                <w:szCs w:val="20"/>
+                <w:lang w:val="es-MX"/>
+              </w:rPr>
+              <w:t>front</w:t>
+            </w:r>
+            <w:proofErr w:type="spellEnd"/>
+            <w:r>
+              <w:rPr>
+                <w:sz w:val="18"/>
+                <w:szCs w:val="20"/>
+                <w:lang w:val="es-MX"/>
+              </w:rPr>
+              <w:t xml:space="preserve"> y back.</w:t>
+            </w:r>
+          </w:p>
+          <w:p>
+            <w:pPr>
+              <w:pStyle w:val="NoSpacing"/>
+              <w:ind w:left="0"/>
+              <w:jc w:val="both"/>
+              <w:rPr>
+                <w:szCs w:val="22"/>
+                <w:lang w:val="es-MX"/>
+              </w:rPr>
+            </w:pPr>
+            <w:r>
+              <w:rPr>
+                <w:sz w:val="18"/>
+                <w:szCs w:val="20"/>
+                <w:lang w:val="es-MX"/>
+              </w:rPr>
+              <w:t xml:space="preserve">• Automaticé la publicación de los contenedores del </w:t>
+            </w:r>
+            <w:proofErr w:type="spellStart"/>
+            <w:r>
+              <w:rPr>
+                <w:sz w:val="18"/>
+                <w:szCs w:val="20"/>
+                <w:lang w:val="es-MX"/>
+              </w:rPr>
+              <w:t>front</w:t>
+            </w:r>
+            <w:proofErr w:type="spellEnd"/>
+            <w:r>
+              <w:rPr>
+                <w:sz w:val="18"/>
+                <w:szCs w:val="20"/>
+                <w:lang w:val="es-MX"/>
+              </w:rPr>
+              <w:t xml:space="preserve"> y del back usando Azure DevOps.</w:t>
+            </w:r>
+          </w:p>
+          <w:p>
+            <w:pPr>
+              <w:pStyle w:val="NoSpacing"/>
+              <w:ind w:left="0"/>
+              <w:jc w:val="both"/>
+              <w:rPr>
+                <w:szCs w:val="22"/>
+                <w:lang w:val="es-MX"/>
+              </w:rPr>
+            </w:pPr>
+            <w:r>
+              <w:rPr>
+                <w:sz w:val="18"/>
+                <w:szCs w:val="20"/>
+                <w:lang w:val="es-MX"/>
+              </w:rPr>
+              <w:t>• Coordiné la etapa de análisis de los procesos de conciliación de la dependencia.</w:t>
+            </w:r>
+          </w:p>
+          <w:p>
+            <w:pPr>
+              <w:pStyle w:val="NoSpacing"/>
+              <w:ind w:left="0"/>
+              <w:jc w:val="both"/>
+              <w:rPr>
+                <w:szCs w:val="22"/>
+                <w:lang w:val="es-MX"/>
+              </w:rPr>
+            </w:pPr>
+            <w:r>
+              <w:rPr>
+                <w:sz w:val="18"/>
+                <w:szCs w:val="20"/>
+                <w:lang w:val="es-MX"/>
+              </w:rPr>
+              <w:t>• Elaboré el cronograma.</w:t>
+            </w:r>
+          </w:p>
+          <w:p>
+            <w:pPr>
+              <w:pStyle w:val="NoSpacing"/>
+              <w:ind w:left="0"/>
+              <w:jc w:val="both"/>
+              <w:rPr>
+                <w:szCs w:val="22"/>
+                <w:lang w:val="es-MX"/>
+              </w:rPr>
+            </w:pPr>
+            <w:r>
+              <w:rPr>
+                <w:sz w:val="18"/>
+                <w:szCs w:val="20"/>
+                <w:lang w:val="es-MX"/>
+              </w:rPr>
+              <w:t>• Incorporé recursos al equipo.</w:t>
+            </w:r>
+          </w:p>
+          <w:p>
+            <w:pPr>
+              <w:pStyle w:val="NoSpacing"/>
+              <w:ind w:left="0"/>
+              <w:jc w:val="both"/>
+              <w:rPr>
+                <w:szCs w:val="22"/>
+                <w:lang w:val="es-MX"/>
+              </w:rPr>
+            </w:pPr>
+            <w:r>
+              <w:rPr>
+                <w:sz w:val="18"/>
+                <w:szCs w:val="20"/>
+                <w:lang w:val="es-MX"/>
+              </w:rPr>
+              <w:t>• Elaboré el PDP.</w:t>
+            </w:r>
+          </w:p>
+          <w:p>
+            <w:pPr>
+              <w:pStyle w:val="NoSpacing"/>
+              <w:ind w:left="0"/>
+              <w:jc w:val="both"/>
+              <w:rPr>
+                <w:szCs w:val="22"/>
+                <w:lang w:val="es-MX"/>
+              </w:rPr>
+            </w:pPr>
+            <w:r>
+              <w:rPr>
+                <w:sz w:val="18"/>
+                <w:szCs w:val="20"/>
+                <w:lang w:val="es-MX"/>
+              </w:rPr>
+              <w:t>• Revisé métricas.</w:t>
+            </w:r>
+          </w:p>
+          <w:p>
+            <w:pPr>
+              <w:pStyle w:val="NoSpacing"/>
+              <w:ind w:left="0"/>
+              <w:jc w:val="both"/>
+              <w:rPr>
+                <w:szCs w:val="22"/>
+                <w:lang w:val="es-MX"/>
+              </w:rPr>
+            </w:pPr>
+            <w:r>
+              <w:rPr>
+                <w:sz w:val="18"/>
+                <w:szCs w:val="20"/>
+                <w:lang w:val="es-MX"/>
+              </w:rPr>
+              <w:t>• Monitoreé y registré riesgos.</w:t>
+            </w:r>
+          </w:p>
+          <w:p>
+            <w:pPr>
+              <w:pStyle w:val="NoSpacing"/>
+              <w:ind w:left="0"/>
+              <w:jc w:val="both"/>
+              <w:rPr>
+                <w:szCs w:val="22"/>
+                <w:lang w:val="es-MX"/>
+              </w:rPr>
+            </w:pPr>
+            <w:r>
+              <w:rPr>
+                <w:sz w:val="18"/>
+                <w:szCs w:val="20"/>
+                <w:lang w:val="es-MX"/>
+              </w:rPr>
+              <w:t>• Presenté avances.</w:t>
             </w:r>
           </w:p>
           <w:p>
@@ -864,7 +1470,7 @@
                 <w:b/>
                 <w:sz w:val="18"/>
                 <w:szCs w:val="18"/>
-                <w:lang w:val="es-MX"/>
+                <w:lang w:val="en-US"/>
               </w:rPr>
             </w:pPr>
             <w:r>
@@ -873,7 +1479,7 @@
                 <w:b/>
                 <w:sz w:val="18"/>
                 <w:szCs w:val="18"/>
-                <w:lang w:val="es-MX"/>
+                <w:lang w:val="en-US"/>
               </w:rPr>
               <w:t>Empresa</w:t>
             </w:r>
@@ -885,7 +1491,7 @@
                 <w:color w:val="0070C0"/>
                 <w:sz w:val="18"/>
                 <w:szCs w:val="18"/>
-                <w:lang w:val="es-MX"/>
+                <w:lang w:val="en-US"/>
               </w:rPr>
             </w:pPr>
             <w:r>
@@ -893,9 +1499,9 @@
                 <w:rFonts w:ascii="Arial" w:hAnsi="Arial" w:cs="Arial"/>
                 <w:sz w:val="18"/>
                 <w:szCs w:val="18"/>
-                <w:lang w:val="es-MX"/>
-              </w:rPr>
-              <w:t>Softtek - BBVA</w:t>
+                <w:lang w:val="en-US"/>
+              </w:rPr>
+              <w:t>Softtek - Element Fleet Management</w:t>
             </w:r>
           </w:p>
         </w:tc>
@@ -941,7 +1547,7 @@
                 <w:szCs w:val="18"/>
                 <w:lang w:val="es-MX"/>
               </w:rPr>
-              <w:t>.NET Consultant</w:t>
+              <w:t>Tech Lead</w:t>
             </w:r>
           </w:p>
         </w:tc>
@@ -987,7 +1593,7 @@
                 <w:szCs w:val="18"/>
                 <w:lang w:val="es-MX"/>
               </w:rPr>
-              <w:t>mayo 2016</w:t>
+              <w:t>2 enero 2020</w:t>
             </w:r>
           </w:p>
         </w:tc>
@@ -1029,7 +1635,7 @@
                 <w:szCs w:val="18"/>
                 <w:lang w:val="es-MX"/>
               </w:rPr>
-              <w:t>marzo 2017</w:t>
+              <w:t>31 mayo 2020</w:t>
             </w:r>
           </w:p>
         </w:tc>
@@ -1042,13 +1648,13 @@
           <w:bCs/>
           <w:sz w:val="18"/>
           <w:szCs w:val="18"/>
-          <w:lang w:val="es-MX"/>
+          <w:lang w:val="en-US"/>
         </w:rPr>
       </w:pPr>
     </w:p>
     <w:tbl>
       <w:tblPr>
-        <w:tblW w:w="9891" w:type="dxa"/>
+        <w:tblW w:w="0" w:type="auto"/>
         <w:tblInd w:w="-75" w:type="dxa"/>
         <w:tblBorders>
           <w:top w:val="single" w:sz="4" w:space="0" w:color="auto"/>
@@ -1118,7 +1724,7 @@
                 <w:szCs w:val="20"/>
                 <w:lang w:val="es-MX"/>
               </w:rPr>
-              <w:t>• Migrar sistema de Visual Basic 6.0 a Java.</w:t>
+              <w:t>• Configuré RDS para PostgreSQL.</w:t>
             </w:r>
           </w:p>
           <w:p>
@@ -1137,7 +1743,7 @@
                 <w:szCs w:val="20"/>
                 <w:lang w:val="es-MX"/>
               </w:rPr>
-              <w:t>• Ambientar sistema para depuración e identificación de flujos de negocio.</w:t>
+              <w:t>• Configuré y ejecuté SonarQube con Docker en una instancia de EC2.</w:t>
             </w:r>
           </w:p>
           <w:p>
@@ -1156,7 +1762,61 @@
                 <w:szCs w:val="20"/>
                 <w:lang w:val="es-MX"/>
               </w:rPr>
-              <w:t>• Elaborar diagramas y casos de uso de las funciones identificadas en el sistema.</w:t>
+              <w:t xml:space="preserve">• Configuré </w:t>
+            </w:r>
+            <w:proofErr w:type="spellStart"/>
+            <w:r>
+              <w:rPr>
+                <w:sz w:val="18"/>
+                <w:szCs w:val="20"/>
+                <w:lang w:val="es-MX"/>
+              </w:rPr>
+              <w:t>Dockerfile</w:t>
+            </w:r>
+            <w:proofErr w:type="spellEnd"/>
+            <w:r>
+              <w:rPr>
+                <w:sz w:val="18"/>
+                <w:szCs w:val="20"/>
+                <w:lang w:val="es-MX"/>
+              </w:rPr>
+              <w:t xml:space="preserve"> para crear la imagen del </w:t>
+            </w:r>
+            <w:proofErr w:type="spellStart"/>
+            <w:r>
+              <w:rPr>
+                <w:sz w:val="18"/>
+                <w:szCs w:val="20"/>
+                <w:lang w:val="es-MX"/>
+              </w:rPr>
+              <w:t>front</w:t>
+            </w:r>
+            <w:proofErr w:type="spellEnd"/>
+            <w:r>
+              <w:rPr>
+                <w:sz w:val="18"/>
+                <w:szCs w:val="20"/>
+                <w:lang w:val="es-MX"/>
+              </w:rPr>
+              <w:t xml:space="preserve"> (</w:t>
+            </w:r>
+            <w:proofErr w:type="spellStart"/>
+            <w:r>
+              <w:rPr>
+                <w:sz w:val="18"/>
+                <w:szCs w:val="20"/>
+                <w:lang w:val="es-MX"/>
+              </w:rPr>
+              <w:t>React</w:t>
+            </w:r>
+            <w:proofErr w:type="spellEnd"/>
+            <w:r>
+              <w:rPr>
+                <w:sz w:val="18"/>
+                <w:szCs w:val="20"/>
+                <w:lang w:val="es-MX"/>
+              </w:rPr>
+              <w:t>) y del back (ASP.NET Core).</w:t>
             </w:r>
           </w:p>
           <w:p>
@@ -1175,7 +1835,43 @@
                 <w:szCs w:val="20"/>
                 <w:lang w:val="es-MX"/>
               </w:rPr>
-              <w:t>• Identificar y documentar funciones comunes en módulos de negocio diferentes.</w:t>
+              <w:t xml:space="preserve">• Configuré AWS </w:t>
+            </w:r>
+            <w:proofErr w:type="spellStart"/>
+            <w:r>
+              <w:rPr>
+                <w:sz w:val="18"/>
+                <w:szCs w:val="20"/>
+                <w:lang w:val="es-MX"/>
+              </w:rPr>
+              <w:t>Fargate</w:t>
+            </w:r>
+            <w:proofErr w:type="spellEnd"/>
+            <w:r>
+              <w:rPr>
+                <w:sz w:val="18"/>
+                <w:szCs w:val="20"/>
+                <w:lang w:val="es-MX"/>
+              </w:rPr>
+              <w:t xml:space="preserve"> para la ejecución de los contenedores de </w:t>
+            </w:r>
+            <w:proofErr w:type="spellStart"/>
+            <w:r>
+              <w:rPr>
+                <w:sz w:val="18"/>
+                <w:szCs w:val="20"/>
+                <w:lang w:val="es-MX"/>
+              </w:rPr>
+              <w:t>front</w:t>
+            </w:r>
+            <w:proofErr w:type="spellEnd"/>
+            <w:r>
+              <w:rPr>
+                <w:sz w:val="18"/>
+                <w:szCs w:val="20"/>
+                <w:lang w:val="es-MX"/>
+              </w:rPr>
+              <w:t xml:space="preserve"> y back.</w:t>
             </w:r>
           </w:p>
           <w:p>
@@ -1194,7 +1890,25 @@
                 <w:szCs w:val="20"/>
                 <w:lang w:val="es-MX"/>
               </w:rPr>
-              <w:t>• Registrar tiempos, tamaños, defectos y revisiones en Process Dashboard for PSP Team.</w:t>
+              <w:t xml:space="preserve">• Automaticé la publicación de los contenedores del </w:t>
+            </w:r>
+            <w:proofErr w:type="spellStart"/>
+            <w:r>
+              <w:rPr>
+                <w:sz w:val="18"/>
+                <w:szCs w:val="20"/>
+                <w:lang w:val="es-MX"/>
+              </w:rPr>
+              <w:t>front</w:t>
+            </w:r>
+            <w:proofErr w:type="spellEnd"/>
+            <w:r>
+              <w:rPr>
+                <w:sz w:val="18"/>
+                <w:szCs w:val="20"/>
+                <w:lang w:val="es-MX"/>
+              </w:rPr>
+              <w:t xml:space="preserve"> y del back usando Azure DevOps.</w:t>
             </w:r>
           </w:p>
           <w:p>
@@ -1213,61 +1927,445 @@
     </w:tbl>
     <w:p>
       <w:pPr>
-        <w:jc w:val="both"/>
         <w:rPr>
           <w:rFonts w:ascii="Arial" w:hAnsi="Arial" w:cs="Arial"/>
           <w:bCs/>
           <w:sz w:val="18"/>
           <w:szCs w:val="18"/>
-          <w:lang w:val="es-MX"/>
+          <w:lang w:val="es-419"/>
         </w:rPr>
       </w:pPr>
     </w:p>
+    <w:tbl>
+      <w:tblPr>
+        <w:tblW w:w="0" w:type="auto"/>
+        <w:tblInd w:w="-75" w:type="dxa"/>
+        <w:tblBorders>
+          <w:top w:val="single" w:sz="4" w:space="0" w:color="auto"/>
+          <w:left w:val="single" w:sz="4" w:space="0" w:color="auto"/>
+          <w:bottom w:val="single" w:sz="4" w:space="0" w:color="auto"/>
+          <w:right w:val="single" w:sz="4" w:space="0" w:color="auto"/>
+          <w:insideH w:val="single" w:sz="4" w:space="0" w:color="auto"/>
+          <w:insideV w:val="single" w:sz="4" w:space="0" w:color="auto"/>
+        </w:tblBorders>
+        <w:tblLayout w:type="fixed"/>
+        <w:tblCellMar>
+          <w:left w:w="105" w:type="dxa"/>
+          <w:right w:w="105" w:type="dxa"/>
+        </w:tblCellMar>
+        <w:tblLook w:val="0000" w:firstRow="0" w:lastRow="0" w:firstColumn="0" w:lastColumn="0" w:noHBand="0" w:noVBand="0"/>
+      </w:tblPr>
+      <w:tblGrid>
+        <w:gridCol w:w="2472"/>
+        <w:gridCol w:w="2472"/>
+        <w:gridCol w:w="2472"/>
+        <w:gridCol w:w="2475"/>
+      </w:tblGrid>
+      <w:tr>
+        <w:tc>
+          <w:tcPr>
+            <w:tcW w:w="2472" w:type="dxa"/>
+          </w:tcPr>
+          <w:p>
+            <w:pPr>
+              <w:rPr>
+                <w:rFonts w:ascii="Arial" w:hAnsi="Arial" w:cs="Arial"/>
+                <w:b/>
+                <w:sz w:val="18"/>
+                <w:szCs w:val="18"/>
+                <w:lang w:val="es-MX"/>
+              </w:rPr>
+            </w:pPr>
+            <w:r>
+              <w:rPr>
+                <w:rFonts w:ascii="Arial" w:hAnsi="Arial" w:cs="Arial"/>
+                <w:b/>
+                <w:sz w:val="18"/>
+                <w:szCs w:val="18"/>
+                <w:lang w:val="es-MX"/>
+              </w:rPr>
+              <w:t>Empresa</w:t>
+            </w:r>
+          </w:p>
+          <w:p>
+            <w:pPr>
+              <w:rPr>
+                <w:rFonts w:ascii="Arial" w:hAnsi="Arial" w:cs="Arial"/>
+                <w:color w:val="0070C0"/>
+                <w:sz w:val="18"/>
+                <w:szCs w:val="18"/>
+                <w:lang w:val="es-MX"/>
+              </w:rPr>
+            </w:pPr>
+            <w:r>
+              <w:rPr>
+                <w:rFonts w:ascii="Arial" w:hAnsi="Arial" w:cs="Arial"/>
+                <w:sz w:val="18"/>
+                <w:szCs w:val="18"/>
+                <w:lang w:val="es-MX"/>
+              </w:rPr>
+              <w:t>Softtek - BANOBRAS</w:t>
+            </w:r>
+          </w:p>
+        </w:tc>
+        <w:tc>
+          <w:tcPr>
+            <w:tcW w:w="2472" w:type="dxa"/>
+          </w:tcPr>
+          <w:p>
+            <w:pPr>
+              <w:rPr>
+                <w:rFonts w:ascii="Arial" w:hAnsi="Arial" w:cs="Arial"/>
+                <w:b/>
+                <w:sz w:val="18"/>
+                <w:szCs w:val="18"/>
+                <w:lang w:val="es-MX"/>
+              </w:rPr>
+            </w:pPr>
+            <w:r>
+              <w:rPr>
+                <w:rFonts w:ascii="Arial" w:hAnsi="Arial" w:cs="Arial"/>
+                <w:b/>
+                <w:sz w:val="18"/>
+                <w:szCs w:val="18"/>
+                <w:lang w:val="es-MX"/>
+              </w:rPr>
+              <w:t>Puesto</w:t>
+            </w:r>
+          </w:p>
+          <w:p>
+            <w:pPr>
+              <w:rPr>
+                <w:rFonts w:ascii="Arial" w:hAnsi="Arial" w:cs="Arial"/>
+                <w:bCs/>
+                <w:sz w:val="18"/>
+                <w:szCs w:val="18"/>
+                <w:lang w:val="es-MX"/>
+              </w:rPr>
+            </w:pPr>
+            <w:r>
+              <w:rPr>
+                <w:rFonts w:ascii="Arial" w:hAnsi="Arial" w:cs="Arial"/>
+                <w:sz w:val="18"/>
+                <w:szCs w:val="18"/>
+                <w:lang w:val="es-MX"/>
+              </w:rPr>
+              <w:t>Project Manager</w:t>
+            </w:r>
+          </w:p>
+        </w:tc>
+        <w:tc>
+          <w:tcPr>
+            <w:tcW w:w="2472" w:type="dxa"/>
+          </w:tcPr>
+          <w:p>
+            <w:pPr>
+              <w:rPr>
+                <w:rFonts w:ascii="Arial" w:hAnsi="Arial" w:cs="Arial"/>
+                <w:b/>
+                <w:sz w:val="18"/>
+                <w:szCs w:val="18"/>
+                <w:lang w:val="es-MX"/>
+              </w:rPr>
+            </w:pPr>
+            <w:r>
+              <w:rPr>
+                <w:rFonts w:ascii="Arial" w:hAnsi="Arial" w:cs="Arial"/>
+                <w:b/>
+                <w:sz w:val="18"/>
+                <w:szCs w:val="18"/>
+                <w:lang w:val="es-MX"/>
+              </w:rPr>
+              <w:t>Desde:</w:t>
+            </w:r>
+          </w:p>
+          <w:p>
+            <w:pPr>
+              <w:rPr>
+                <w:rFonts w:ascii="Arial" w:hAnsi="Arial" w:cs="Arial"/>
+                <w:bCs/>
+                <w:sz w:val="18"/>
+                <w:szCs w:val="18"/>
+                <w:lang w:val="es-MX"/>
+              </w:rPr>
+            </w:pPr>
+            <w:r>
+              <w:rPr>
+                <w:rFonts w:ascii="Arial" w:hAnsi="Arial" w:cs="Arial"/>
+                <w:sz w:val="18"/>
+                <w:szCs w:val="18"/>
+                <w:lang w:val="es-MX"/>
+              </w:rPr>
+              <w:t>3 junio 2019</w:t>
+            </w:r>
+          </w:p>
+        </w:tc>
+        <w:tc>
+          <w:tcPr>
+            <w:tcW w:w="2475" w:type="dxa"/>
+          </w:tcPr>
+          <w:p>
+            <w:pPr>
+              <w:pStyle w:val="Heading2"/>
+              <w:rPr>
+                <w:bCs w:val="0"/>
+                <w:szCs w:val="18"/>
+                <w:lang w:val="es-MX"/>
+              </w:rPr>
+            </w:pPr>
+            <w:r>
+              <w:rPr>
+                <w:bCs w:val="0"/>
+                <w:szCs w:val="18"/>
+                <w:lang w:val="es-MX"/>
+              </w:rPr>
+              <w:t xml:space="preserve">Hasta: </w:t>
+            </w:r>
+          </w:p>
+          <w:p>
+            <w:pPr>
+              <w:rPr>
+                <w:rFonts w:ascii="Arial" w:hAnsi="Arial" w:cs="Arial"/>
+                <w:sz w:val="18"/>
+                <w:szCs w:val="18"/>
+                <w:lang w:val="es-MX"/>
+              </w:rPr>
+            </w:pPr>
+            <w:r>
+              <w:rPr>
+                <w:rFonts w:ascii="Arial" w:hAnsi="Arial" w:cs="Arial"/>
+                <w:sz w:val="18"/>
+                <w:szCs w:val="18"/>
+                <w:lang w:val="es-MX"/>
+              </w:rPr>
+              <w:t>31 diciembre 2019</w:t>
+            </w:r>
+          </w:p>
+        </w:tc>
+      </w:tr>
+    </w:tbl>
     <w:p>
       <w:pPr>
         <w:rPr>
           <w:rFonts w:ascii="Arial" w:hAnsi="Arial" w:cs="Arial"/>
-          <w:b/>
+          <w:bCs/>
           <w:sz w:val="18"/>
           <w:szCs w:val="18"/>
-          <w:u w:val="single"/>
           <w:lang w:val="en-US"/>
         </w:rPr>
       </w:pPr>
     </w:p>
+    <w:tbl>
+      <w:tblPr>
+        <w:tblW w:w="0" w:type="auto"/>
+        <w:tblInd w:w="-75" w:type="dxa"/>
+        <w:tblBorders>
+          <w:top w:val="single" w:sz="4" w:space="0" w:color="auto"/>
+          <w:left w:val="single" w:sz="4" w:space="0" w:color="auto"/>
+          <w:bottom w:val="single" w:sz="4" w:space="0" w:color="auto"/>
+          <w:right w:val="single" w:sz="4" w:space="0" w:color="auto"/>
+          <w:insideH w:val="single" w:sz="4" w:space="0" w:color="auto"/>
+          <w:insideV w:val="single" w:sz="4" w:space="0" w:color="auto"/>
+        </w:tblBorders>
+        <w:tblLayout w:type="fixed"/>
+        <w:tblCellMar>
+          <w:left w:w="105" w:type="dxa"/>
+          <w:right w:w="105" w:type="dxa"/>
+        </w:tblCellMar>
+        <w:tblLook w:val="0000" w:firstRow="0" w:lastRow="0" w:firstColumn="0" w:lastColumn="0" w:noHBand="0" w:noVBand="0"/>
+      </w:tblPr>
+      <w:tblGrid>
+        <w:gridCol w:w="2070"/>
+        <w:gridCol w:w="7821"/>
+      </w:tblGrid>
+      <w:tr>
+        <w:tc>
+          <w:tcPr>
+            <w:tcW w:w="2070" w:type="dxa"/>
+          </w:tcPr>
+          <w:p>
+            <w:pPr>
+              <w:rPr>
+                <w:rFonts w:ascii="Arial" w:hAnsi="Arial" w:cs="Arial"/>
+                <w:b/>
+                <w:bCs/>
+                <w:sz w:val="18"/>
+                <w:szCs w:val="18"/>
+              </w:rPr>
+            </w:pPr>
+            <w:r>
+              <w:rPr>
+                <w:rFonts w:ascii="Arial" w:hAnsi="Arial" w:cs="Arial"/>
+                <w:b/>
+                <w:bCs/>
+                <w:sz w:val="18"/>
+                <w:szCs w:val="18"/>
+                <w:lang w:val="es-MX"/>
+              </w:rPr>
+              <w:t>Actividades Principales</w:t>
+            </w:r>
+          </w:p>
+        </w:tc>
+        <w:tc>
+          <w:tcPr>
+            <w:tcW w:w="7821" w:type="dxa"/>
+          </w:tcPr>
+          <w:p>
+            <w:pPr>
+              <w:pStyle w:val="NoSpacing"/>
+              <w:ind w:left="0"/>
+              <w:jc w:val="both"/>
+              <w:rPr>
+                <w:sz w:val="18"/>
+                <w:szCs w:val="20"/>
+                <w:lang w:val="es-MX"/>
+              </w:rPr>
+            </w:pPr>
+            <w:r>
+              <w:rPr>
+                <w:sz w:val="18"/>
+                <w:szCs w:val="20"/>
+                <w:lang w:val="es-MX"/>
+              </w:rPr>
+              <w:t>• Coordiné la etapa de análisis de los procesos de conciliación de la dependencia.</w:t>
+            </w:r>
+          </w:p>
+          <w:p>
+            <w:pPr>
+              <w:pStyle w:val="NoSpacing"/>
+              <w:ind w:left="0"/>
+              <w:jc w:val="both"/>
+              <w:rPr>
+                <w:szCs w:val="22"/>
+                <w:lang w:val="es-MX"/>
+              </w:rPr>
+            </w:pPr>
+            <w:r>
+              <w:rPr>
+                <w:sz w:val="18"/>
+                <w:szCs w:val="20"/>
+                <w:lang w:val="es-MX"/>
+              </w:rPr>
+              <w:t>• Elaboré el cronograma.</w:t>
+            </w:r>
+          </w:p>
+          <w:p>
+            <w:pPr>
+              <w:pStyle w:val="NoSpacing"/>
+              <w:ind w:left="0"/>
+              <w:jc w:val="both"/>
+              <w:rPr>
+                <w:szCs w:val="22"/>
+                <w:lang w:val="es-MX"/>
+              </w:rPr>
+            </w:pPr>
+            <w:r>
+              <w:rPr>
+                <w:sz w:val="18"/>
+                <w:szCs w:val="20"/>
+                <w:lang w:val="es-MX"/>
+              </w:rPr>
+              <w:t>• Incorporé recursos al equipo.</w:t>
+            </w:r>
+          </w:p>
+          <w:p>
+            <w:pPr>
+              <w:pStyle w:val="NoSpacing"/>
+              <w:ind w:left="0"/>
+              <w:jc w:val="both"/>
+              <w:rPr>
+                <w:szCs w:val="22"/>
+                <w:lang w:val="es-MX"/>
+              </w:rPr>
+            </w:pPr>
+            <w:r>
+              <w:rPr>
+                <w:sz w:val="18"/>
+                <w:szCs w:val="20"/>
+                <w:lang w:val="es-MX"/>
+              </w:rPr>
+              <w:t>• Elaboré el PDP.</w:t>
+            </w:r>
+          </w:p>
+          <w:p>
+            <w:pPr>
+              <w:pStyle w:val="NoSpacing"/>
+              <w:ind w:left="0"/>
+              <w:jc w:val="both"/>
+              <w:rPr>
+                <w:szCs w:val="22"/>
+                <w:lang w:val="es-MX"/>
+              </w:rPr>
+            </w:pPr>
+            <w:r>
+              <w:rPr>
+                <w:sz w:val="18"/>
+                <w:szCs w:val="20"/>
+                <w:lang w:val="es-MX"/>
+              </w:rPr>
+              <w:t>• Revisé métricas.</w:t>
+            </w:r>
+          </w:p>
+          <w:p>
+            <w:pPr>
+              <w:pStyle w:val="NoSpacing"/>
+              <w:ind w:left="0"/>
+              <w:jc w:val="both"/>
+              <w:rPr>
+                <w:szCs w:val="22"/>
+                <w:lang w:val="es-MX"/>
+              </w:rPr>
+            </w:pPr>
+            <w:r>
+              <w:rPr>
+                <w:sz w:val="18"/>
+                <w:szCs w:val="20"/>
+                <w:lang w:val="es-MX"/>
+              </w:rPr>
+              <w:t>• Monitoreé y registré riesgos.</w:t>
+            </w:r>
+          </w:p>
+          <w:p>
+            <w:pPr>
+              <w:pStyle w:val="NoSpacing"/>
+              <w:ind w:left="0"/>
+              <w:jc w:val="both"/>
+              <w:rPr>
+                <w:szCs w:val="22"/>
+                <w:lang w:val="es-MX"/>
+              </w:rPr>
+            </w:pPr>
+            <w:r>
+              <w:rPr>
+                <w:sz w:val="18"/>
+                <w:szCs w:val="20"/>
+                <w:lang w:val="es-MX"/>
+              </w:rPr>
+              <w:t>• Presenté avances.</w:t>
+            </w:r>
+          </w:p>
+          <w:p>
+            <w:pPr>
+              <w:pStyle w:val="NoSpacing"/>
+              <w:ind w:left="0"/>
+              <w:jc w:val="both"/>
+              <w:rPr>
+                <w:szCs w:val="22"/>
+                <w:lang w:val="es-MX"/>
+              </w:rPr>
+            </w:pPr>
+          </w:p>
+        </w:tc>
+      </w:tr>
+    </w:tbl>
     <w:p>
       <w:pPr>
         <w:rPr>
           <w:rFonts w:ascii="Arial" w:hAnsi="Arial" w:cs="Arial"/>
-          <w:b/>
+          <w:bCs/>
           <w:sz w:val="18"/>
           <w:szCs w:val="18"/>
-          <w:u w:val="single"/>
-          <w:lang w:val="en-US"/>
-        </w:rPr>
-      </w:pPr>
-    </w:p>
-    <w:p>
-      <w:pPr>
-        <w:rPr>
-          <w:rFonts w:ascii="Arial" w:hAnsi="Arial" w:cs="Arial"/>
-          <w:b/>
-          <w:sz w:val="18"/>
-          <w:szCs w:val="18"/>
-          <w:u w:val="single"/>
-          <w:lang w:val="en-US"/>
-        </w:rPr>
-      </w:pPr>
-    </w:p>
-    <w:p>
-      <w:pPr>
-        <w:rPr>
-          <w:rFonts w:ascii="Arial" w:hAnsi="Arial" w:cs="Arial"/>
-          <w:b/>
-          <w:sz w:val="18"/>
-          <w:szCs w:val="18"/>
-          <w:u w:val="single"/>
-          <w:lang w:val="en-US"/>
+          <w:lang w:val="es-419"/>
         </w:rPr>
       </w:pPr>
     </w:p>
@@ -1291,7 +2389,6 @@
           <w:u w:val="single"/>
           <w:lang w:val="es-MX"/>
         </w:rPr>
-        <w:lastRenderedPageBreak/>
         <w:t>HISTORIAL PROFESIONAL ADICIONAL</w:t>
       </w:r>
     </w:p>
@@ -1324,7 +2421,7 @@
           <w:szCs w:val="18"/>
           <w:lang w:val="es-MX"/>
         </w:rPr>
-        <w:t>febrero 2006 - mayo 2020</w:t>
+        <w:t>La experiencia abarca desde 01 febrero de 2006 hasta 31 mayo de 2019</w:t>
       </w:r>
     </w:p>
     <w:p>
@@ -1357,8 +2454,120 @@
           <w:szCs w:val="18"/>
           <w:lang w:val="es-MX"/>
         </w:rPr>
-        <w:t>Durante este período se desempeñaron funciones de gestión y coordinación de proyectos y equipos en entornos de desarrollo y mantenimiento de software, incluyendo planificación de recursos, seguimiento de cronogramas, evaluación de métricas y control de riesgos. También se asumieron roles de consultoría técnica y arquitectura para migraciones y mejoras de plataforma, así como actividades de capacitación y soporte a equipos. Las responsabilidades se orientaron a garantizar entregables, supervisar la calidad y facilitar la comunicación entre áreas técnicas y de negocio.</w:t>
+        <w:t xml:space="preserve">Durante este período me desempeñé en roles como Catedrático, Project Manager, .NET </w:t>
       </w:r>
+      <w:proofErr w:type="spellStart"/>
+      <w:r>
+        <w:rPr>
+          <w:rFonts w:ascii="Arial" w:hAnsi="Arial" w:cs="Arial"/>
+          <w:bCs/>
+          <w:sz w:val="18"/>
+          <w:szCs w:val="18"/>
+          <w:lang w:val="es-MX"/>
+        </w:rPr>
+        <w:t>Consultant</w:t>
+      </w:r>
+      <w:proofErr w:type="spellEnd"/>
+      <w:r>
+        <w:rPr>
+          <w:rFonts w:ascii="Arial" w:hAnsi="Arial" w:cs="Arial"/>
+          <w:bCs/>
+          <w:sz w:val="18"/>
+          <w:szCs w:val="18"/>
+          <w:lang w:val="es-MX"/>
+        </w:rPr>
+        <w:t xml:space="preserve">, Software </w:t>
+      </w:r>
+      <w:proofErr w:type="spellStart"/>
+      <w:r>
+        <w:rPr>
+          <w:rFonts w:ascii="Arial" w:hAnsi="Arial" w:cs="Arial"/>
+          <w:bCs/>
+          <w:sz w:val="18"/>
+          <w:szCs w:val="18"/>
+          <w:lang w:val="es-MX"/>
+        </w:rPr>
+        <w:t>Architect</w:t>
+      </w:r>
+      <w:proofErr w:type="spellEnd"/>
+      <w:r>
+        <w:rPr>
+          <w:rFonts w:ascii="Arial" w:hAnsi="Arial" w:cs="Arial"/>
+          <w:bCs/>
+          <w:sz w:val="18"/>
+          <w:szCs w:val="18"/>
+          <w:lang w:val="es-MX"/>
+        </w:rPr>
+        <w:t xml:space="preserve"> y .NET </w:t>
+      </w:r>
+      <w:proofErr w:type="spellStart"/>
+      <w:r>
+        <w:rPr>
+          <w:rFonts w:ascii="Arial" w:hAnsi="Arial" w:cs="Arial"/>
+          <w:bCs/>
+          <w:sz w:val="18"/>
+          <w:szCs w:val="18"/>
+          <w:lang w:val="es-MX"/>
+        </w:rPr>
+        <w:t>Developer</w:t>
+      </w:r>
+      <w:proofErr w:type="spellEnd"/>
+      <w:r>
+        <w:rPr>
+          <w:rFonts w:ascii="Arial" w:hAnsi="Arial" w:cs="Arial"/>
+          <w:bCs/>
+          <w:sz w:val="18"/>
+          <w:szCs w:val="18"/>
+          <w:lang w:val="es-MX"/>
+        </w:rPr>
+        <w:t xml:space="preserve">. Asumí responsabilidades de planificación y control de proyectos, análisis y migración de sistemas, diseño de extractores y cubos OLAP, mantenimiento y modernización de plataformas, y soporte a equipos regionales. Trabajé en la definición de estándares, gestión de métricas y mejora de procesos para reducir defectos y asegurar entregables de calidad, manteniendo comunicación con equipos técnicos y </w:t>
+      </w:r>
+      <w:proofErr w:type="spellStart"/>
+      <w:r>
+        <w:rPr>
+          <w:rFonts w:ascii="Arial" w:hAnsi="Arial" w:cs="Arial"/>
+          <w:bCs/>
+          <w:sz w:val="18"/>
+          <w:szCs w:val="18"/>
+          <w:lang w:val="es-MX"/>
+        </w:rPr>
+        <w:t>stakeholders</w:t>
+      </w:r>
+      <w:proofErr w:type="spellEnd"/>
+      <w:r>
+        <w:rPr>
+          <w:rFonts w:ascii="Arial" w:hAnsi="Arial" w:cs="Arial"/>
+          <w:bCs/>
+          <w:sz w:val="18"/>
+          <w:szCs w:val="18"/>
+          <w:lang w:val="es-MX"/>
+        </w:rPr>
+        <w:t>.</w:t>
+      </w:r>
+    </w:p>
+    <w:p>
+      <w:pPr>
+        <w:jc w:val="both"/>
+        <w:rPr>
+          <w:rFonts w:ascii="Arial" w:hAnsi="Arial" w:cs="Arial"/>
+          <w:bCs/>
+          <w:sz w:val="18"/>
+          <w:szCs w:val="18"/>
+          <w:lang w:val="es-MX"/>
+        </w:rPr>
+      </w:pPr>
+    </w:p>
+    <w:p>
+      <w:pPr>
+        <w:jc w:val="both"/>
+        <w:rPr>
+          <w:rFonts w:ascii="Arial" w:hAnsi="Arial" w:cs="Arial"/>
+          <w:bCs/>
+          <w:sz w:val="18"/>
+          <w:szCs w:val="18"/>
+          <w:lang w:val="es-MX"/>
+        </w:rPr>
+      </w:pPr>
     </w:p>
     <w:p>
       <w:pPr>
@@ -1367,28 +2576,6 @@
           <w:b/>
           <w:sz w:val="18"/>
           <w:szCs w:val="18"/>
-          <w:lang w:val="es-MX"/>
-        </w:rPr>
-      </w:pPr>
-      <w:r>
-        <w:rPr>
-          <w:rFonts w:ascii="Arial" w:hAnsi="Arial" w:cs="Arial"/>
-          <w:b/>
-          <w:sz w:val="18"/>
-          <w:szCs w:val="18"/>
-          <w:lang w:val="es-MX"/>
-        </w:rPr>
-        <w:t xml:space="preserve"> </w:t>
-      </w:r>
-    </w:p>
-    <w:p>
-      <w:pPr>
-        <w:rPr>
-          <w:rFonts w:ascii="Arial" w:hAnsi="Arial" w:cs="Arial"/>
-          <w:b/>
-          <w:sz w:val="18"/>
-          <w:szCs w:val="18"/>
-          <w:u w:val="single"/>
           <w:lang w:val="es-MX"/>
         </w:rPr>
       </w:pPr>
@@ -1401,7 +2588,52 @@
           <w:u w:val="single"/>
           <w:lang w:val="es-MX"/>
         </w:rPr>
-        <w:t>NIVEL DE ESTUDIOS:</w:t>
+        <w:br w:type="page"/>
+      </w:r>
+      <w:r>
+        <w:rPr>
+          <w:rFonts w:ascii="Arial" w:hAnsi="Arial" w:cs="Arial"/>
+          <w:b/>
+          <w:sz w:val="18"/>
+          <w:szCs w:val="18"/>
+          <w:lang w:val="es-MX"/>
+        </w:rPr>
+        <w:lastRenderedPageBreak/>
+        <w:t xml:space="preserve"> </w:t>
+      </w:r>
+    </w:p>
+    <w:p>
+      <w:pPr>
+        <w:rPr>
+          <w:rFonts w:ascii="Arial" w:hAnsi="Arial" w:cs="Arial"/>
+          <w:b/>
+          <w:sz w:val="18"/>
+          <w:szCs w:val="18"/>
+          <w:u w:val="single"/>
+          <w:lang w:val="es-MX"/>
+        </w:rPr>
+      </w:pPr>
+      <w:r>
+        <w:rPr>
+          <w:rFonts w:ascii="Arial" w:hAnsi="Arial" w:cs="Arial"/>
+          <w:b/>
+          <w:sz w:val="18"/>
+          <w:szCs w:val="18"/>
+          <w:u w:val="single"/>
+          <w:lang w:val="es-MX"/>
+        </w:rPr>
+        <w:t>FORMACIÓN ACADÉMICA</w:t>
+      </w:r>
+      <w:r>
+        <w:rPr>
+          <w:rFonts w:ascii="Arial" w:hAnsi="Arial" w:cs="Arial"/>
+          <w:b/>
+          <w:sz w:val="18"/>
+          <w:szCs w:val="18"/>
+          <w:u w:val="single"/>
+          <w:lang w:val="es-MX"/>
+        </w:rPr>
+        <w:t>:</w:t>
       </w:r>
     </w:p>
     <w:p>
@@ -1519,7 +2751,49 @@
                 <w:szCs w:val="18"/>
                 <w:lang w:val="es-MX"/>
               </w:rPr>
-              <w:t>2005</w:t>
+              <w:t>CDMX/2005</w:t>
+            </w:r>
+          </w:p>
+          <w:p>
+            <w:pPr>
+              <w:rPr>
+                <w:rFonts w:ascii="Arial" w:hAnsi="Arial" w:cs="Arial"/>
+                <w:bCs/>
+                <w:sz w:val="18"/>
+                <w:szCs w:val="18"/>
+                <w:lang w:val="es-MX"/>
+              </w:rPr>
+            </w:pPr>
+            <w:r>
+              <w:rPr>
+                <w:rFonts w:ascii="Arial" w:hAnsi="Arial" w:cs="Arial"/>
+                <w:bCs/>
+                <w:sz w:val="18"/>
+                <w:szCs w:val="18"/>
+                <w:lang w:val="es-MX"/>
+              </w:rPr>
+              <w:t>Cédula Profesional</w:t>
+            </w:r>
+          </w:p>
+          <w:p>
+            <w:pPr>
+              <w:rPr>
+                <w:rFonts w:ascii="Arial" w:hAnsi="Arial" w:cs="Arial"/>
+                <w:bCs/>
+                <w:sz w:val="18"/>
+                <w:szCs w:val="18"/>
+                <w:lang w:val="es-MX"/>
+              </w:rPr>
+            </w:pPr>
+            <w:r>
+              <w:rPr>
+                <w:rFonts w:ascii="Arial" w:hAnsi="Arial" w:cs="Arial"/>
+                <w:bCs/>
+                <w:sz w:val="18"/>
+                <w:szCs w:val="18"/>
+                <w:lang w:val="es-MX"/>
+              </w:rPr>
+              <w:t>7444528</w:t>
             </w:r>
           </w:p>
         </w:tc>
@@ -1724,14 +2998,132 @@
     </w:p>
     <w:p>
       <w:pPr>
+        <w:jc w:val="both"/>
         <w:rPr>
+          <w:rFonts w:ascii="Arial" w:hAnsi="Arial" w:cs="Arial"/>
+          <w:bCs/>
+          <w:sz w:val="18"/>
+          <w:szCs w:val="18"/>
           <w:lang w:val="en-US"/>
         </w:rPr>
       </w:pPr>
+    </w:p>
+    <w:p>
+      <w:pPr>
+        <w:jc w:val="both"/>
+        <w:rPr>
+          <w:rFonts w:ascii="Arial" w:hAnsi="Arial" w:cs="Arial"/>
+          <w:bCs/>
+          <w:sz w:val="18"/>
+          <w:szCs w:val="18"/>
+          <w:lang w:val="en-US"/>
+        </w:rPr>
+      </w:pPr>
+    </w:p>
+    <w:p>
+      <w:pPr>
+        <w:jc w:val="both"/>
+        <w:rPr>
+          <w:rFonts w:ascii="Arial" w:hAnsi="Arial" w:cs="Arial"/>
+          <w:bCs/>
+          <w:sz w:val="18"/>
+          <w:szCs w:val="18"/>
+          <w:lang w:val="en-US"/>
+        </w:rPr>
+      </w:pPr>
+    </w:p>
+    <w:p>
+      <w:pPr>
+        <w:jc w:val="both"/>
+        <w:rPr>
+          <w:rFonts w:ascii="Arial" w:hAnsi="Arial" w:cs="Arial"/>
+          <w:bCs/>
+          <w:sz w:val="18"/>
+          <w:szCs w:val="18"/>
+          <w:lang w:val="en-US"/>
+        </w:rPr>
+      </w:pPr>
+    </w:p>
+    <w:p>
+      <w:pPr>
+        <w:ind w:left="708" w:hanging="708"/>
+        <w:jc w:val="center"/>
+        <w:rPr>
+          <w:rFonts w:ascii="Arial" w:hAnsi="Arial" w:cs="Arial"/>
+          <w:bCs/>
+          <w:sz w:val="18"/>
+          <w:szCs w:val="18"/>
+          <w:lang w:val="en-US"/>
+        </w:rPr>
+      </w:pPr>
       <w:r>
         <w:rPr>
+          <w:rFonts w:ascii="Arial" w:hAnsi="Arial" w:cs="Arial"/>
+          <w:bCs/>
+          <w:sz w:val="18"/>
+          <w:szCs w:val="18"/>
           <w:lang w:val="en-US"/>
         </w:rPr>
+        <w:t>______________________________________</w:t>
+      </w:r>
+    </w:p>
+    <w:p>
+      <w:pPr>
+        <w:ind w:left="708" w:hanging="708"/>
+        <w:jc w:val="center"/>
+        <w:rPr>
+          <w:rFonts w:ascii="Arial" w:hAnsi="Arial" w:cs="Arial"/>
+          <w:bCs/>
+          <w:sz w:val="18"/>
+          <w:szCs w:val="18"/>
+          <w:lang w:val="en-US"/>
+        </w:rPr>
+      </w:pPr>
+    </w:p>
+    <w:p>
+      <w:pPr>
+        <w:pStyle w:val="Title"/>
+        <w:ind w:left="708" w:hanging="708"/>
+        <w:rPr>
+          <w:b/>
+          <w:bCs/>
+          <w:color w:val="0070C0"/>
+          <w:lang w:val="es-MX"/>
+        </w:rPr>
+      </w:pPr>
+      <w:proofErr w:type="spellStart"/>
+      <w:r>
+        <w:rPr>
+          <w:b/>
+          <w:bCs/>
+          <w:lang w:val="es-MX"/>
+        </w:rPr>
+        <w:t>Rosain</w:t>
+      </w:r>
+      <w:proofErr w:type="spellEnd"/>
+      <w:r>
+        <w:rPr>
+          <w:b/>
+          <w:bCs/>
+          <w:lang w:val="es-MX"/>
+        </w:rPr>
+        <w:t xml:space="preserve"> Castillo Eng</w:t>
+      </w:r>
+    </w:p>
+    <w:p>
+      <w:pPr>
+        <w:jc w:val="both"/>
+        <w:rPr>
+          <w:rFonts w:ascii="Arial" w:hAnsi="Arial" w:cs="Arial"/>
+          <w:bCs/>
+          <w:sz w:val="18"/>
+          <w:szCs w:val="18"/>
+          <w:lang w:val="en-US"/>
+        </w:rPr>
+      </w:pPr>
+    </w:p>
+    <w:p>
+      <w:r>
         <w:br w:type="page"/>
       </w:r>
     </w:p>
@@ -1740,7 +3132,7 @@
         <w:rPr>
           <w:noProof/>
         </w:rPr>
-        <w:pict w14:anchorId="74F9CCF6">
+        <w:pict w14:anchorId="18B401C9">
           <v:shapetype id="_x0000_t75" coordsize="21600,21600" o:spt="75" o:preferrelative="t" path="m@4@5l@4@11@9@11@9@5xe" filled="f" stroked="f">
             <v:stroke joinstyle="miter"/>
             <v:formulas>
@@ -7193,30 +8585,6 @@
 </file>
 
 <file path=customXml/item1.xml><?xml version="1.0" encoding="utf-8"?>
-<p:properties xmlns:p="http://schemas.microsoft.com/office/2006/metadata/properties" xmlns:xsi="http://www.w3.org/2001/XMLSchema-instance" xmlns:pc="http://schemas.microsoft.com/office/infopath/2007/PartnerControls">
-  <documentManagement>
-    <lcf76f155ced4ddcb4097134ff3c332f xmlns="458c8650-8b2e-4de5-be2b-3b5e20f9203e">
-      <Terms xmlns="http://schemas.microsoft.com/office/infopath/2007/PartnerControls"/>
-    </lcf76f155ced4ddcb4097134ff3c332f>
-    <TaxCatchAll xmlns="0ec1683b-1f09-407c-8792-a5a8bc579d9d"/>
-  </documentManagement>
-</p:properties>
-</file>
-
-<file path=customXml/item2.xml><?xml version="1.0" encoding="utf-8"?>
-<b:Sources xmlns:b="http://schemas.openxmlformats.org/officeDocument/2006/bibliography" xmlns="http://schemas.openxmlformats.org/officeDocument/2006/bibliography" SelectedStyle="\APASixthEditionOfficeOnline.xsl" StyleName="APA" Version="6"/>
-</file>
-
-<file path=customXml/item3.xml><?xml version="1.0" encoding="utf-8"?>
-<?mso-contentType ?>
-<FormTemplates xmlns="http://schemas.microsoft.com/sharepoint/v3/contenttype/forms">
-  <Display>DocumentLibraryForm</Display>
-  <Edit>DocumentLibraryForm</Edit>
-  <New>DocumentLibraryForm</New>
-</FormTemplates>
-</file>
-
-<file path=customXml/item4.xml><?xml version="1.0" encoding="utf-8"?>
 <ct:contentTypeSchema xmlns:ct="http://schemas.microsoft.com/office/2006/metadata/contentType" xmlns:ma="http://schemas.microsoft.com/office/2006/metadata/properties/metaAttributes" ct:_="" ma:_="" ma:contentTypeName="Document" ma:contentTypeID="0x010100AA01E1029091DE488084A5A2D9C24E74" ma:contentTypeVersion="10" ma:contentTypeDescription="Create a new document." ma:contentTypeScope="" ma:versionID="fa224b1e2ea5aaa53b64c3b4b1d435b1">
   <xsd:schema xmlns:xsd="http://www.w3.org/2001/XMLSchema" xmlns:xs="http://www.w3.org/2001/XMLSchema" xmlns:p="http://schemas.microsoft.com/office/2006/metadata/properties" xmlns:ns2="458c8650-8b2e-4de5-be2b-3b5e20f9203e" xmlns:ns3="0ec1683b-1f09-407c-8792-a5a8bc579d9d" targetNamespace="http://schemas.microsoft.com/office/2006/metadata/properties" ma:root="true" ma:fieldsID="3f0568638764530331fbee8047bb9098" ns2:_="" ns3:_="">
     <xsd:import namespace="458c8650-8b2e-4de5-be2b-3b5e20f9203e"/>
@@ -7405,34 +8773,31 @@
 </ct:contentTypeSchema>
 </file>
 
-<file path=customXml/itemProps1.xml><?xml version="1.0" encoding="utf-8"?>
-<ds:datastoreItem xmlns:ds="http://schemas.openxmlformats.org/officeDocument/2006/customXml" ds:itemID="{D3A3C24A-BB39-4937-B831-24AA124EAA87}">
-  <ds:schemaRefs>
-    <ds:schemaRef ds:uri="http://schemas.microsoft.com/office/2006/metadata/properties"/>
-    <ds:schemaRef ds:uri="http://schemas.microsoft.com/office/infopath/2007/PartnerControls"/>
-    <ds:schemaRef ds:uri="458c8650-8b2e-4de5-be2b-3b5e20f9203e"/>
-    <ds:schemaRef ds:uri="0ec1683b-1f09-407c-8792-a5a8bc579d9d"/>
-  </ds:schemaRefs>
-</ds:datastoreItem>
+<file path=customXml/item2.xml><?xml version="1.0" encoding="utf-8"?>
+<?mso-contentType ?>
+<FormTemplates xmlns="http://schemas.microsoft.com/sharepoint/v3/contenttype/forms">
+  <Display>DocumentLibraryForm</Display>
+  <Edit>DocumentLibraryForm</Edit>
+  <New>DocumentLibraryForm</New>
+</FormTemplates>
 </file>
 
-<file path=customXml/itemProps2.xml><?xml version="1.0" encoding="utf-8"?>
-<ds:datastoreItem xmlns:ds="http://schemas.openxmlformats.org/officeDocument/2006/customXml" ds:itemID="{4BB9A27A-6211-48E6-B3D1-1ED5E2EAD372}">
-  <ds:schemaRefs>
-    <ds:schemaRef ds:uri="http://schemas.openxmlformats.org/officeDocument/2006/bibliography"/>
-  </ds:schemaRefs>
-</ds:datastoreItem>
+<file path=customXml/item3.xml><?xml version="1.0" encoding="utf-8"?>
+<b:Sources xmlns:b="http://schemas.openxmlformats.org/officeDocument/2006/bibliography" xmlns="http://schemas.openxmlformats.org/officeDocument/2006/bibliography" SelectedStyle="\APASixthEditionOfficeOnline.xsl" StyleName="APA" Version="6"/>
 </file>
 
-<file path=customXml/itemProps3.xml><?xml version="1.0" encoding="utf-8"?>
-<ds:datastoreItem xmlns:ds="http://schemas.openxmlformats.org/officeDocument/2006/customXml" ds:itemID="{51241304-2C43-44E6-B26F-77C42016271C}">
-  <ds:schemaRefs>
-    <ds:schemaRef ds:uri="http://schemas.microsoft.com/sharepoint/v3/contenttype/forms"/>
-  </ds:schemaRefs>
-</ds:datastoreItem>
+<file path=customXml/item4.xml><?xml version="1.0" encoding="utf-8"?>
+<p:properties xmlns:p="http://schemas.microsoft.com/office/2006/metadata/properties" xmlns:xsi="http://www.w3.org/2001/XMLSchema-instance" xmlns:pc="http://schemas.microsoft.com/office/infopath/2007/PartnerControls">
+  <documentManagement>
+    <lcf76f155ced4ddcb4097134ff3c332f xmlns="458c8650-8b2e-4de5-be2b-3b5e20f9203e">
+      <Terms xmlns="http://schemas.microsoft.com/office/infopath/2007/PartnerControls"/>
+    </lcf76f155ced4ddcb4097134ff3c332f>
+    <TaxCatchAll xmlns="0ec1683b-1f09-407c-8792-a5a8bc579d9d"/>
+  </documentManagement>
+</p:properties>
 </file>
 
-<file path=customXml/itemProps4.xml><?xml version="1.0" encoding="utf-8"?>
+<file path=customXml/itemProps1.xml><?xml version="1.0" encoding="utf-8"?>
 <ds:datastoreItem xmlns:ds="http://schemas.openxmlformats.org/officeDocument/2006/customXml" ds:itemID="{6EE546D2-1DFA-4BBD-AF1C-4C842A1F8073}">
   <ds:schemaRefs>
     <ds:schemaRef ds:uri="http://schemas.microsoft.com/office/2006/metadata/contentType"/>
@@ -7449,4 +8814,31 @@
     <ds:schemaRef ds:uri="http://schemas.microsoft.com/internal/obd"/>
   </ds:schemaRefs>
 </ds:datastoreItem>
+</file>
+
+<file path=customXml/itemProps2.xml><?xml version="1.0" encoding="utf-8"?>
+<ds:datastoreItem xmlns:ds="http://schemas.openxmlformats.org/officeDocument/2006/customXml" ds:itemID="{51241304-2C43-44E6-B26F-77C42016271C}">
+  <ds:schemaRefs>
+    <ds:schemaRef ds:uri="http://schemas.microsoft.com/sharepoint/v3/contenttype/forms"/>
+  </ds:schemaRefs>
+</ds:datastoreItem>
+</file>
+
+<file path=customXml/itemProps3.xml><?xml version="1.0" encoding="utf-8"?>
+<ds:datastoreItem xmlns:ds="http://schemas.openxmlformats.org/officeDocument/2006/customXml" ds:itemID="{4BB9A27A-6211-48E6-B3D1-1ED5E2EAD372}">
+  <ds:schemaRefs>
+    <ds:schemaRef ds:uri="http://schemas.openxmlformats.org/officeDocument/2006/bibliography"/>
+  </ds:schemaRefs>
+</ds:datastoreItem>
+</file>
+
+<file path=customXml/itemProps4.xml><?xml version="1.0" encoding="utf-8"?>
+<ds:datastoreItem xmlns:ds="http://schemas.openxmlformats.org/officeDocument/2006/customXml" ds:itemID="{D3A3C24A-BB39-4937-B831-24AA124EAA87}">
+  <ds:schemaRefs>
+    <ds:schemaRef ds:uri="http://schemas.microsoft.com/office/2006/metadata/properties"/>
+    <ds:schemaRef ds:uri="http://schemas.microsoft.com/office/infopath/2007/PartnerControls"/>
+    <ds:schemaRef ds:uri="458c8650-8b2e-4de5-be2b-3b5e20f9203e"/>
+    <ds:schemaRef ds:uri="0ec1683b-1f09-407c-8792-a5a8bc579d9d"/>
+  </ds:schemaRefs>
+</ds:datastoreItem>
 </file>
--- a/cv/final_cv/liderTecnico/Rosain Castillo Eng - CV_generado.docx
+++ b/cv/final_cv/liderTecnico/Rosain Castillo Eng - CV_generado.docx
@@ -47,50 +47,8 @@
           <w:bCs/>
           <w:lang w:val="es-MX"/>
         </w:rPr>
-        <w:t>L</w:t>
+        <w:t>Líder Técnico</w:t>
       </w:r>
-      <w:r>
-        <w:rPr>
-          <w:b/>
-          <w:bCs/>
-          <w:lang w:val="es-MX"/>
-        </w:rPr>
-        <w:t>í</w:t>
-      </w:r>
-      <w:r>
-        <w:rPr>
-          <w:b/>
-          <w:bCs/>
-          <w:lang w:val="es-MX"/>
-        </w:rPr>
-        <w:t>der T</w:t>
-      </w:r>
-      <w:r>
-        <w:rPr>
-          <w:b/>
-          <w:bCs/>
-          <w:lang w:val="es-MX"/>
-        </w:rPr>
-        <w:t>é</w:t>
-      </w:r>
-      <w:r>
-        <w:rPr>
-          <w:b/>
-          <w:bCs/>
-          <w:lang w:val="es-MX"/>
-        </w:rPr>
-        <w:t>cnico</w:t>
-      </w:r>
-    </w:p>
-    <w:p>
-      <w:pPr>
-        <w:pStyle w:val="Title"/>
-        <w:rPr>
-          <w:b/>
-          <w:bCs/>
-          <w:lang w:val="es-MX"/>
-        </w:rPr>
-      </w:pPr>
     </w:p>
     <w:p>
       <w:pPr>
@@ -104,36 +62,6 @@
           <w:lang w:val="es-MX"/>
         </w:rPr>
       </w:pPr>
-      <w:r>
-        <w:rPr>
-          <w:b/>
-          <w:bCs/>
-          <w:sz w:val="18"/>
-          <w:szCs w:val="18"/>
-          <w:lang w:val="es-MX"/>
-        </w:rPr>
-        <w:t>Folio</w:t>
-      </w:r>
-      <w:r>
-        <w:rPr>
-          <w:b/>
-          <w:bCs/>
-          <w:sz w:val="18"/>
-          <w:szCs w:val="18"/>
-          <w:lang w:val="es-MX"/>
-        </w:rPr>
-        <w:t xml:space="preserve">: </w:t>
-      </w:r>
-      <w:r>
-        <w:rPr>
-          <w:b/>
-          <w:bCs/>
-          <w:sz w:val="18"/>
-          <w:szCs w:val="18"/>
-          <w:lang w:val="es-MX"/>
-        </w:rPr>
-        <w:t>-</w:t>
-      </w:r>
     </w:p>
     <w:p>
       <w:pPr>
@@ -243,8 +171,9 @@
                 <w:szCs w:val="18"/>
                 <w:lang w:val="es-MX" w:eastAsia="es-ES"/>
               </w:rPr>
-              <w:t>Tengo al menos 5 años de experiencia en desarrollo de software y liderazgo técnico, así como atención y resolución de problemas.</w:t>
-            </w:r>
+              <w:t>Tengo al menos 5 años de experiencia en desarrollo de software y liderazgo técnico, así como atención y resolución de problemas. Dominio en las tecnologías de la Arquitectura de Referencia (</w:t>
+            </w:r>
+            <w:proofErr w:type="gramStart"/>
             <w:r>
               <w:rPr>
                 <w:rFonts w:ascii="Arial" w:eastAsia="Times New Roman" w:hAnsi="Arial" w:cs="Arial"/>
@@ -253,8 +182,9 @@
                 <w:szCs w:val="18"/>
                 <w:lang w:val="es-MX" w:eastAsia="es-ES"/>
               </w:rPr>
-              <w:br/>
-            </w:r>
+              <w:t>AR)  y</w:t>
+            </w:r>
+            <w:proofErr w:type="gramEnd"/>
             <w:r>
               <w:rPr>
                 <w:rFonts w:ascii="Arial" w:eastAsia="Times New Roman" w:hAnsi="Arial" w:cs="Arial"/>
@@ -263,7 +193,7 @@
                 <w:szCs w:val="18"/>
                 <w:lang w:val="es-MX" w:eastAsia="es-ES"/>
               </w:rPr>
-              <w:t xml:space="preserve">Dominio en las tecnologías de la Arquitectura de Referencia (AR)  y/o tecnologías open </w:t>
+              <w:t xml:space="preserve">/o tecnologías open </w:t>
             </w:r>
             <w:proofErr w:type="spellStart"/>
             <w:r>
@@ -285,8 +215,9 @@
                 <w:szCs w:val="18"/>
                 <w:lang w:val="es-MX" w:eastAsia="es-ES"/>
               </w:rPr>
-              <w:t>.</w:t>
-            </w:r>
+              <w:t xml:space="preserve">. Adicional, tengo al menos 3 años de experiencia en desarrollo en metodologías ágiles. Me encargo de la planificación, control y seguimiento de la fase de construcción, asegurando la implementación y el uso de una arquitectura de software sólida, incluyendo patrones de diseño y la cobertura general de la aplicación. Tomo decisiones tecnológicas y de implementación mediante el uso y adaptación de </w:t>
+            </w:r>
+            <w:proofErr w:type="spellStart"/>
             <w:r>
               <w:rPr>
                 <w:rFonts w:ascii="Arial" w:eastAsia="Times New Roman" w:hAnsi="Arial" w:cs="Arial"/>
@@ -295,9 +226,9 @@
                 <w:szCs w:val="18"/>
                 <w:lang w:val="es-MX" w:eastAsia="es-ES"/>
               </w:rPr>
-              <w:br/>
-              <w:t>Adicional:</w:t>
-            </w:r>
+              <w:t>frameworks</w:t>
+            </w:r>
+            <w:proofErr w:type="spellEnd"/>
             <w:r>
               <w:rPr>
                 <w:rFonts w:ascii="Arial" w:eastAsia="Times New Roman" w:hAnsi="Arial" w:cs="Arial"/>
@@ -306,8 +237,7 @@
                 <w:szCs w:val="18"/>
                 <w:lang w:val="es-MX" w:eastAsia="es-ES"/>
               </w:rPr>
-              <w:br/>
-              <w:t>Al menos 3 años de experiencia en desarrollo en metodologías ágiles</w:t>
+              <w:t xml:space="preserve"> y estándares, además de brindar asesoría al equipo técnico en la resolución de tareas complejas.</w:t>
             </w:r>
             <w:r>
               <w:rPr>
@@ -328,7 +258,7 @@
                 <w:lang w:val="es-MX" w:eastAsia="es-ES"/>
               </w:rPr>
               <w:br/>
-              <w:t xml:space="preserve">Como líder técnico he dirigido y coordinado equipos para diseñar e implementar soluciones de cifrado y migración de sistemas, asegurando la integración entre legados y nuevas arquitecturas. </w:t>
+              <w:t>Dirijo equipos técnicos y coordino la entrega de soluciones que integran arquitecturas, seguridad y plataformas en la nube; trabajo en proyectos que requieren cumplimiento de PCI DSS (Estándar de seguridad para datos de tarjetas) e integración de Organización Internacional de Normalización (ISO 8583 - Protocolo de mensajería para transacciones financieras), y gestiono la adopción de contenedores y pipelines para automatizar despliegues. Mi enfoque está en garantizar continuidad operativa, integridad de datos y cumplimiento de requisitos no funcionales.</w:t>
             </w:r>
             <w:r>
               <w:rPr>
@@ -338,9 +268,8 @@
                 <w:szCs w:val="18"/>
                 <w:lang w:val="es-MX" w:eastAsia="es-ES"/>
               </w:rPr>
-              <w:t xml:space="preserve">Gestiono requisitos de hardware, pruebas </w:t>
-            </w:r>
-            <w:proofErr w:type="spellStart"/>
+              <w:br/>
+            </w:r>
             <w:r>
               <w:rPr>
                 <w:rFonts w:ascii="Arial" w:eastAsia="Times New Roman" w:hAnsi="Arial" w:cs="Arial"/>
@@ -349,136 +278,8 @@
                 <w:szCs w:val="18"/>
                 <w:lang w:val="es-MX" w:eastAsia="es-ES"/>
               </w:rPr>
-              <w:t>end</w:t>
-            </w:r>
-            <w:proofErr w:type="spellEnd"/>
-            <w:r>
-              <w:rPr>
-                <w:rFonts w:ascii="Arial" w:eastAsia="Times New Roman" w:hAnsi="Arial" w:cs="Arial"/>
-                <w:bCs/>
-                <w:sz w:val="18"/>
-                <w:szCs w:val="18"/>
-                <w:lang w:val="es-MX" w:eastAsia="es-ES"/>
-              </w:rPr>
-              <w:t xml:space="preserve"> </w:t>
-            </w:r>
-            <w:proofErr w:type="spellStart"/>
-            <w:r>
-              <w:rPr>
-                <w:rFonts w:ascii="Arial" w:eastAsia="Times New Roman" w:hAnsi="Arial" w:cs="Arial"/>
-                <w:bCs/>
-                <w:sz w:val="18"/>
-                <w:szCs w:val="18"/>
-                <w:lang w:val="es-MX" w:eastAsia="es-ES"/>
-              </w:rPr>
-              <w:t>to</w:t>
-            </w:r>
-            <w:proofErr w:type="spellEnd"/>
-            <w:r>
-              <w:rPr>
-                <w:rFonts w:ascii="Arial" w:eastAsia="Times New Roman" w:hAnsi="Arial" w:cs="Arial"/>
-                <w:bCs/>
-                <w:sz w:val="18"/>
-                <w:szCs w:val="18"/>
-                <w:lang w:val="es-MX" w:eastAsia="es-ES"/>
-              </w:rPr>
-              <w:t xml:space="preserve"> </w:t>
-            </w:r>
-            <w:proofErr w:type="spellStart"/>
-            <w:r>
-              <w:rPr>
-                <w:rFonts w:ascii="Arial" w:eastAsia="Times New Roman" w:hAnsi="Arial" w:cs="Arial"/>
-                <w:bCs/>
-                <w:sz w:val="18"/>
-                <w:szCs w:val="18"/>
-                <w:lang w:val="es-MX" w:eastAsia="es-ES"/>
-              </w:rPr>
-              <w:t>end</w:t>
-            </w:r>
-            <w:proofErr w:type="spellEnd"/>
-            <w:r>
-              <w:rPr>
-                <w:rFonts w:ascii="Arial" w:eastAsia="Times New Roman" w:hAnsi="Arial" w:cs="Arial"/>
-                <w:bCs/>
-                <w:sz w:val="18"/>
-                <w:szCs w:val="18"/>
-                <w:lang w:val="es-MX" w:eastAsia="es-ES"/>
-              </w:rPr>
-              <w:t>, estimaciones de esfuerzo y la definición de mensajería ISO8583 para cambios de autorizador, garantizando cumplimiento de controles de seguridad.</w:t>
-            </w:r>
-            <w:r>
-              <w:rPr>
-                <w:rFonts w:ascii="Arial" w:eastAsia="Times New Roman" w:hAnsi="Arial" w:cs="Arial"/>
-                <w:bCs/>
-                <w:sz w:val="18"/>
-                <w:szCs w:val="18"/>
-                <w:lang w:val="es-MX" w:eastAsia="es-ES"/>
-              </w:rPr>
               <w:br/>
-            </w:r>
-            <w:r>
-              <w:rPr>
-                <w:rFonts w:ascii="Arial" w:eastAsia="Times New Roman" w:hAnsi="Arial" w:cs="Arial"/>
-                <w:bCs/>
-                <w:sz w:val="18"/>
-                <w:szCs w:val="18"/>
-                <w:lang w:val="es-MX" w:eastAsia="es-ES"/>
-              </w:rPr>
-              <w:br/>
-            </w:r>
-            <w:r>
-              <w:rPr>
-                <w:rFonts w:ascii="Arial" w:eastAsia="Times New Roman" w:hAnsi="Arial" w:cs="Arial"/>
-                <w:bCs/>
-                <w:sz w:val="18"/>
-                <w:szCs w:val="18"/>
-                <w:lang w:val="es-MX" w:eastAsia="es-ES"/>
-              </w:rPr>
-              <w:t xml:space="preserve">También he liderado automatización y despliegues en la nube (RDS, </w:t>
-            </w:r>
-            <w:proofErr w:type="spellStart"/>
-            <w:r>
-              <w:rPr>
-                <w:rFonts w:ascii="Arial" w:eastAsia="Times New Roman" w:hAnsi="Arial" w:cs="Arial"/>
-                <w:bCs/>
-                <w:sz w:val="18"/>
-                <w:szCs w:val="18"/>
-                <w:lang w:val="es-MX" w:eastAsia="es-ES"/>
-              </w:rPr>
-              <w:t>Fargate</w:t>
-            </w:r>
-            <w:proofErr w:type="spellEnd"/>
-            <w:r>
-              <w:rPr>
-                <w:rFonts w:ascii="Arial" w:eastAsia="Times New Roman" w:hAnsi="Arial" w:cs="Arial"/>
-                <w:bCs/>
-                <w:sz w:val="18"/>
-                <w:szCs w:val="18"/>
-                <w:lang w:val="es-MX" w:eastAsia="es-ES"/>
-              </w:rPr>
-              <w:t xml:space="preserve">, Docker) y coordinado actividades de análisis, planificación y control de proyectos. </w:t>
-            </w:r>
-            <w:proofErr w:type="spellStart"/>
-            <w:r>
-              <w:rPr>
-                <w:rFonts w:ascii="Arial" w:eastAsia="Times New Roman" w:hAnsi="Arial" w:cs="Arial"/>
-                <w:bCs/>
-                <w:sz w:val="18"/>
-                <w:szCs w:val="18"/>
-                <w:lang w:val="es-MX" w:eastAsia="es-ES"/>
-              </w:rPr>
-              <w:t>Prioritizo</w:t>
-            </w:r>
-            <w:proofErr w:type="spellEnd"/>
-            <w:r>
-              <w:rPr>
-                <w:rFonts w:ascii="Arial" w:eastAsia="Times New Roman" w:hAnsi="Arial" w:cs="Arial"/>
-                <w:bCs/>
-                <w:sz w:val="18"/>
-                <w:szCs w:val="18"/>
-                <w:lang w:val="es-MX" w:eastAsia="es-ES"/>
-              </w:rPr>
-              <w:t xml:space="preserve"> la calidad del software, alineo soluciones con buenas prácticas arquitectónicas y facilito la comunicación entre equipos técnicos y áreas de negocio.</w:t>
+              <w:t>Planifico y superviso actividades de construcción, pruebas de extremo a extremo y migraciones, así como el seguimiento de métricas y riesgos. Coordino equipos multidisciplinarios, facilito la integración entre áreas y priorizo entregables por iteración para asegurar la calidad y el cumplimiento de plazos.</w:t>
             </w:r>
           </w:p>
         </w:tc>
@@ -828,7 +629,7 @@
                 <w:szCs w:val="20"/>
                 <w:lang w:val="es-MX"/>
               </w:rPr>
-              <w:t>• Dirijo y coordino equipos implementando y optimizando tecnologías para alcanzar objetivos estratégicos de desarrollo. Aseguro la calidad del software, la correcta implementación de las soluciones y el uso adecuado de herramientas y buenas prácticas. Actúo como puente entre el equipo técnico y otras áreas del proyecto o de la institución. Garantizo la integración de los componentes técnicos y los alineo con la arquitectura y la seguridad del SAT. Habilidades en: Gestión de Proyectos y liderazgo</w:t>
+              <w:t>• Dirijo y coordino equipos de trabajo implementando y optimizando tecnologías para cumplir los objetivos estratégicos de desarrollo. Aseguro la calidad del software, la correcta implementación de las soluciones y el uso adecuado de herramientas y buenas prácticas. Actúo como puente entre el equipo técnico y otras áreas del proyecto o de la institución. Garantizo la integración de los componentes técnicos y los alineo con la arquitectura y la seguridad del SAT. Habilidades en: Gestión de Proyectos, Liderazgo.</w:t>
             </w:r>
           </w:p>
           <w:p>
@@ -847,7 +648,7 @@
                 <w:szCs w:val="20"/>
                 <w:lang w:val="es-MX"/>
               </w:rPr>
-              <w:t>• Defino las pruebas y tiempos de respuesta del software que sustituirá el mecanismo de cifrado de tarjetas bancarias que deben cumplir con los controles de PCI DSS.</w:t>
+              <w:t>• Comprendo la propuesta de negocio y las necesidades del cliente.</w:t>
             </w:r>
           </w:p>
           <w:p>
@@ -866,7 +667,7 @@
                 <w:szCs w:val="20"/>
                 <w:lang w:val="es-MX"/>
               </w:rPr>
-              <w:t>• Solicito los requerimientos de hardware que se requieren para la ambientación de legados que utilizan el software de cifrado.</w:t>
+              <w:t>• Defino un plan de trabajo detallado para la fase de construcción.</w:t>
             </w:r>
           </w:p>
           <w:p>
@@ -885,79 +686,7 @@
                 <w:szCs w:val="20"/>
                 <w:lang w:val="es-MX"/>
               </w:rPr>
-              <w:t xml:space="preserve">• Realizo la ambientación de los legados y sus </w:t>
-            </w:r>
-            <w:proofErr w:type="spellStart"/>
-            <w:r>
-              <w:rPr>
-                <w:sz w:val="18"/>
-                <w:szCs w:val="20"/>
-                <w:lang w:val="es-MX"/>
-              </w:rPr>
-              <w:t>endpoints</w:t>
-            </w:r>
-            <w:proofErr w:type="spellEnd"/>
-            <w:r>
-              <w:rPr>
-                <w:sz w:val="18"/>
-                <w:szCs w:val="20"/>
-                <w:lang w:val="es-MX"/>
-              </w:rPr>
-              <w:t xml:space="preserve"> para pruebas </w:t>
-            </w:r>
-            <w:proofErr w:type="spellStart"/>
-            <w:r>
-              <w:rPr>
-                <w:sz w:val="18"/>
-                <w:szCs w:val="20"/>
-                <w:lang w:val="es-MX"/>
-              </w:rPr>
-              <w:t>end</w:t>
-            </w:r>
-            <w:proofErr w:type="spellEnd"/>
-            <w:r>
-              <w:rPr>
-                <w:sz w:val="18"/>
-                <w:szCs w:val="20"/>
-                <w:lang w:val="es-MX"/>
-              </w:rPr>
-              <w:t xml:space="preserve"> </w:t>
-            </w:r>
-            <w:proofErr w:type="spellStart"/>
-            <w:r>
-              <w:rPr>
-                <w:sz w:val="18"/>
-                <w:szCs w:val="20"/>
-                <w:lang w:val="es-MX"/>
-              </w:rPr>
-              <w:t>to</w:t>
-            </w:r>
-            <w:proofErr w:type="spellEnd"/>
-            <w:r>
-              <w:rPr>
-                <w:sz w:val="18"/>
-                <w:szCs w:val="20"/>
-                <w:lang w:val="es-MX"/>
-              </w:rPr>
-              <w:t xml:space="preserve"> </w:t>
-            </w:r>
-            <w:proofErr w:type="spellStart"/>
-            <w:r>
-              <w:rPr>
-                <w:sz w:val="18"/>
-                <w:szCs w:val="20"/>
-                <w:lang w:val="es-MX"/>
-              </w:rPr>
-              <w:t>end</w:t>
-            </w:r>
-            <w:proofErr w:type="spellEnd"/>
-            <w:r>
-              <w:rPr>
-                <w:sz w:val="18"/>
-                <w:szCs w:val="20"/>
-                <w:lang w:val="es-MX"/>
-              </w:rPr>
-              <w:t xml:space="preserve"> y garantizar el correcto funcionamiento del cifrado.</w:t>
+              <w:t>• Estimo las tareas de programación.</w:t>
             </w:r>
           </w:p>
           <w:p>
@@ -976,7 +705,7 @@
                 <w:szCs w:val="20"/>
                 <w:lang w:val="es-MX"/>
               </w:rPr>
-              <w:t>• Estimo el tiempo y esfuerzo requerido para actualizar los componentes que utilizan el software de cifrado.</w:t>
+              <w:t>• Colaboro con el arquitecto en la definición de la arquitectura y la solución técnica.</w:t>
             </w:r>
           </w:p>
           <w:p>
@@ -995,43 +724,7 @@
                 <w:szCs w:val="20"/>
                 <w:lang w:val="es-MX"/>
               </w:rPr>
-              <w:t xml:space="preserve">• Defino el mensaje ISO8583 para el cambio de autorizador del legado de renovación de membresías, sustituyendo </w:t>
-            </w:r>
-            <w:proofErr w:type="spellStart"/>
-            <w:r>
-              <w:rPr>
-                <w:sz w:val="18"/>
-                <w:szCs w:val="20"/>
-                <w:lang w:val="es-MX"/>
-              </w:rPr>
-              <w:t>EPay</w:t>
-            </w:r>
-            <w:proofErr w:type="spellEnd"/>
-            <w:r>
-              <w:rPr>
-                <w:sz w:val="18"/>
-                <w:szCs w:val="20"/>
-                <w:lang w:val="es-MX"/>
-              </w:rPr>
-              <w:t xml:space="preserve"> por </w:t>
-            </w:r>
-            <w:proofErr w:type="spellStart"/>
-            <w:r>
-              <w:rPr>
-                <w:sz w:val="18"/>
-                <w:szCs w:val="20"/>
-                <w:lang w:val="es-MX"/>
-              </w:rPr>
-              <w:t>Authentic</w:t>
-            </w:r>
-            <w:proofErr w:type="spellEnd"/>
-            <w:r>
-              <w:rPr>
-                <w:sz w:val="18"/>
-                <w:szCs w:val="20"/>
-                <w:lang w:val="es-MX"/>
-              </w:rPr>
-              <w:t>.</w:t>
+              <w:t>• Aseguro la aplicación de estándares de codificación y de base de datos.</w:t>
             </w:r>
           </w:p>
           <w:p>
@@ -1050,7 +743,7 @@
                 <w:szCs w:val="20"/>
                 <w:lang w:val="es-MX"/>
               </w:rPr>
-              <w:t>• Coordino el equipo de desarrollo para actualizar el código y permitir el uso del nuevo software de cifrado.</w:t>
+              <w:t>• Asesoro y coordino a ingenieros de software.</w:t>
             </w:r>
           </w:p>
           <w:p>
@@ -1069,7 +762,25 @@
                 <w:szCs w:val="20"/>
                 <w:lang w:val="es-MX"/>
               </w:rPr>
-              <w:t>• Diseño el modelo de cruce de información de las diferentes fuentes de ingreso para garantizar la carga completa y correcta.</w:t>
+              <w:t xml:space="preserve">• Aseguro el uso de subsistemas de soporte y la correcta implementación del </w:t>
+            </w:r>
+            <w:proofErr w:type="spellStart"/>
+            <w:r>
+              <w:rPr>
+                <w:sz w:val="18"/>
+                <w:szCs w:val="20"/>
+                <w:lang w:val="es-MX"/>
+              </w:rPr>
+              <w:t>framework</w:t>
+            </w:r>
+            <w:proofErr w:type="spellEnd"/>
+            <w:r>
+              <w:rPr>
+                <w:sz w:val="18"/>
+                <w:szCs w:val="20"/>
+                <w:lang w:val="es-MX"/>
+              </w:rPr>
+              <w:t xml:space="preserve"> para garantizar el cumplimiento de los requerimientos no funcionales (seguridad, disponibilidad, escalabilidad, mantenibilidad y desempeño, entre otros).</w:t>
             </w:r>
           </w:p>
           <w:p>
@@ -1088,7 +799,7 @@
                 <w:szCs w:val="20"/>
                 <w:lang w:val="es-MX"/>
               </w:rPr>
-              <w:t>• Configuré RDS para PostgreSQL.</w:t>
+              <w:t>• Administro la configuración de los productos de construcción (CTR).</w:t>
             </w:r>
           </w:p>
           <w:p>
@@ -1107,7 +818,7 @@
                 <w:szCs w:val="20"/>
                 <w:lang w:val="es-MX"/>
               </w:rPr>
-              <w:t>• Configuré y ejecuté SonarQube con Docker en una instancia de EC2.</w:t>
+              <w:t>• Desarrollo y/o coordino implementaciones de referencia.</w:t>
             </w:r>
           </w:p>
           <w:p>
@@ -1126,7 +837,7 @@
                 <w:szCs w:val="20"/>
                 <w:lang w:val="es-MX"/>
               </w:rPr>
-              <w:t xml:space="preserve">• Configuré </w:t>
+              <w:t xml:space="preserve">• Aseguro la aplicación de </w:t>
             </w:r>
             <w:proofErr w:type="spellStart"/>
             <w:r>
@@ -1135,7 +846,7 @@
                 <w:szCs w:val="20"/>
                 <w:lang w:val="es-MX"/>
               </w:rPr>
-              <w:t>Dockerfile</w:t>
+              <w:t>checklists</w:t>
             </w:r>
             <w:proofErr w:type="spellEnd"/>
             <w:r>
@@ -1144,43 +855,7 @@
                 <w:szCs w:val="20"/>
                 <w:lang w:val="es-MX"/>
               </w:rPr>
-              <w:t xml:space="preserve"> para crear la imagen del </w:t>
-            </w:r>
-            <w:proofErr w:type="spellStart"/>
-            <w:r>
-              <w:rPr>
-                <w:sz w:val="18"/>
-                <w:szCs w:val="20"/>
-                <w:lang w:val="es-MX"/>
-              </w:rPr>
-              <w:t>front</w:t>
-            </w:r>
-            <w:proofErr w:type="spellEnd"/>
-            <w:r>
-              <w:rPr>
-                <w:sz w:val="18"/>
-                <w:szCs w:val="20"/>
-                <w:lang w:val="es-MX"/>
-              </w:rPr>
-              <w:t xml:space="preserve"> (</w:t>
-            </w:r>
-            <w:proofErr w:type="spellStart"/>
-            <w:r>
-              <w:rPr>
-                <w:sz w:val="18"/>
-                <w:szCs w:val="20"/>
-                <w:lang w:val="es-MX"/>
-              </w:rPr>
-              <w:t>React</w:t>
-            </w:r>
-            <w:proofErr w:type="spellEnd"/>
-            <w:r>
-              <w:rPr>
-                <w:sz w:val="18"/>
-                <w:szCs w:val="20"/>
-                <w:lang w:val="es-MX"/>
-              </w:rPr>
-              <w:t>) y del back (ASP.NET Core).</w:t>
+              <w:t xml:space="preserve"> para la revisión de los productos.</w:t>
             </w:r>
           </w:p>
           <w:p>
@@ -1199,7 +874,7 @@
                 <w:szCs w:val="20"/>
                 <w:lang w:val="es-MX"/>
               </w:rPr>
-              <w:t xml:space="preserve">• Configuré AWS </w:t>
+              <w:t xml:space="preserve">• Coordino la integración de </w:t>
             </w:r>
             <w:proofErr w:type="spellStart"/>
             <w:r>
@@ -1208,7 +883,7 @@
                 <w:szCs w:val="20"/>
                 <w:lang w:val="es-MX"/>
               </w:rPr>
-              <w:t>Fargate</w:t>
+              <w:t>macro-componentes</w:t>
             </w:r>
             <w:proofErr w:type="spellEnd"/>
             <w:r>
@@ -1217,25 +892,7 @@
                 <w:szCs w:val="20"/>
                 <w:lang w:val="es-MX"/>
               </w:rPr>
-              <w:t xml:space="preserve"> para la ejecución de los contenedores de </w:t>
-            </w:r>
-            <w:proofErr w:type="spellStart"/>
-            <w:r>
-              <w:rPr>
-                <w:sz w:val="18"/>
-                <w:szCs w:val="20"/>
-                <w:lang w:val="es-MX"/>
-              </w:rPr>
-              <w:t>front</w:t>
-            </w:r>
-            <w:proofErr w:type="spellEnd"/>
-            <w:r>
-              <w:rPr>
-                <w:sz w:val="18"/>
-                <w:szCs w:val="20"/>
-                <w:lang w:val="es-MX"/>
-              </w:rPr>
-              <w:t xml:space="preserve"> y back.</w:t>
+              <w:t xml:space="preserve"> a la arquitectura.</w:t>
             </w:r>
           </w:p>
           <w:p>
@@ -1254,25 +911,7 @@
                 <w:szCs w:val="20"/>
                 <w:lang w:val="es-MX"/>
               </w:rPr>
-              <w:t xml:space="preserve">• Automaticé la publicación de los contenedores del </w:t>
-            </w:r>
-            <w:proofErr w:type="spellStart"/>
-            <w:r>
-              <w:rPr>
-                <w:sz w:val="18"/>
-                <w:szCs w:val="20"/>
-                <w:lang w:val="es-MX"/>
-              </w:rPr>
-              <w:t>front</w:t>
-            </w:r>
-            <w:proofErr w:type="spellEnd"/>
-            <w:r>
-              <w:rPr>
-                <w:sz w:val="18"/>
-                <w:szCs w:val="20"/>
-                <w:lang w:val="es-MX"/>
-              </w:rPr>
-              <w:t xml:space="preserve"> y del back usando Azure DevOps.</w:t>
+              <w:t>• Defino prioridades para la construcción en cada iteración.</w:t>
             </w:r>
           </w:p>
           <w:p>
@@ -1291,7 +930,7 @@
                 <w:szCs w:val="20"/>
                 <w:lang w:val="es-MX"/>
               </w:rPr>
-              <w:t>• Coordiné la etapa de análisis de los procesos de conciliación de la dependencia.</w:t>
+              <w:t>• Fomento la aplicación de patrones de diseño.</w:t>
             </w:r>
           </w:p>
           <w:p>
@@ -1310,7 +949,7 @@
                 <w:szCs w:val="20"/>
                 <w:lang w:val="es-MX"/>
               </w:rPr>
-              <w:t>• Elaboré el cronograma.</w:t>
+              <w:t>• Participo en la definición del esquema de integración de las aplicaciones.</w:t>
             </w:r>
           </w:p>
           <w:p>
@@ -1319,17 +958,18 @@
               <w:ind w:left="0"/>
               <w:jc w:val="both"/>
               <w:rPr>
-                <w:szCs w:val="22"/>
-                <w:lang w:val="es-MX"/>
-              </w:rPr>
-            </w:pPr>
-            <w:r>
-              <w:rPr>
-                <w:sz w:val="18"/>
-                <w:szCs w:val="20"/>
-                <w:lang w:val="es-MX"/>
-              </w:rPr>
-              <w:t>• Incorporé recursos al equipo.</w:t>
+                <w:sz w:val="18"/>
+                <w:szCs w:val="20"/>
+                <w:lang w:val="es-MX"/>
+              </w:rPr>
+            </w:pPr>
+            <w:r>
+              <w:rPr>
+                <w:sz w:val="18"/>
+                <w:szCs w:val="20"/>
+                <w:lang w:val="es-MX"/>
+              </w:rPr>
+              <w:t>• He participado en proyectos de más de 20 mil horas, donde apoyo en la definición de soluciones para requerimientos no funcionales y aseguro el correcto desempeño del sistema. Además, planeo y coordino equipos de más de 15 ingenieros de software, garantizando una ejecución eficiente de las actividades.</w:t>
             </w:r>
           </w:p>
           <w:p>
@@ -1338,17 +978,26 @@
               <w:ind w:left="0"/>
               <w:jc w:val="both"/>
               <w:rPr>
-                <w:szCs w:val="22"/>
-                <w:lang w:val="es-MX"/>
-              </w:rPr>
-            </w:pPr>
-            <w:r>
-              <w:rPr>
-                <w:sz w:val="18"/>
-                <w:szCs w:val="20"/>
-                <w:lang w:val="es-MX"/>
-              </w:rPr>
-              <w:t>• Elaboré el PDP.</w:t>
+                <w:sz w:val="18"/>
+                <w:szCs w:val="20"/>
+                <w:lang w:val="es-MX"/>
+              </w:rPr>
+            </w:pPr>
+            <w:r>
+              <w:rPr>
+                <w:sz w:val="18"/>
+                <w:szCs w:val="20"/>
+                <w:lang w:val="es-MX"/>
+              </w:rPr>
+              <w:t xml:space="preserve">• </w:t>
+            </w:r>
+            <w:r>
+              <w:rPr>
+                <w:sz w:val="18"/>
+                <w:szCs w:val="20"/>
+                <w:lang w:val="es-MX"/>
+              </w:rPr>
+              <w:t>He usado la certificación Scrum Alliance como fundamento para aplicar metodologías ágiles basadas en Scrum, considerando roles, eventos y artefactos.</w:t>
             </w:r>
           </w:p>
           <w:p>
@@ -1367,7 +1016,172 @@
                 <w:szCs w:val="20"/>
                 <w:lang w:val="es-MX"/>
               </w:rPr>
-              <w:t>• Revisé métricas.</w:t>
+              <w:t>• Participo en los siguientes procesos definidos por la metodología PDSS3 de atención de proyectos tradicionales de Softtek:</w:t>
+            </w:r>
+          </w:p>
+          <w:p>
+            <w:pPr>
+              <w:pStyle w:val="NoSpacing"/>
+              <w:numPr>
+                <w:ilvl w:val="0"/>
+                <w:numId w:val="38"/>
+              </w:numPr>
+              <w:jc w:val="both"/>
+              <w:rPr>
+                <w:szCs w:val="22"/>
+                <w:lang w:val="es-MX"/>
+              </w:rPr>
+            </w:pPr>
+            <w:r>
+              <w:rPr>
+                <w:sz w:val="18"/>
+                <w:szCs w:val="20"/>
+                <w:lang w:val="es-MX"/>
+              </w:rPr>
+              <w:t xml:space="preserve">CTR: Diseño y preparo </w:t>
+            </w:r>
+            <w:proofErr w:type="spellStart"/>
+            <w:r>
+              <w:rPr>
+                <w:sz w:val="18"/>
+                <w:szCs w:val="20"/>
+                <w:lang w:val="es-MX"/>
+              </w:rPr>
+              <w:t>testware</w:t>
+            </w:r>
+            <w:proofErr w:type="spellEnd"/>
+            <w:r>
+              <w:rPr>
+                <w:sz w:val="18"/>
+                <w:szCs w:val="20"/>
+                <w:lang w:val="es-MX"/>
+              </w:rPr>
+              <w:t>, además de ejecutar pruebas independientes.</w:t>
+            </w:r>
+          </w:p>
+          <w:p>
+            <w:pPr>
+              <w:pStyle w:val="NoSpacing"/>
+              <w:numPr>
+                <w:ilvl w:val="0"/>
+                <w:numId w:val="38"/>
+              </w:numPr>
+              <w:jc w:val="both"/>
+              <w:rPr>
+                <w:szCs w:val="22"/>
+                <w:lang w:val="es-MX"/>
+              </w:rPr>
+            </w:pPr>
+            <w:r>
+              <w:rPr>
+                <w:sz w:val="18"/>
+                <w:szCs w:val="20"/>
+                <w:lang w:val="es-MX"/>
+              </w:rPr>
+              <w:lastRenderedPageBreak/>
+              <w:t xml:space="preserve">STD: Diseño y preparo </w:t>
+            </w:r>
+            <w:proofErr w:type="spellStart"/>
+            <w:r>
+              <w:rPr>
+                <w:sz w:val="18"/>
+                <w:szCs w:val="20"/>
+                <w:lang w:val="es-MX"/>
+              </w:rPr>
+              <w:t>testware</w:t>
+            </w:r>
+            <w:proofErr w:type="spellEnd"/>
+            <w:r>
+              <w:rPr>
+                <w:sz w:val="18"/>
+                <w:szCs w:val="20"/>
+                <w:lang w:val="es-MX"/>
+              </w:rPr>
+              <w:t>, así como generar scripts de pruebas de desempeño.</w:t>
+            </w:r>
+          </w:p>
+          <w:p>
+            <w:pPr>
+              <w:pStyle w:val="NoSpacing"/>
+              <w:numPr>
+                <w:ilvl w:val="0"/>
+                <w:numId w:val="38"/>
+              </w:numPr>
+              <w:jc w:val="both"/>
+              <w:rPr>
+                <w:szCs w:val="22"/>
+                <w:lang w:val="es-MX"/>
+              </w:rPr>
+            </w:pPr>
+            <w:r>
+              <w:rPr>
+                <w:sz w:val="18"/>
+                <w:szCs w:val="20"/>
+                <w:lang w:val="es-MX"/>
+              </w:rPr>
+              <w:t>STE: Ejecuto escenarios de prueba.</w:t>
+            </w:r>
+          </w:p>
+          <w:p>
+            <w:pPr>
+              <w:pStyle w:val="NoSpacing"/>
+              <w:numPr>
+                <w:ilvl w:val="0"/>
+                <w:numId w:val="38"/>
+              </w:numPr>
+              <w:jc w:val="both"/>
+              <w:rPr>
+                <w:szCs w:val="22"/>
+                <w:lang w:val="es-MX"/>
+              </w:rPr>
+            </w:pPr>
+            <w:r>
+              <w:rPr>
+                <w:sz w:val="18"/>
+                <w:szCs w:val="20"/>
+                <w:lang w:val="es-MX"/>
+              </w:rPr>
+              <w:t xml:space="preserve">INT: Diseño y preparo </w:t>
+            </w:r>
+            <w:proofErr w:type="spellStart"/>
+            <w:r>
+              <w:rPr>
+                <w:sz w:val="18"/>
+                <w:szCs w:val="20"/>
+                <w:lang w:val="es-MX"/>
+              </w:rPr>
+              <w:t>testware</w:t>
+            </w:r>
+            <w:proofErr w:type="spellEnd"/>
+            <w:r>
+              <w:rPr>
+                <w:sz w:val="18"/>
+                <w:szCs w:val="20"/>
+                <w:lang w:val="es-MX"/>
+              </w:rPr>
+              <w:t>.</w:t>
+            </w:r>
+          </w:p>
+          <w:p>
+            <w:pPr>
+              <w:pStyle w:val="NoSpacing"/>
+              <w:numPr>
+                <w:ilvl w:val="0"/>
+                <w:numId w:val="38"/>
+              </w:numPr>
+              <w:jc w:val="both"/>
+              <w:rPr>
+                <w:szCs w:val="22"/>
+                <w:lang w:val="es-MX"/>
+              </w:rPr>
+            </w:pPr>
+            <w:r>
+              <w:rPr>
+                <w:sz w:val="18"/>
+                <w:szCs w:val="20"/>
+                <w:lang w:val="es-MX"/>
+              </w:rPr>
+              <w:t>UAT: Apoyo en las actividades de pruebas del usuario.</w:t>
             </w:r>
           </w:p>
           <w:p>
@@ -1386,7 +1200,7 @@
                 <w:szCs w:val="20"/>
                 <w:lang w:val="es-MX"/>
               </w:rPr>
-              <w:t>• Monitoreé y registré riesgos.</w:t>
+              <w:t>• Defino las pruebas y los tiempos de respuesta del software que sustituirá el mecanismo de cifrado de tarjetas bancarias para cumplir con los controles de PCI DSS (Estándar de seguridad para datos de tarjetas).</w:t>
             </w:r>
           </w:p>
           <w:p>
@@ -1405,7 +1219,7 @@
                 <w:szCs w:val="20"/>
                 <w:lang w:val="es-MX"/>
               </w:rPr>
-              <w:t>• Presenté avances.</w:t>
+              <w:t>• Solicito los requerimientos de hardware necesarios para la ambientación de legados que utilizan el software de cifrado.</w:t>
             </w:r>
           </w:p>
           <w:p>
@@ -1416,6 +1230,556 @@
               <w:rPr>
                 <w:szCs w:val="22"/>
                 <w:lang w:val="es-MX"/>
+              </w:rPr>
+            </w:pPr>
+            <w:r>
+              <w:rPr>
+                <w:sz w:val="18"/>
+                <w:szCs w:val="20"/>
+                <w:lang w:val="es-MX"/>
+              </w:rPr>
+              <w:t xml:space="preserve">• Realizo la ambientación de los legados y sus </w:t>
+            </w:r>
+            <w:proofErr w:type="spellStart"/>
+            <w:r>
+              <w:rPr>
+                <w:sz w:val="18"/>
+                <w:szCs w:val="20"/>
+                <w:lang w:val="es-MX"/>
+              </w:rPr>
+              <w:t>endpoints</w:t>
+            </w:r>
+            <w:proofErr w:type="spellEnd"/>
+            <w:r>
+              <w:rPr>
+                <w:sz w:val="18"/>
+                <w:szCs w:val="20"/>
+                <w:lang w:val="es-MX"/>
+              </w:rPr>
+              <w:t xml:space="preserve"> para ejecutar pruebas de extremo a extremo y garantizar el correcto funcionamiento del cifrado.</w:t>
+            </w:r>
+          </w:p>
+          <w:p>
+            <w:pPr>
+              <w:pStyle w:val="NoSpacing"/>
+              <w:ind w:left="0"/>
+              <w:jc w:val="both"/>
+              <w:rPr>
+                <w:szCs w:val="22"/>
+                <w:lang w:val="es-MX"/>
+              </w:rPr>
+            </w:pPr>
+            <w:r>
+              <w:rPr>
+                <w:sz w:val="18"/>
+                <w:szCs w:val="20"/>
+                <w:lang w:val="es-MX"/>
+              </w:rPr>
+              <w:t>• Estimo el tiempo y esfuerzo requerido para actualizar los componentes que utilizan el software de cifrado.</w:t>
+            </w:r>
+          </w:p>
+          <w:p>
+            <w:pPr>
+              <w:pStyle w:val="NoSpacing"/>
+              <w:ind w:left="0"/>
+              <w:jc w:val="both"/>
+              <w:rPr>
+                <w:szCs w:val="22"/>
+                <w:lang w:val="es-MX"/>
+              </w:rPr>
+            </w:pPr>
+            <w:r>
+              <w:rPr>
+                <w:sz w:val="18"/>
+                <w:szCs w:val="20"/>
+                <w:lang w:val="es-MX"/>
+              </w:rPr>
+              <w:t xml:space="preserve">• Defino el mensaje ISO-8583 (Protocolo de mensajería para transacciones financieras) para el cambio de autorizador del legado de renovación de membresías, sustituyendo </w:t>
+            </w:r>
+            <w:proofErr w:type="spellStart"/>
+            <w:r>
+              <w:rPr>
+                <w:sz w:val="18"/>
+                <w:szCs w:val="20"/>
+                <w:lang w:val="es-MX"/>
+              </w:rPr>
+              <w:t>EPay</w:t>
+            </w:r>
+            <w:proofErr w:type="spellEnd"/>
+            <w:r>
+              <w:rPr>
+                <w:sz w:val="18"/>
+                <w:szCs w:val="20"/>
+                <w:lang w:val="es-MX"/>
+              </w:rPr>
+              <w:t xml:space="preserve"> por </w:t>
+            </w:r>
+            <w:proofErr w:type="spellStart"/>
+            <w:r>
+              <w:rPr>
+                <w:sz w:val="18"/>
+                <w:szCs w:val="20"/>
+                <w:lang w:val="es-MX"/>
+              </w:rPr>
+              <w:t>Authentic</w:t>
+            </w:r>
+            <w:proofErr w:type="spellEnd"/>
+            <w:r>
+              <w:rPr>
+                <w:sz w:val="18"/>
+                <w:szCs w:val="20"/>
+                <w:lang w:val="es-MX"/>
+              </w:rPr>
+              <w:t>.</w:t>
+            </w:r>
+          </w:p>
+          <w:p>
+            <w:pPr>
+              <w:pStyle w:val="NoSpacing"/>
+              <w:ind w:left="0"/>
+              <w:jc w:val="both"/>
+              <w:rPr>
+                <w:szCs w:val="22"/>
+                <w:lang w:val="es-MX"/>
+              </w:rPr>
+            </w:pPr>
+            <w:r>
+              <w:rPr>
+                <w:sz w:val="18"/>
+                <w:szCs w:val="20"/>
+                <w:lang w:val="es-MX"/>
+              </w:rPr>
+              <w:t>• Coordino el equipo de desarrollo para actualizar el código al uso del nuevo software de cifrado.</w:t>
+            </w:r>
+          </w:p>
+          <w:p>
+            <w:pPr>
+              <w:pStyle w:val="NoSpacing"/>
+              <w:ind w:left="0"/>
+              <w:jc w:val="both"/>
+              <w:rPr>
+                <w:szCs w:val="22"/>
+                <w:lang w:val="es-MX"/>
+              </w:rPr>
+            </w:pPr>
+            <w:r>
+              <w:rPr>
+                <w:sz w:val="18"/>
+                <w:szCs w:val="20"/>
+                <w:lang w:val="es-MX"/>
+              </w:rPr>
+              <w:t>• Diseño un modelo de cruce de información de las diferentes fuentes de ingreso para garantizar la carga completa y correcta.</w:t>
+            </w:r>
+          </w:p>
+          <w:p>
+            <w:pPr>
+              <w:pStyle w:val="NoSpacing"/>
+              <w:ind w:left="0"/>
+              <w:jc w:val="both"/>
+              <w:rPr>
+                <w:szCs w:val="22"/>
+                <w:lang w:val="es-MX"/>
+              </w:rPr>
+            </w:pPr>
+            <w:r>
+              <w:rPr>
+                <w:sz w:val="18"/>
+                <w:szCs w:val="20"/>
+                <w:lang w:val="es-MX"/>
+              </w:rPr>
+              <w:t>• Configuro RDS para PostgreSQL (Base de datos relacional avanzada).</w:t>
+            </w:r>
+          </w:p>
+          <w:p>
+            <w:pPr>
+              <w:pStyle w:val="NoSpacing"/>
+              <w:ind w:left="0"/>
+              <w:jc w:val="both"/>
+              <w:rPr>
+                <w:szCs w:val="22"/>
+                <w:lang w:val="es-MX"/>
+              </w:rPr>
+            </w:pPr>
+            <w:r>
+              <w:rPr>
+                <w:sz w:val="18"/>
+                <w:szCs w:val="20"/>
+                <w:lang w:val="es-MX"/>
+              </w:rPr>
+              <w:t>• Configuro y ejecuto SonarQube con Docker (</w:t>
+            </w:r>
+            <w:proofErr w:type="spellStart"/>
+            <w:r>
+              <w:rPr>
+                <w:sz w:val="18"/>
+                <w:szCs w:val="20"/>
+                <w:lang w:val="es-MX"/>
+              </w:rPr>
+              <w:t>Contenerización</w:t>
+            </w:r>
+            <w:proofErr w:type="spellEnd"/>
+            <w:r>
+              <w:rPr>
+                <w:sz w:val="18"/>
+                <w:szCs w:val="20"/>
+                <w:lang w:val="es-MX"/>
+              </w:rPr>
+              <w:t xml:space="preserve"> de aplicaciones) en una instancia de EC2.</w:t>
+            </w:r>
+          </w:p>
+          <w:p>
+            <w:pPr>
+              <w:pStyle w:val="NoSpacing"/>
+              <w:ind w:left="0"/>
+              <w:jc w:val="both"/>
+              <w:rPr>
+                <w:szCs w:val="22"/>
+                <w:lang w:val="es-MX"/>
+              </w:rPr>
+            </w:pPr>
+            <w:r>
+              <w:rPr>
+                <w:sz w:val="18"/>
+                <w:szCs w:val="20"/>
+                <w:lang w:val="es-MX"/>
+              </w:rPr>
+              <w:t xml:space="preserve">• Configuro </w:t>
+            </w:r>
+            <w:proofErr w:type="spellStart"/>
+            <w:r>
+              <w:rPr>
+                <w:sz w:val="18"/>
+                <w:szCs w:val="20"/>
+                <w:lang w:val="es-MX"/>
+              </w:rPr>
+              <w:t>Dockerfile</w:t>
+            </w:r>
+            <w:proofErr w:type="spellEnd"/>
+            <w:r>
+              <w:rPr>
+                <w:sz w:val="18"/>
+                <w:szCs w:val="20"/>
+                <w:lang w:val="es-MX"/>
+              </w:rPr>
+              <w:t xml:space="preserve"> para crear las imágenes del </w:t>
+            </w:r>
+            <w:proofErr w:type="spellStart"/>
+            <w:r>
+              <w:rPr>
+                <w:sz w:val="18"/>
+                <w:szCs w:val="20"/>
+                <w:lang w:val="es-MX"/>
+              </w:rPr>
+              <w:t>front</w:t>
+            </w:r>
+            <w:proofErr w:type="spellEnd"/>
+            <w:r>
+              <w:rPr>
+                <w:sz w:val="18"/>
+                <w:szCs w:val="20"/>
+                <w:lang w:val="es-MX"/>
+              </w:rPr>
+              <w:t xml:space="preserve"> (</w:t>
+            </w:r>
+            <w:proofErr w:type="spellStart"/>
+            <w:r>
+              <w:rPr>
+                <w:sz w:val="18"/>
+                <w:szCs w:val="20"/>
+                <w:lang w:val="es-MX"/>
+              </w:rPr>
+              <w:t>React</w:t>
+            </w:r>
+            <w:proofErr w:type="spellEnd"/>
+            <w:r>
+              <w:rPr>
+                <w:sz w:val="18"/>
+                <w:szCs w:val="20"/>
+                <w:lang w:val="es-MX"/>
+              </w:rPr>
+              <w:t xml:space="preserve">) y del back (ASP.NET Core (Framework para </w:t>
+            </w:r>
+            <w:proofErr w:type="spellStart"/>
+            <w:r>
+              <w:rPr>
+                <w:sz w:val="18"/>
+                <w:szCs w:val="20"/>
+                <w:lang w:val="es-MX"/>
+              </w:rPr>
+              <w:t>APIs</w:t>
+            </w:r>
+            <w:proofErr w:type="spellEnd"/>
+            <w:r>
+              <w:rPr>
+                <w:sz w:val="18"/>
+                <w:szCs w:val="20"/>
+                <w:lang w:val="es-MX"/>
+              </w:rPr>
+              <w:t xml:space="preserve"> y aplicaciones web)).</w:t>
+            </w:r>
+          </w:p>
+          <w:p>
+            <w:pPr>
+              <w:pStyle w:val="NoSpacing"/>
+              <w:ind w:left="0"/>
+              <w:jc w:val="both"/>
+              <w:rPr>
+                <w:szCs w:val="22"/>
+                <w:lang w:val="es-MX"/>
+              </w:rPr>
+            </w:pPr>
+            <w:r>
+              <w:rPr>
+                <w:sz w:val="18"/>
+                <w:szCs w:val="20"/>
+                <w:lang w:val="es-MX"/>
+              </w:rPr>
+              <w:t xml:space="preserve">• Configuro AWS (Plataforma de servicios en la nube) </w:t>
+            </w:r>
+            <w:proofErr w:type="spellStart"/>
+            <w:r>
+              <w:rPr>
+                <w:sz w:val="18"/>
+                <w:szCs w:val="20"/>
+                <w:lang w:val="es-MX"/>
+              </w:rPr>
+              <w:t>Fargate</w:t>
+            </w:r>
+            <w:proofErr w:type="spellEnd"/>
+            <w:r>
+              <w:rPr>
+                <w:sz w:val="18"/>
+                <w:szCs w:val="20"/>
+                <w:lang w:val="es-MX"/>
+              </w:rPr>
+              <w:t xml:space="preserve"> para la ejecución de los contenedores de </w:t>
+            </w:r>
+            <w:proofErr w:type="spellStart"/>
+            <w:r>
+              <w:rPr>
+                <w:sz w:val="18"/>
+                <w:szCs w:val="20"/>
+                <w:lang w:val="es-MX"/>
+              </w:rPr>
+              <w:t>front</w:t>
+            </w:r>
+            <w:proofErr w:type="spellEnd"/>
+            <w:r>
+              <w:rPr>
+                <w:sz w:val="18"/>
+                <w:szCs w:val="20"/>
+                <w:lang w:val="es-MX"/>
+              </w:rPr>
+              <w:t xml:space="preserve"> y back.</w:t>
+            </w:r>
+          </w:p>
+          <w:p>
+            <w:pPr>
+              <w:pStyle w:val="NoSpacing"/>
+              <w:ind w:left="0"/>
+              <w:jc w:val="both"/>
+              <w:rPr>
+                <w:szCs w:val="22"/>
+                <w:lang w:val="es-MX"/>
+              </w:rPr>
+            </w:pPr>
+            <w:r>
+              <w:rPr>
+                <w:sz w:val="18"/>
+                <w:szCs w:val="20"/>
+                <w:lang w:val="es-MX"/>
+              </w:rPr>
+              <w:t xml:space="preserve">• Automatizo la publicación de los contenedores del </w:t>
+            </w:r>
+            <w:proofErr w:type="spellStart"/>
+            <w:r>
+              <w:rPr>
+                <w:sz w:val="18"/>
+                <w:szCs w:val="20"/>
+                <w:lang w:val="es-MX"/>
+              </w:rPr>
+              <w:t>front</w:t>
+            </w:r>
+            <w:proofErr w:type="spellEnd"/>
+            <w:r>
+              <w:rPr>
+                <w:sz w:val="18"/>
+                <w:szCs w:val="20"/>
+                <w:lang w:val="es-MX"/>
+              </w:rPr>
+              <w:t xml:space="preserve"> y del back mediante Azure DevOps (Plataforma de gestión ágil y CI/CD).</w:t>
+            </w:r>
+          </w:p>
+          <w:p>
+            <w:pPr>
+              <w:pStyle w:val="NoSpacing"/>
+              <w:ind w:left="0"/>
+              <w:jc w:val="both"/>
+              <w:rPr>
+                <w:szCs w:val="22"/>
+                <w:lang w:val="es-MX"/>
+              </w:rPr>
+            </w:pPr>
+            <w:r>
+              <w:rPr>
+                <w:sz w:val="18"/>
+                <w:szCs w:val="20"/>
+                <w:lang w:val="es-MX"/>
+              </w:rPr>
+              <w:t>• Coordino la etapa de análisis de procesos de conciliación de la dependencia.</w:t>
+            </w:r>
+          </w:p>
+          <w:p>
+            <w:pPr>
+              <w:pStyle w:val="NoSpacing"/>
+              <w:ind w:left="0"/>
+              <w:jc w:val="both"/>
+              <w:rPr>
+                <w:szCs w:val="22"/>
+                <w:lang w:val="es-MX"/>
+              </w:rPr>
+            </w:pPr>
+            <w:r>
+              <w:rPr>
+                <w:sz w:val="18"/>
+                <w:szCs w:val="20"/>
+                <w:lang w:val="es-MX"/>
+              </w:rPr>
+              <w:t>• Elaboro el cronograma utilizando MS Project (Planificación de cronogramas, ruta crítica, cargas y costos).</w:t>
+            </w:r>
+          </w:p>
+          <w:p>
+            <w:pPr>
+              <w:pStyle w:val="NoSpacing"/>
+              <w:ind w:left="0"/>
+              <w:jc w:val="both"/>
+              <w:rPr>
+                <w:szCs w:val="22"/>
+                <w:lang w:val="es-MX"/>
+              </w:rPr>
+            </w:pPr>
+            <w:r>
+              <w:rPr>
+                <w:sz w:val="18"/>
+                <w:szCs w:val="20"/>
+                <w:lang w:val="es-MX"/>
+              </w:rPr>
+              <w:t>• Incorporo recursos al equipo.</w:t>
+            </w:r>
+          </w:p>
+          <w:p>
+            <w:pPr>
+              <w:pStyle w:val="NoSpacing"/>
+              <w:ind w:left="0"/>
+              <w:jc w:val="both"/>
+              <w:rPr>
+                <w:szCs w:val="22"/>
+                <w:lang w:val="es-MX"/>
+              </w:rPr>
+            </w:pPr>
+            <w:r>
+              <w:rPr>
+                <w:sz w:val="18"/>
+                <w:szCs w:val="20"/>
+                <w:lang w:val="es-MX"/>
+              </w:rPr>
+              <w:t>• Elaboro el Plan de Desarrollo de Proyecto (PDP).</w:t>
+            </w:r>
+          </w:p>
+          <w:p>
+            <w:pPr>
+              <w:pStyle w:val="NoSpacing"/>
+              <w:ind w:left="0"/>
+              <w:jc w:val="both"/>
+              <w:rPr>
+                <w:szCs w:val="22"/>
+                <w:lang w:val="es-MX"/>
+              </w:rPr>
+            </w:pPr>
+            <w:r>
+              <w:rPr>
+                <w:sz w:val="18"/>
+                <w:szCs w:val="20"/>
+                <w:lang w:val="es-MX"/>
+              </w:rPr>
+              <w:t>• Reviso métricas.</w:t>
+            </w:r>
+          </w:p>
+          <w:p>
+            <w:pPr>
+              <w:pStyle w:val="NoSpacing"/>
+              <w:ind w:left="0"/>
+              <w:jc w:val="both"/>
+              <w:rPr>
+                <w:szCs w:val="22"/>
+                <w:lang w:val="es-MX"/>
+              </w:rPr>
+            </w:pPr>
+            <w:r>
+              <w:rPr>
+                <w:sz w:val="18"/>
+                <w:szCs w:val="20"/>
+                <w:lang w:val="es-MX"/>
+              </w:rPr>
+              <w:t>• Monitoreo y registro de riesgos.</w:t>
+            </w:r>
+          </w:p>
+          <w:p>
+            <w:pPr>
+              <w:pStyle w:val="NoSpacing"/>
+              <w:ind w:left="0"/>
+              <w:jc w:val="both"/>
+              <w:rPr>
+                <w:szCs w:val="22"/>
+              </w:rPr>
+            </w:pPr>
+            <w:r>
+              <w:rPr>
+                <w:sz w:val="18"/>
+                <w:szCs w:val="20"/>
+              </w:rPr>
+              <w:t xml:space="preserve">• </w:t>
+            </w:r>
+            <w:proofErr w:type="spellStart"/>
+            <w:r>
+              <w:rPr>
+                <w:sz w:val="18"/>
+                <w:szCs w:val="20"/>
+              </w:rPr>
+              <w:t>Presento</w:t>
+            </w:r>
+            <w:proofErr w:type="spellEnd"/>
+            <w:r>
+              <w:rPr>
+                <w:sz w:val="18"/>
+                <w:szCs w:val="20"/>
+              </w:rPr>
+              <w:t xml:space="preserve"> </w:t>
+            </w:r>
+            <w:proofErr w:type="spellStart"/>
+            <w:r>
+              <w:rPr>
+                <w:sz w:val="18"/>
+                <w:szCs w:val="20"/>
+              </w:rPr>
+              <w:t>avance</w:t>
+            </w:r>
+            <w:proofErr w:type="spellEnd"/>
+            <w:r>
+              <w:rPr>
+                <w:sz w:val="18"/>
+                <w:szCs w:val="20"/>
+              </w:rPr>
+              <w:t>.</w:t>
+            </w:r>
+          </w:p>
+          <w:p>
+            <w:pPr>
+              <w:pStyle w:val="NoSpacing"/>
+              <w:ind w:left="0"/>
+              <w:jc w:val="both"/>
+              <w:rPr>
+                <w:szCs w:val="22"/>
               </w:rPr>
             </w:pPr>
           </w:p>
@@ -1724,7 +2088,7 @@
                 <w:szCs w:val="20"/>
                 <w:lang w:val="es-MX"/>
               </w:rPr>
-              <w:t>• Configuré RDS para PostgreSQL.</w:t>
+              <w:t>• Configuro RDS para PostgreSQL (Base de datos relacional avanzada).</w:t>
             </w:r>
           </w:p>
           <w:p>
@@ -1743,7 +2107,25 @@
                 <w:szCs w:val="20"/>
                 <w:lang w:val="es-MX"/>
               </w:rPr>
-              <w:t>• Configuré y ejecuté SonarQube con Docker en una instancia de EC2.</w:t>
+              <w:t>• Configuro y ejecuto SonarQube con Docker (</w:t>
+            </w:r>
+            <w:proofErr w:type="spellStart"/>
+            <w:r>
+              <w:rPr>
+                <w:sz w:val="18"/>
+                <w:szCs w:val="20"/>
+                <w:lang w:val="es-MX"/>
+              </w:rPr>
+              <w:t>Contenerización</w:t>
+            </w:r>
+            <w:proofErr w:type="spellEnd"/>
+            <w:r>
+              <w:rPr>
+                <w:sz w:val="18"/>
+                <w:szCs w:val="20"/>
+                <w:lang w:val="es-MX"/>
+              </w:rPr>
+              <w:t xml:space="preserve"> de aplicaciones) en una instancia de EC2.</w:t>
             </w:r>
           </w:p>
           <w:p>
@@ -1762,7 +2144,7 @@
                 <w:szCs w:val="20"/>
                 <w:lang w:val="es-MX"/>
               </w:rPr>
-              <w:t xml:space="preserve">• Configuré </w:t>
+              <w:t xml:space="preserve">• Configuro </w:t>
             </w:r>
             <w:proofErr w:type="spellStart"/>
             <w:r>
@@ -1780,7 +2162,7 @@
                 <w:szCs w:val="20"/>
                 <w:lang w:val="es-MX"/>
               </w:rPr>
-              <w:t xml:space="preserve"> para crear la imagen del </w:t>
+              <w:t xml:space="preserve"> para crear las imágenes del </w:t>
             </w:r>
             <w:proofErr w:type="spellStart"/>
             <w:r>
@@ -1816,7 +2198,25 @@
                 <w:szCs w:val="20"/>
                 <w:lang w:val="es-MX"/>
               </w:rPr>
-              <w:t>) y del back (ASP.NET Core).</w:t>
+              <w:t xml:space="preserve">) y del back (ASP.NET Core (Framework para </w:t>
+            </w:r>
+            <w:proofErr w:type="spellStart"/>
+            <w:r>
+              <w:rPr>
+                <w:sz w:val="18"/>
+                <w:szCs w:val="20"/>
+                <w:lang w:val="es-MX"/>
+              </w:rPr>
+              <w:t>APIs</w:t>
+            </w:r>
+            <w:proofErr w:type="spellEnd"/>
+            <w:r>
+              <w:rPr>
+                <w:sz w:val="18"/>
+                <w:szCs w:val="20"/>
+                <w:lang w:val="es-MX"/>
+              </w:rPr>
+              <w:t xml:space="preserve"> y aplicaciones web)).</w:t>
             </w:r>
           </w:p>
           <w:p>
@@ -1835,7 +2235,7 @@
                 <w:szCs w:val="20"/>
                 <w:lang w:val="es-MX"/>
               </w:rPr>
-              <w:t xml:space="preserve">• Configuré AWS </w:t>
+              <w:t xml:space="preserve">• Configuro AWS (Plataforma de servicios en la nube) </w:t>
             </w:r>
             <w:proofErr w:type="spellStart"/>
             <w:r>
@@ -1890,7 +2290,7 @@
                 <w:szCs w:val="20"/>
                 <w:lang w:val="es-MX"/>
               </w:rPr>
-              <w:t xml:space="preserve">• Automaticé la publicación de los contenedores del </w:t>
+              <w:t xml:space="preserve">• Automatizo la publicación de los contenedores del </w:t>
             </w:r>
             <w:proofErr w:type="spellStart"/>
             <w:r>
@@ -1908,7 +2308,7 @@
                 <w:szCs w:val="20"/>
                 <w:lang w:val="es-MX"/>
               </w:rPr>
-              <w:t xml:space="preserve"> y del back usando Azure DevOps.</w:t>
+              <w:t xml:space="preserve"> y del back mediante Azure DevOps (Plataforma de gestión ágil y CI/CD).</w:t>
             </w:r>
           </w:p>
           <w:p>
@@ -2227,7 +2627,7 @@
                 <w:szCs w:val="20"/>
                 <w:lang w:val="es-MX"/>
               </w:rPr>
-              <w:t>• Coordiné la etapa de análisis de los procesos de conciliación de la dependencia.</w:t>
+              <w:t>• Coordino la etapa de análisis de procesos de conciliación de la dependencia.</w:t>
             </w:r>
           </w:p>
           <w:p>
@@ -2246,7 +2646,7 @@
                 <w:szCs w:val="20"/>
                 <w:lang w:val="es-MX"/>
               </w:rPr>
-              <w:t>• Elaboré el cronograma.</w:t>
+              <w:t>• Elaboro el cronograma utilizando MS Project (Planificación de cronogramas, ruta crítica, cargas y costos).</w:t>
             </w:r>
           </w:p>
           <w:p>
@@ -2265,7 +2665,7 @@
                 <w:szCs w:val="20"/>
                 <w:lang w:val="es-MX"/>
               </w:rPr>
-              <w:t>• Incorporé recursos al equipo.</w:t>
+              <w:t>• Incorporo recursos al equipo.</w:t>
             </w:r>
           </w:p>
           <w:p>
@@ -2284,7 +2684,7 @@
                 <w:szCs w:val="20"/>
                 <w:lang w:val="es-MX"/>
               </w:rPr>
-              <w:t>• Elaboré el PDP.</w:t>
+              <w:t>• Elaboro el Plan de Desarrollo de Proyecto (PDP).</w:t>
             </w:r>
           </w:p>
           <w:p>
@@ -2303,7 +2703,7 @@
                 <w:szCs w:val="20"/>
                 <w:lang w:val="es-MX"/>
               </w:rPr>
-              <w:t>• Revisé métricas.</w:t>
+              <w:t>• Reviso métricas.</w:t>
             </w:r>
           </w:p>
           <w:p>
@@ -2322,7 +2722,8 @@
                 <w:szCs w:val="20"/>
                 <w:lang w:val="es-MX"/>
               </w:rPr>
-              <w:t>• Monitoreé y registré riesgos.</w:t>
+              <w:lastRenderedPageBreak/>
+              <w:t>• Monitoreo y registro de riesgos.</w:t>
             </w:r>
           </w:p>
           <w:p>
@@ -2332,16 +2733,46 @@
               <w:jc w:val="both"/>
               <w:rPr>
                 <w:szCs w:val="22"/>
-                <w:lang w:val="es-MX"/>
-              </w:rPr>
-            </w:pPr>
-            <w:r>
-              <w:rPr>
-                <w:sz w:val="18"/>
-                <w:szCs w:val="20"/>
-                <w:lang w:val="es-MX"/>
-              </w:rPr>
-              <w:t>• Presenté avances.</w:t>
+              </w:rPr>
+            </w:pPr>
+            <w:r>
+              <w:rPr>
+                <w:sz w:val="18"/>
+                <w:szCs w:val="20"/>
+              </w:rPr>
+              <w:t xml:space="preserve">• </w:t>
+            </w:r>
+            <w:proofErr w:type="spellStart"/>
+            <w:r>
+              <w:rPr>
+                <w:sz w:val="18"/>
+                <w:szCs w:val="20"/>
+              </w:rPr>
+              <w:t>Presento</w:t>
+            </w:r>
+            <w:proofErr w:type="spellEnd"/>
+            <w:r>
+              <w:rPr>
+                <w:sz w:val="18"/>
+                <w:szCs w:val="20"/>
+              </w:rPr>
+              <w:t xml:space="preserve"> </w:t>
+            </w:r>
+            <w:proofErr w:type="spellStart"/>
+            <w:r>
+              <w:rPr>
+                <w:sz w:val="18"/>
+                <w:szCs w:val="20"/>
+              </w:rPr>
+              <w:t>avance</w:t>
+            </w:r>
+            <w:proofErr w:type="spellEnd"/>
+            <w:r>
+              <w:rPr>
+                <w:sz w:val="18"/>
+                <w:szCs w:val="20"/>
+              </w:rPr>
+              <w:t>.</w:t>
             </w:r>
           </w:p>
           <w:p>
@@ -2351,7 +2782,6 @@
               <w:jc w:val="both"/>
               <w:rPr>
                 <w:szCs w:val="22"/>
-                <w:lang w:val="es-MX"/>
               </w:rPr>
             </w:pPr>
           </w:p>
@@ -2371,13 +2801,24 @@
     </w:p>
     <w:p>
       <w:pPr>
+        <w:jc w:val="both"/>
+        <w:rPr>
+          <w:rFonts w:ascii="Arial" w:hAnsi="Arial" w:cs="Arial"/>
+          <w:bCs/>
+          <w:sz w:val="18"/>
+          <w:szCs w:val="18"/>
+          <w:lang w:val="en-US"/>
+        </w:rPr>
+      </w:pPr>
+    </w:p>
+    <w:p>
+      <w:pPr>
         <w:rPr>
           <w:rFonts w:ascii="Arial" w:hAnsi="Arial" w:cs="Arial"/>
           <w:b/>
           <w:sz w:val="18"/>
           <w:szCs w:val="18"/>
           <w:u w:val="single"/>
-          <w:lang w:val="es-MX"/>
         </w:rPr>
       </w:pPr>
       <w:r>
@@ -2387,462 +2828,18 @@
           <w:sz w:val="18"/>
           <w:szCs w:val="18"/>
           <w:u w:val="single"/>
-          <w:lang w:val="es-MX"/>
         </w:rPr>
-        <w:t>HISTORIAL PROFESIONAL ADICIONAL</w:t>
+        <w:t>HERRAMIENTAS CONOCIDAS</w:t>
       </w:r>
     </w:p>
     <w:p>
       <w:pPr>
-        <w:rPr>
-          <w:rFonts w:ascii="Arial" w:hAnsi="Arial" w:cs="Arial"/>
-          <w:bCs/>
-          <w:sz w:val="18"/>
-          <w:szCs w:val="18"/>
-          <w:lang w:val="es-MX"/>
-        </w:rPr>
-      </w:pPr>
-    </w:p>
-    <w:p>
-      <w:pPr>
-        <w:rPr>
-          <w:rFonts w:ascii="Arial" w:hAnsi="Arial" w:cs="Arial"/>
-          <w:bCs/>
-          <w:sz w:val="18"/>
-          <w:szCs w:val="18"/>
-          <w:lang w:val="es-MX"/>
-        </w:rPr>
-      </w:pPr>
-      <w:r>
-        <w:rPr>
-          <w:rFonts w:ascii="Arial" w:hAnsi="Arial" w:cs="Arial"/>
-          <w:bCs/>
-          <w:sz w:val="18"/>
-          <w:szCs w:val="18"/>
-          <w:lang w:val="es-MX"/>
-        </w:rPr>
-        <w:t>La experiencia abarca desde 01 febrero de 2006 hasta 31 mayo de 2019</w:t>
-      </w:r>
-    </w:p>
-    <w:p>
-      <w:pPr>
-        <w:rPr>
-          <w:rFonts w:ascii="Arial" w:hAnsi="Arial" w:cs="Arial"/>
-          <w:bCs/>
-          <w:sz w:val="16"/>
-          <w:szCs w:val="16"/>
-          <w:lang w:val="es-MX"/>
-        </w:rPr>
-      </w:pPr>
-    </w:p>
-    <w:p>
-      <w:pPr>
-        <w:jc w:val="both"/>
-        <w:rPr>
-          <w:rFonts w:ascii="Arial" w:hAnsi="Arial" w:cs="Arial"/>
-          <w:bCs/>
-          <w:sz w:val="18"/>
-          <w:szCs w:val="18"/>
-          <w:lang w:val="es-MX"/>
-        </w:rPr>
-      </w:pPr>
-      <w:r>
-        <w:rPr>
-          <w:rFonts w:ascii="Arial" w:hAnsi="Arial" w:cs="Arial"/>
-          <w:bCs/>
-          <w:sz w:val="18"/>
-          <w:szCs w:val="18"/>
-          <w:lang w:val="es-MX"/>
-        </w:rPr>
-        <w:t xml:space="preserve">Durante este período me desempeñé en roles como Catedrático, Project Manager, .NET </w:t>
-      </w:r>
-      <w:proofErr w:type="spellStart"/>
-      <w:r>
-        <w:rPr>
-          <w:rFonts w:ascii="Arial" w:hAnsi="Arial" w:cs="Arial"/>
-          <w:bCs/>
-          <w:sz w:val="18"/>
-          <w:szCs w:val="18"/>
-          <w:lang w:val="es-MX"/>
-        </w:rPr>
-        <w:t>Consultant</w:t>
-      </w:r>
-      <w:proofErr w:type="spellEnd"/>
-      <w:r>
-        <w:rPr>
-          <w:rFonts w:ascii="Arial" w:hAnsi="Arial" w:cs="Arial"/>
-          <w:bCs/>
-          <w:sz w:val="18"/>
-          <w:szCs w:val="18"/>
-          <w:lang w:val="es-MX"/>
-        </w:rPr>
-        <w:t xml:space="preserve">, Software </w:t>
-      </w:r>
-      <w:proofErr w:type="spellStart"/>
-      <w:r>
-        <w:rPr>
-          <w:rFonts w:ascii="Arial" w:hAnsi="Arial" w:cs="Arial"/>
-          <w:bCs/>
-          <w:sz w:val="18"/>
-          <w:szCs w:val="18"/>
-          <w:lang w:val="es-MX"/>
-        </w:rPr>
-        <w:t>Architect</w:t>
-      </w:r>
-      <w:proofErr w:type="spellEnd"/>
-      <w:r>
-        <w:rPr>
-          <w:rFonts w:ascii="Arial" w:hAnsi="Arial" w:cs="Arial"/>
-          <w:bCs/>
-          <w:sz w:val="18"/>
-          <w:szCs w:val="18"/>
-          <w:lang w:val="es-MX"/>
-        </w:rPr>
-        <w:t xml:space="preserve"> y .NET </w:t>
-      </w:r>
-      <w:proofErr w:type="spellStart"/>
-      <w:r>
-        <w:rPr>
-          <w:rFonts w:ascii="Arial" w:hAnsi="Arial" w:cs="Arial"/>
-          <w:bCs/>
-          <w:sz w:val="18"/>
-          <w:szCs w:val="18"/>
-          <w:lang w:val="es-MX"/>
-        </w:rPr>
-        <w:t>Developer</w:t>
-      </w:r>
-      <w:proofErr w:type="spellEnd"/>
-      <w:r>
-        <w:rPr>
-          <w:rFonts w:ascii="Arial" w:hAnsi="Arial" w:cs="Arial"/>
-          <w:bCs/>
-          <w:sz w:val="18"/>
-          <w:szCs w:val="18"/>
-          <w:lang w:val="es-MX"/>
-        </w:rPr>
-        <w:t xml:space="preserve">. Asumí responsabilidades de planificación y control de proyectos, análisis y migración de sistemas, diseño de extractores y cubos OLAP, mantenimiento y modernización de plataformas, y soporte a equipos regionales. Trabajé en la definición de estándares, gestión de métricas y mejora de procesos para reducir defectos y asegurar entregables de calidad, manteniendo comunicación con equipos técnicos y </w:t>
-      </w:r>
-      <w:proofErr w:type="spellStart"/>
-      <w:r>
-        <w:rPr>
-          <w:rFonts w:ascii="Arial" w:hAnsi="Arial" w:cs="Arial"/>
-          <w:bCs/>
-          <w:sz w:val="18"/>
-          <w:szCs w:val="18"/>
-          <w:lang w:val="es-MX"/>
-        </w:rPr>
-        <w:t>stakeholders</w:t>
-      </w:r>
-      <w:proofErr w:type="spellEnd"/>
-      <w:r>
-        <w:rPr>
-          <w:rFonts w:ascii="Arial" w:hAnsi="Arial" w:cs="Arial"/>
-          <w:bCs/>
-          <w:sz w:val="18"/>
-          <w:szCs w:val="18"/>
-          <w:lang w:val="es-MX"/>
-        </w:rPr>
-        <w:t>.</w:t>
-      </w:r>
-    </w:p>
-    <w:p>
-      <w:pPr>
-        <w:jc w:val="both"/>
-        <w:rPr>
-          <w:rFonts w:ascii="Arial" w:hAnsi="Arial" w:cs="Arial"/>
-          <w:bCs/>
-          <w:sz w:val="18"/>
-          <w:szCs w:val="18"/>
-          <w:lang w:val="es-MX"/>
-        </w:rPr>
-      </w:pPr>
-    </w:p>
-    <w:p>
-      <w:pPr>
-        <w:jc w:val="both"/>
-        <w:rPr>
-          <w:rFonts w:ascii="Arial" w:hAnsi="Arial" w:cs="Arial"/>
-          <w:bCs/>
-          <w:sz w:val="18"/>
-          <w:szCs w:val="18"/>
-          <w:lang w:val="es-MX"/>
-        </w:rPr>
-      </w:pPr>
-    </w:p>
-    <w:p>
-      <w:pPr>
-        <w:rPr>
-          <w:rFonts w:ascii="Arial" w:hAnsi="Arial" w:cs="Arial"/>
-          <w:b/>
-          <w:sz w:val="18"/>
-          <w:szCs w:val="18"/>
-          <w:lang w:val="es-MX"/>
-        </w:rPr>
-      </w:pPr>
-      <w:r>
         <w:rPr>
           <w:rFonts w:ascii="Arial" w:hAnsi="Arial" w:cs="Arial"/>
           <w:b/>
           <w:sz w:val="18"/>
           <w:szCs w:val="18"/>
           <w:u w:val="single"/>
-          <w:lang w:val="es-MX"/>
-        </w:rPr>
-        <w:br w:type="page"/>
-      </w:r>
-      <w:r>
-        <w:rPr>
-          <w:rFonts w:ascii="Arial" w:hAnsi="Arial" w:cs="Arial"/>
-          <w:b/>
-          <w:sz w:val="18"/>
-          <w:szCs w:val="18"/>
-          <w:lang w:val="es-MX"/>
-        </w:rPr>
-        <w:lastRenderedPageBreak/>
-        <w:t xml:space="preserve"> </w:t>
-      </w:r>
-    </w:p>
-    <w:p>
-      <w:pPr>
-        <w:rPr>
-          <w:rFonts w:ascii="Arial" w:hAnsi="Arial" w:cs="Arial"/>
-          <w:b/>
-          <w:sz w:val="18"/>
-          <w:szCs w:val="18"/>
-          <w:u w:val="single"/>
-          <w:lang w:val="es-MX"/>
-        </w:rPr>
-      </w:pPr>
-      <w:r>
-        <w:rPr>
-          <w:rFonts w:ascii="Arial" w:hAnsi="Arial" w:cs="Arial"/>
-          <w:b/>
-          <w:sz w:val="18"/>
-          <w:szCs w:val="18"/>
-          <w:u w:val="single"/>
-          <w:lang w:val="es-MX"/>
-        </w:rPr>
-        <w:t>FORMACIÓN ACADÉMICA</w:t>
-      </w:r>
-      <w:r>
-        <w:rPr>
-          <w:rFonts w:ascii="Arial" w:hAnsi="Arial" w:cs="Arial"/>
-          <w:b/>
-          <w:sz w:val="18"/>
-          <w:szCs w:val="18"/>
-          <w:u w:val="single"/>
-          <w:lang w:val="es-MX"/>
-        </w:rPr>
-        <w:t>:</w:t>
-      </w:r>
-    </w:p>
-    <w:p>
-      <w:pPr>
-        <w:rPr>
-          <w:rFonts w:ascii="Arial" w:hAnsi="Arial" w:cs="Arial"/>
-          <w:b/>
-          <w:sz w:val="18"/>
-          <w:szCs w:val="18"/>
-          <w:u w:val="single"/>
-          <w:lang w:val="es-MX"/>
-        </w:rPr>
-      </w:pPr>
-    </w:p>
-    <w:tbl>
-      <w:tblPr>
-        <w:tblW w:w="0" w:type="auto"/>
-        <w:tblInd w:w="-72" w:type="dxa"/>
-        <w:tblBorders>
-          <w:top w:val="single" w:sz="4" w:space="0" w:color="auto"/>
-          <w:left w:val="single" w:sz="4" w:space="0" w:color="auto"/>
-          <w:bottom w:val="single" w:sz="4" w:space="0" w:color="auto"/>
-          <w:right w:val="single" w:sz="4" w:space="0" w:color="auto"/>
-          <w:insideH w:val="single" w:sz="4" w:space="0" w:color="auto"/>
-          <w:insideV w:val="single" w:sz="4" w:space="0" w:color="auto"/>
-        </w:tblBorders>
-        <w:tblLook w:val="0000" w:firstRow="0" w:lastRow="0" w:firstColumn="0" w:lastColumn="0" w:noHBand="0" w:noVBand="0"/>
-      </w:tblPr>
-      <w:tblGrid>
-        <w:gridCol w:w="5649"/>
-        <w:gridCol w:w="1975"/>
-        <w:gridCol w:w="2226"/>
-      </w:tblGrid>
-      <w:tr>
-        <w:tc>
-          <w:tcPr>
-            <w:tcW w:w="5649" w:type="dxa"/>
-          </w:tcPr>
-          <w:p>
-            <w:pPr>
-              <w:rPr>
-                <w:rFonts w:ascii="Arial" w:hAnsi="Arial" w:cs="Arial"/>
-                <w:sz w:val="18"/>
-                <w:szCs w:val="18"/>
-                <w:lang w:val="es-MX"/>
-              </w:rPr>
-            </w:pPr>
-            <w:r>
-              <w:rPr>
-                <w:rFonts w:ascii="Arial" w:hAnsi="Arial" w:cs="Arial"/>
-                <w:bCs/>
-                <w:sz w:val="18"/>
-                <w:szCs w:val="18"/>
-                <w:lang w:val="es-MX"/>
-              </w:rPr>
-              <w:t>Ingeniería en Sistemas Computacionales</w:t>
-            </w:r>
-          </w:p>
-        </w:tc>
-        <w:tc>
-          <w:tcPr>
-            <w:tcW w:w="1975" w:type="dxa"/>
-          </w:tcPr>
-          <w:p>
-            <w:pPr>
-              <w:rPr>
-                <w:rFonts w:ascii="Arial" w:hAnsi="Arial" w:cs="Arial"/>
-                <w:sz w:val="18"/>
-                <w:szCs w:val="18"/>
-                <w:lang w:val="es-MX"/>
-              </w:rPr>
-            </w:pPr>
-            <w:r>
-              <w:rPr>
-                <w:rFonts w:ascii="Arial" w:hAnsi="Arial" w:cs="Arial"/>
-                <w:bCs/>
-                <w:sz w:val="18"/>
-                <w:szCs w:val="18"/>
-                <w:lang w:val="es-MX"/>
-              </w:rPr>
-              <w:t>Universidad Tecnológica de México</w:t>
-            </w:r>
-          </w:p>
-          <w:p>
-            <w:pPr>
-              <w:rPr>
-                <w:rFonts w:ascii="Arial" w:hAnsi="Arial" w:cs="Arial"/>
-                <w:bCs/>
-                <w:sz w:val="18"/>
-                <w:szCs w:val="18"/>
-                <w:lang w:val="en-US"/>
-              </w:rPr>
-            </w:pPr>
-          </w:p>
-        </w:tc>
-        <w:tc>
-          <w:tcPr>
-            <w:tcW w:w="2226" w:type="dxa"/>
-          </w:tcPr>
-          <w:p>
-            <w:pPr>
-              <w:rPr>
-                <w:rFonts w:ascii="Arial" w:hAnsi="Arial" w:cs="Arial"/>
-                <w:bCs/>
-                <w:sz w:val="18"/>
-                <w:szCs w:val="18"/>
-                <w:lang w:val="es-MX"/>
-              </w:rPr>
-            </w:pPr>
-            <w:r>
-              <w:rPr>
-                <w:rFonts w:ascii="Arial" w:hAnsi="Arial" w:cs="Arial"/>
-                <w:bCs/>
-                <w:sz w:val="18"/>
-                <w:szCs w:val="18"/>
-                <w:lang w:val="es-MX"/>
-              </w:rPr>
-              <w:t>CDMX/2005</w:t>
-            </w:r>
-          </w:p>
-          <w:p>
-            <w:pPr>
-              <w:rPr>
-                <w:rFonts w:ascii="Arial" w:hAnsi="Arial" w:cs="Arial"/>
-                <w:bCs/>
-                <w:sz w:val="18"/>
-                <w:szCs w:val="18"/>
-                <w:lang w:val="es-MX"/>
-              </w:rPr>
-            </w:pPr>
-            <w:r>
-              <w:rPr>
-                <w:rFonts w:ascii="Arial" w:hAnsi="Arial" w:cs="Arial"/>
-                <w:bCs/>
-                <w:sz w:val="18"/>
-                <w:szCs w:val="18"/>
-                <w:lang w:val="es-MX"/>
-              </w:rPr>
-              <w:t>Cédula Profesional</w:t>
-            </w:r>
-          </w:p>
-          <w:p>
-            <w:pPr>
-              <w:rPr>
-                <w:rFonts w:ascii="Arial" w:hAnsi="Arial" w:cs="Arial"/>
-                <w:bCs/>
-                <w:sz w:val="18"/>
-                <w:szCs w:val="18"/>
-                <w:lang w:val="es-MX"/>
-              </w:rPr>
-            </w:pPr>
-            <w:r>
-              <w:rPr>
-                <w:rFonts w:ascii="Arial" w:hAnsi="Arial" w:cs="Arial"/>
-                <w:bCs/>
-                <w:sz w:val="18"/>
-                <w:szCs w:val="18"/>
-                <w:lang w:val="es-MX"/>
-              </w:rPr>
-              <w:t>7444528</w:t>
-            </w:r>
-          </w:p>
-        </w:tc>
-      </w:tr>
-    </w:tbl>
-    <w:p>
-      <w:pPr>
-        <w:rPr>
-          <w:rFonts w:ascii="Arial" w:hAnsi="Arial" w:cs="Arial"/>
-          <w:bCs/>
-          <w:sz w:val="18"/>
-          <w:szCs w:val="18"/>
-          <w:lang w:val="es-MX"/>
-        </w:rPr>
-      </w:pPr>
-    </w:p>
-    <w:p>
-      <w:pPr>
-        <w:rPr>
-          <w:rFonts w:ascii="Arial" w:hAnsi="Arial" w:cs="Arial"/>
-          <w:bCs/>
-          <w:color w:val="00FF00"/>
-          <w:sz w:val="18"/>
-          <w:szCs w:val="18"/>
-          <w:lang w:val="es-MX"/>
-        </w:rPr>
-      </w:pPr>
-      <w:r>
-        <w:rPr>
-          <w:rFonts w:ascii="Arial" w:hAnsi="Arial" w:cs="Arial"/>
-          <w:b/>
-          <w:bCs/>
-          <w:sz w:val="18"/>
-          <w:szCs w:val="18"/>
-          <w:u w:val="single"/>
-          <w:lang w:val="es-MX"/>
-        </w:rPr>
-        <w:t>CURSOS</w:t>
-      </w:r>
-    </w:p>
-    <w:p>
-      <w:pPr>
-        <w:jc w:val="both"/>
-        <w:rPr>
-          <w:rFonts w:ascii="Arial" w:hAnsi="Arial" w:cs="Arial"/>
-          <w:bCs/>
-          <w:sz w:val="18"/>
-          <w:szCs w:val="18"/>
-          <w:lang w:val="en-US"/>
         </w:rPr>
       </w:pPr>
     </w:p>
@@ -2888,7 +2885,7 @@
                 <w:szCs w:val="18"/>
                 <w:lang w:val="es-MX"/>
               </w:rPr>
-              <w:t>- Crear Página Web con HTML y CSS</w:t>
+              <w:t>- SonarQube</w:t>
             </w:r>
           </w:p>
         </w:tc>
@@ -2918,7 +2915,7 @@
                 <w:szCs w:val="18"/>
                 <w:lang w:val="es-MX"/>
               </w:rPr>
-              <w:t>- Diseño Página Web con HTML+CSS</w:t>
+              <w:t>- Docker</w:t>
             </w:r>
           </w:p>
         </w:tc>
@@ -2948,7 +2945,7 @@
                 <w:szCs w:val="18"/>
                 <w:lang w:val="es-MX"/>
               </w:rPr>
-              <w:t>- HTML5</w:t>
+              <w:t>- EC2</w:t>
             </w:r>
           </w:p>
         </w:tc>
@@ -2967,7 +2964,7 @@
                 <w:rFonts w:ascii="Arial" w:hAnsi="Arial" w:cs="Arial"/>
                 <w:sz w:val="18"/>
                 <w:szCs w:val="18"/>
-                <w:lang w:val="en-US"/>
+                <w:lang w:val="es-MX"/>
               </w:rPr>
             </w:pPr>
             <w:r>
@@ -2976,14 +2973,820 @@
                 <w:bCs/>
                 <w:sz w:val="18"/>
                 <w:szCs w:val="18"/>
-                <w:lang w:val="en-US"/>
-              </w:rPr>
-              <w:t>- The Complete Guide to HTML</w:t>
-            </w:r>
+                <w:lang w:val="es-MX"/>
+              </w:rPr>
+              <w:t>- AWS</w:t>
+            </w:r>
+          </w:p>
+        </w:tc>
+      </w:tr>
+      <w:tr>
+        <w:trPr>
+          <w:trHeight w:val="300"/>
+        </w:trPr>
+        <w:tc>
+          <w:tcPr>
+            <w:tcW w:w="9850" w:type="dxa"/>
+          </w:tcPr>
+          <w:p>
+            <w:pPr>
+              <w:rPr>
+                <w:rFonts w:ascii="Arial" w:hAnsi="Arial" w:cs="Arial"/>
+                <w:sz w:val="18"/>
+                <w:szCs w:val="18"/>
+                <w:lang w:val="es-MX"/>
+              </w:rPr>
+            </w:pPr>
+            <w:r>
+              <w:rPr>
+                <w:rFonts w:ascii="Arial" w:hAnsi="Arial" w:cs="Arial"/>
+                <w:bCs/>
+                <w:sz w:val="18"/>
+                <w:szCs w:val="18"/>
+                <w:lang w:val="es-MX"/>
+              </w:rPr>
+              <w:t>- Azure DevOps</w:t>
+            </w:r>
+          </w:p>
+        </w:tc>
+      </w:tr>
+      <w:tr>
+        <w:trPr>
+          <w:trHeight w:val="300"/>
+        </w:trPr>
+        <w:tc>
+          <w:tcPr>
+            <w:tcW w:w="9850" w:type="dxa"/>
+          </w:tcPr>
+          <w:p>
+            <w:pPr>
+              <w:rPr>
+                <w:rFonts w:ascii="Arial" w:hAnsi="Arial" w:cs="Arial"/>
+                <w:sz w:val="18"/>
+                <w:szCs w:val="18"/>
+                <w:lang w:val="es-MX"/>
+              </w:rPr>
+            </w:pPr>
+            <w:r>
+              <w:rPr>
+                <w:rFonts w:ascii="Arial" w:hAnsi="Arial" w:cs="Arial"/>
+                <w:bCs/>
+                <w:sz w:val="18"/>
+                <w:szCs w:val="18"/>
+                <w:lang w:val="es-MX"/>
+              </w:rPr>
+              <w:t>- PostgreSQL</w:t>
+            </w:r>
+          </w:p>
+        </w:tc>
+      </w:tr>
+      <w:tr>
+        <w:trPr>
+          <w:trHeight w:val="300"/>
+        </w:trPr>
+        <w:tc>
+          <w:tcPr>
+            <w:tcW w:w="9850" w:type="dxa"/>
+          </w:tcPr>
+          <w:p>
+            <w:pPr>
+              <w:rPr>
+                <w:rFonts w:ascii="Arial" w:hAnsi="Arial" w:cs="Arial"/>
+                <w:sz w:val="18"/>
+                <w:szCs w:val="18"/>
+                <w:lang w:val="es-MX"/>
+              </w:rPr>
+            </w:pPr>
+            <w:r>
+              <w:rPr>
+                <w:rFonts w:ascii="Arial" w:hAnsi="Arial" w:cs="Arial"/>
+                <w:bCs/>
+                <w:sz w:val="18"/>
+                <w:szCs w:val="18"/>
+                <w:lang w:val="es-MX"/>
+              </w:rPr>
+              <w:t>- ASP.NET Core</w:t>
+            </w:r>
+          </w:p>
+        </w:tc>
+      </w:tr>
+      <w:tr>
+        <w:trPr>
+          <w:trHeight w:val="300"/>
+        </w:trPr>
+        <w:tc>
+          <w:tcPr>
+            <w:tcW w:w="9850" w:type="dxa"/>
+          </w:tcPr>
+          <w:p>
+            <w:pPr>
+              <w:rPr>
+                <w:rFonts w:ascii="Arial" w:hAnsi="Arial" w:cs="Arial"/>
+                <w:sz w:val="18"/>
+                <w:szCs w:val="18"/>
+                <w:lang w:val="es-MX"/>
+              </w:rPr>
+            </w:pPr>
+            <w:r>
+              <w:rPr>
+                <w:rFonts w:ascii="Arial" w:hAnsi="Arial" w:cs="Arial"/>
+                <w:bCs/>
+                <w:sz w:val="18"/>
+                <w:szCs w:val="18"/>
+                <w:lang w:val="es-MX"/>
+              </w:rPr>
+              <w:t xml:space="preserve">- </w:t>
+            </w:r>
+            <w:proofErr w:type="spellStart"/>
+            <w:r>
+              <w:rPr>
+                <w:rFonts w:ascii="Arial" w:hAnsi="Arial" w:cs="Arial"/>
+                <w:bCs/>
+                <w:sz w:val="18"/>
+                <w:szCs w:val="18"/>
+                <w:lang w:val="es-MX"/>
+              </w:rPr>
+              <w:t>React</w:t>
+            </w:r>
+            <w:proofErr w:type="spellEnd"/>
           </w:p>
         </w:tc>
       </w:tr>
     </w:tbl>
+    <w:p>
+      <w:pPr>
+        <w:rPr>
+          <w:rFonts w:ascii="Arial" w:hAnsi="Arial" w:cs="Arial"/>
+          <w:b/>
+          <w:sz w:val="18"/>
+          <w:szCs w:val="18"/>
+          <w:u w:val="single"/>
+        </w:rPr>
+      </w:pPr>
+    </w:p>
+    <w:p>
+      <w:pPr>
+        <w:jc w:val="both"/>
+        <w:rPr>
+          <w:rFonts w:ascii="Arial" w:hAnsi="Arial" w:cs="Arial"/>
+          <w:bCs/>
+          <w:sz w:val="18"/>
+          <w:szCs w:val="18"/>
+          <w:lang w:val="es-MX"/>
+        </w:rPr>
+      </w:pPr>
+    </w:p>
+    <w:p>
+      <w:pPr>
+        <w:rPr>
+          <w:rFonts w:ascii="Arial" w:hAnsi="Arial" w:cs="Arial"/>
+          <w:b/>
+          <w:sz w:val="18"/>
+          <w:szCs w:val="18"/>
+          <w:u w:val="single"/>
+          <w:lang w:val="es-MX"/>
+        </w:rPr>
+      </w:pPr>
+      <w:r>
+        <w:rPr>
+          <w:rFonts w:ascii="Arial" w:hAnsi="Arial" w:cs="Arial"/>
+          <w:b/>
+          <w:sz w:val="18"/>
+          <w:szCs w:val="18"/>
+          <w:u w:val="single"/>
+          <w:lang w:val="es-MX"/>
+        </w:rPr>
+        <w:t>HISTORIAL PROFESIONAL ADICIONAL</w:t>
+      </w:r>
+    </w:p>
+    <w:p>
+      <w:pPr>
+        <w:rPr>
+          <w:rFonts w:ascii="Arial" w:hAnsi="Arial" w:cs="Arial"/>
+          <w:bCs/>
+          <w:sz w:val="18"/>
+          <w:szCs w:val="18"/>
+          <w:lang w:val="es-MX"/>
+        </w:rPr>
+      </w:pPr>
+    </w:p>
+    <w:p>
+      <w:pPr>
+        <w:rPr>
+          <w:rFonts w:ascii="Arial" w:hAnsi="Arial" w:cs="Arial"/>
+          <w:bCs/>
+          <w:sz w:val="18"/>
+          <w:szCs w:val="18"/>
+          <w:lang w:val="es-MX"/>
+        </w:rPr>
+      </w:pPr>
+      <w:r>
+        <w:rPr>
+          <w:rFonts w:ascii="Arial" w:hAnsi="Arial" w:cs="Arial"/>
+          <w:bCs/>
+          <w:sz w:val="18"/>
+          <w:szCs w:val="18"/>
+          <w:lang w:val="es-MX"/>
+        </w:rPr>
+        <w:t>La experiencia abarca desde 01 febrero de 2006 hasta 31 mayo de 2019</w:t>
+      </w:r>
+    </w:p>
+    <w:p>
+      <w:pPr>
+        <w:rPr>
+          <w:rFonts w:ascii="Arial" w:hAnsi="Arial" w:cs="Arial"/>
+          <w:bCs/>
+          <w:sz w:val="16"/>
+          <w:szCs w:val="16"/>
+          <w:lang w:val="es-MX"/>
+        </w:rPr>
+      </w:pPr>
+    </w:p>
+    <w:p>
+      <w:pPr>
+        <w:jc w:val="both"/>
+        <w:rPr>
+          <w:rFonts w:ascii="Arial" w:hAnsi="Arial" w:cs="Arial"/>
+          <w:bCs/>
+          <w:sz w:val="18"/>
+          <w:szCs w:val="18"/>
+          <w:lang w:val="es-MX"/>
+        </w:rPr>
+      </w:pPr>
+      <w:r>
+        <w:rPr>
+          <w:rFonts w:ascii="Arial" w:hAnsi="Arial" w:cs="Arial"/>
+          <w:bCs/>
+          <w:sz w:val="18"/>
+          <w:szCs w:val="18"/>
+          <w:lang w:val="es-MX"/>
+        </w:rPr>
+        <w:t xml:space="preserve">Durante este período asumí roles como .NET </w:t>
+      </w:r>
+      <w:proofErr w:type="spellStart"/>
+      <w:r>
+        <w:rPr>
+          <w:rFonts w:ascii="Arial" w:hAnsi="Arial" w:cs="Arial"/>
+          <w:bCs/>
+          <w:sz w:val="18"/>
+          <w:szCs w:val="18"/>
+          <w:lang w:val="es-MX"/>
+        </w:rPr>
+        <w:t>Developer</w:t>
+      </w:r>
+      <w:proofErr w:type="spellEnd"/>
+      <w:r>
+        <w:rPr>
+          <w:rFonts w:ascii="Arial" w:hAnsi="Arial" w:cs="Arial"/>
+          <w:bCs/>
+          <w:sz w:val="18"/>
+          <w:szCs w:val="18"/>
+          <w:lang w:val="es-MX"/>
+        </w:rPr>
+        <w:t xml:space="preserve">, .NET </w:t>
+      </w:r>
+      <w:proofErr w:type="spellStart"/>
+      <w:r>
+        <w:rPr>
+          <w:rFonts w:ascii="Arial" w:hAnsi="Arial" w:cs="Arial"/>
+          <w:bCs/>
+          <w:sz w:val="18"/>
+          <w:szCs w:val="18"/>
+          <w:lang w:val="es-MX"/>
+        </w:rPr>
+        <w:t>Consultant</w:t>
+      </w:r>
+      <w:proofErr w:type="spellEnd"/>
+      <w:r>
+        <w:rPr>
+          <w:rFonts w:ascii="Arial" w:hAnsi="Arial" w:cs="Arial"/>
+          <w:bCs/>
+          <w:sz w:val="18"/>
+          <w:szCs w:val="18"/>
+          <w:lang w:val="es-MX"/>
+        </w:rPr>
+        <w:t xml:space="preserve">, Project Manager, Software </w:t>
+      </w:r>
+      <w:proofErr w:type="spellStart"/>
+      <w:r>
+        <w:rPr>
+          <w:rFonts w:ascii="Arial" w:hAnsi="Arial" w:cs="Arial"/>
+          <w:bCs/>
+          <w:sz w:val="18"/>
+          <w:szCs w:val="18"/>
+          <w:lang w:val="es-MX"/>
+        </w:rPr>
+        <w:t>Architect</w:t>
+      </w:r>
+      <w:proofErr w:type="spellEnd"/>
+      <w:r>
+        <w:rPr>
+          <w:rFonts w:ascii="Arial" w:hAnsi="Arial" w:cs="Arial"/>
+          <w:bCs/>
+          <w:sz w:val="18"/>
+          <w:szCs w:val="18"/>
+          <w:lang w:val="es-MX"/>
+        </w:rPr>
+        <w:t xml:space="preserve"> y Catedrático, desempeñando responsabilidades de desarrollo y mantenimiento, migración y actualización de plataformas, planificación y seguimiento de proyectos, coordinación de equipos y ejecución de pruebas. Me encargué de garantizar la continuidad operativa, la migración tecnológica, la optimización de procesos y la implementación de controles de calidad mediante métricas y seguimiento, manteniendo comunicación con áreas de negocio y equipos distribuidos.</w:t>
+      </w:r>
+    </w:p>
+    <w:p>
+      <w:pPr>
+        <w:jc w:val="both"/>
+        <w:rPr>
+          <w:rFonts w:ascii="Arial" w:hAnsi="Arial" w:cs="Arial"/>
+          <w:bCs/>
+          <w:sz w:val="18"/>
+          <w:szCs w:val="18"/>
+          <w:lang w:val="es-MX"/>
+        </w:rPr>
+      </w:pPr>
+    </w:p>
+    <w:p>
+      <w:pPr>
+        <w:jc w:val="both"/>
+        <w:rPr>
+          <w:rFonts w:ascii="Arial" w:hAnsi="Arial" w:cs="Arial"/>
+          <w:bCs/>
+          <w:sz w:val="18"/>
+          <w:szCs w:val="18"/>
+          <w:lang w:val="es-MX"/>
+        </w:rPr>
+      </w:pPr>
+    </w:p>
+    <w:p>
+      <w:pPr>
+        <w:rPr>
+          <w:rFonts w:ascii="Arial" w:hAnsi="Arial" w:cs="Arial"/>
+          <w:b/>
+          <w:sz w:val="18"/>
+          <w:szCs w:val="18"/>
+          <w:lang w:val="es-MX"/>
+        </w:rPr>
+      </w:pPr>
+      <w:r>
+        <w:rPr>
+          <w:rFonts w:ascii="Arial" w:hAnsi="Arial" w:cs="Arial"/>
+          <w:b/>
+          <w:sz w:val="18"/>
+          <w:szCs w:val="18"/>
+          <w:u w:val="single"/>
+          <w:lang w:val="es-MX"/>
+        </w:rPr>
+        <w:br w:type="page"/>
+      </w:r>
+      <w:r>
+        <w:rPr>
+          <w:rFonts w:ascii="Arial" w:hAnsi="Arial" w:cs="Arial"/>
+          <w:b/>
+          <w:sz w:val="18"/>
+          <w:szCs w:val="18"/>
+          <w:lang w:val="es-MX"/>
+        </w:rPr>
+        <w:lastRenderedPageBreak/>
+        <w:t xml:space="preserve"> </w:t>
+      </w:r>
+    </w:p>
+    <w:p>
+      <w:pPr>
+        <w:rPr>
+          <w:rFonts w:ascii="Arial" w:hAnsi="Arial" w:cs="Arial"/>
+          <w:b/>
+          <w:sz w:val="18"/>
+          <w:szCs w:val="18"/>
+          <w:u w:val="single"/>
+          <w:lang w:val="es-MX"/>
+        </w:rPr>
+      </w:pPr>
+      <w:r>
+        <w:rPr>
+          <w:rFonts w:ascii="Arial" w:hAnsi="Arial" w:cs="Arial"/>
+          <w:b/>
+          <w:sz w:val="18"/>
+          <w:szCs w:val="18"/>
+          <w:u w:val="single"/>
+          <w:lang w:val="es-MX"/>
+        </w:rPr>
+        <w:t>FORMACIÓN ACADÉMICA</w:t>
+      </w:r>
+      <w:r>
+        <w:rPr>
+          <w:rFonts w:ascii="Arial" w:hAnsi="Arial" w:cs="Arial"/>
+          <w:b/>
+          <w:sz w:val="18"/>
+          <w:szCs w:val="18"/>
+          <w:u w:val="single"/>
+          <w:lang w:val="es-MX"/>
+        </w:rPr>
+        <w:t>:</w:t>
+      </w:r>
+    </w:p>
+    <w:p>
+      <w:pPr>
+        <w:rPr>
+          <w:rFonts w:ascii="Arial" w:hAnsi="Arial" w:cs="Arial"/>
+          <w:b/>
+          <w:sz w:val="18"/>
+          <w:szCs w:val="18"/>
+          <w:u w:val="single"/>
+          <w:lang w:val="es-MX"/>
+        </w:rPr>
+      </w:pPr>
+    </w:p>
+    <w:tbl>
+      <w:tblPr>
+        <w:tblW w:w="0" w:type="auto"/>
+        <w:tblInd w:w="-72" w:type="dxa"/>
+        <w:tblBorders>
+          <w:top w:val="single" w:sz="4" w:space="0" w:color="auto"/>
+          <w:left w:val="single" w:sz="4" w:space="0" w:color="auto"/>
+          <w:bottom w:val="single" w:sz="4" w:space="0" w:color="auto"/>
+          <w:right w:val="single" w:sz="4" w:space="0" w:color="auto"/>
+          <w:insideH w:val="single" w:sz="4" w:space="0" w:color="auto"/>
+          <w:insideV w:val="single" w:sz="4" w:space="0" w:color="auto"/>
+        </w:tblBorders>
+        <w:tblLook w:val="0000" w:firstRow="0" w:lastRow="0" w:firstColumn="0" w:lastColumn="0" w:noHBand="0" w:noVBand="0"/>
+      </w:tblPr>
+      <w:tblGrid>
+        <w:gridCol w:w="5649"/>
+        <w:gridCol w:w="1975"/>
+        <w:gridCol w:w="2226"/>
+      </w:tblGrid>
+      <w:tr>
+        <w:tc>
+          <w:tcPr>
+            <w:tcW w:w="5649" w:type="dxa"/>
+          </w:tcPr>
+          <w:p>
+            <w:pPr>
+              <w:rPr>
+                <w:rFonts w:ascii="Arial" w:hAnsi="Arial" w:cs="Arial"/>
+                <w:bCs/>
+                <w:sz w:val="18"/>
+                <w:szCs w:val="18"/>
+                <w:lang w:val="es-MX"/>
+              </w:rPr>
+            </w:pPr>
+            <w:r>
+              <w:rPr>
+                <w:rFonts w:ascii="Arial" w:hAnsi="Arial" w:cs="Arial"/>
+                <w:bCs/>
+                <w:sz w:val="18"/>
+                <w:szCs w:val="18"/>
+                <w:lang w:val="es-MX"/>
+              </w:rPr>
+              <w:t>Ingeniería en Sistemas Computacionales</w:t>
+            </w:r>
+            <w:r>
+              <w:rPr>
+                <w:rFonts w:ascii="Arial" w:hAnsi="Arial" w:cs="Arial"/>
+                <w:bCs/>
+                <w:sz w:val="18"/>
+                <w:szCs w:val="18"/>
+                <w:lang w:val="es-MX"/>
+              </w:rPr>
+              <w:t xml:space="preserve"> - </w:t>
+            </w:r>
+            <w:r>
+              <w:rPr>
+                <w:rFonts w:ascii="Arial" w:hAnsi="Arial" w:cs="Arial"/>
+                <w:bCs/>
+                <w:sz w:val="18"/>
+                <w:szCs w:val="18"/>
+                <w:lang w:val="es-MX"/>
+              </w:rPr>
+              <w:t>CDMX/2005</w:t>
+            </w:r>
+          </w:p>
+          <w:p>
+            <w:pPr>
+              <w:rPr>
+                <w:rFonts w:ascii="Arial" w:hAnsi="Arial" w:cs="Arial"/>
+                <w:sz w:val="18"/>
+                <w:szCs w:val="18"/>
+                <w:lang w:val="es-MX"/>
+              </w:rPr>
+            </w:pPr>
+          </w:p>
+        </w:tc>
+        <w:tc>
+          <w:tcPr>
+            <w:tcW w:w="1975" w:type="dxa"/>
+          </w:tcPr>
+          <w:p>
+            <w:pPr>
+              <w:rPr>
+                <w:rFonts w:ascii="Arial" w:hAnsi="Arial" w:cs="Arial"/>
+                <w:sz w:val="18"/>
+                <w:szCs w:val="18"/>
+                <w:lang w:val="es-MX"/>
+              </w:rPr>
+            </w:pPr>
+            <w:r>
+              <w:rPr>
+                <w:rFonts w:ascii="Arial" w:hAnsi="Arial" w:cs="Arial"/>
+                <w:bCs/>
+                <w:sz w:val="18"/>
+                <w:szCs w:val="18"/>
+                <w:lang w:val="es-MX"/>
+              </w:rPr>
+              <w:t>Universidad Tecnológica de México</w:t>
+            </w:r>
+          </w:p>
+          <w:p>
+            <w:pPr>
+              <w:rPr>
+                <w:rFonts w:ascii="Arial" w:hAnsi="Arial" w:cs="Arial"/>
+                <w:bCs/>
+                <w:sz w:val="18"/>
+                <w:szCs w:val="18"/>
+                <w:lang w:val="en-US"/>
+              </w:rPr>
+            </w:pPr>
+          </w:p>
+        </w:tc>
+        <w:tc>
+          <w:tcPr>
+            <w:tcW w:w="2226" w:type="dxa"/>
+          </w:tcPr>
+          <w:p>
+            <w:pPr>
+              <w:rPr>
+                <w:rFonts w:ascii="Arial" w:hAnsi="Arial" w:cs="Arial"/>
+                <w:bCs/>
+                <w:sz w:val="18"/>
+                <w:szCs w:val="18"/>
+                <w:lang w:val="es-MX"/>
+              </w:rPr>
+            </w:pPr>
+            <w:r>
+              <w:rPr>
+                <w:rFonts w:ascii="Arial" w:hAnsi="Arial" w:cs="Arial"/>
+                <w:bCs/>
+                <w:sz w:val="18"/>
+                <w:szCs w:val="18"/>
+                <w:lang w:val="es-MX"/>
+              </w:rPr>
+              <w:t>Cédula Profesional</w:t>
+            </w:r>
+          </w:p>
+          <w:p>
+            <w:pPr>
+              <w:rPr>
+                <w:rFonts w:ascii="Arial" w:hAnsi="Arial" w:cs="Arial"/>
+                <w:bCs/>
+                <w:sz w:val="18"/>
+                <w:szCs w:val="18"/>
+                <w:lang w:val="es-MX"/>
+              </w:rPr>
+            </w:pPr>
+            <w:r>
+              <w:rPr>
+                <w:rFonts w:ascii="Arial" w:hAnsi="Arial" w:cs="Arial"/>
+                <w:bCs/>
+                <w:sz w:val="18"/>
+                <w:szCs w:val="18"/>
+                <w:lang w:val="es-MX"/>
+              </w:rPr>
+              <w:t>7444528</w:t>
+            </w:r>
+          </w:p>
+          <w:p>
+            <w:pPr>
+              <w:rPr>
+                <w:rFonts w:ascii="Arial" w:hAnsi="Arial" w:cs="Arial"/>
+                <w:bCs/>
+                <w:sz w:val="18"/>
+                <w:szCs w:val="18"/>
+                <w:lang w:val="es-MX"/>
+              </w:rPr>
+            </w:pPr>
+            <w:r>
+              <w:rPr>
+                <w:rFonts w:ascii="Arial" w:hAnsi="Arial" w:cs="Arial"/>
+                <w:bCs/>
+                <w:sz w:val="18"/>
+                <w:szCs w:val="18"/>
+                <w:lang w:val="es-MX"/>
+              </w:rPr>
+              <w:t>20 marzo 2012</w:t>
+            </w:r>
+          </w:p>
+        </w:tc>
+      </w:tr>
+    </w:tbl>
+    <w:p>
+      <w:pPr>
+        <w:rPr>
+          <w:rFonts w:ascii="Arial" w:hAnsi="Arial" w:cs="Arial"/>
+          <w:bCs/>
+          <w:sz w:val="18"/>
+          <w:szCs w:val="18"/>
+          <w:lang w:val="es-MX"/>
+        </w:rPr>
+      </w:pPr>
+    </w:p>
+    <w:p>
+      <w:pPr>
+        <w:rPr>
+          <w:rFonts w:ascii="Arial" w:hAnsi="Arial" w:cs="Arial"/>
+          <w:bCs/>
+          <w:color w:val="00FF00"/>
+          <w:sz w:val="18"/>
+          <w:szCs w:val="18"/>
+          <w:lang w:val="es-MX"/>
+        </w:rPr>
+      </w:pPr>
+      <w:r>
+        <w:rPr>
+          <w:rFonts w:ascii="Arial" w:hAnsi="Arial" w:cs="Arial"/>
+          <w:b/>
+          <w:bCs/>
+          <w:sz w:val="18"/>
+          <w:szCs w:val="18"/>
+          <w:u w:val="single"/>
+          <w:lang w:val="es-MX"/>
+        </w:rPr>
+        <w:t>CERTIFICACIONES</w:t>
+      </w:r>
+    </w:p>
+    <w:p>
+      <w:pPr>
+        <w:rPr>
+          <w:lang w:val="es-MX"/>
+        </w:rPr>
+      </w:pPr>
+    </w:p>
+    <w:tbl>
+      <w:tblPr>
+        <w:tblW w:w="0" w:type="auto"/>
+        <w:tblInd w:w="-72" w:type="dxa"/>
+        <w:tblBorders>
+          <w:top w:val="single" w:sz="4" w:space="0" w:color="auto"/>
+          <w:left w:val="single" w:sz="4" w:space="0" w:color="auto"/>
+          <w:bottom w:val="single" w:sz="4" w:space="0" w:color="auto"/>
+          <w:right w:val="single" w:sz="4" w:space="0" w:color="auto"/>
+          <w:insideH w:val="single" w:sz="4" w:space="0" w:color="auto"/>
+          <w:insideV w:val="single" w:sz="4" w:space="0" w:color="auto"/>
+        </w:tblBorders>
+        <w:tblLook w:val="0000" w:firstRow="0" w:lastRow="0" w:firstColumn="0" w:lastColumn="0" w:noHBand="0" w:noVBand="0"/>
+      </w:tblPr>
+      <w:tblGrid>
+        <w:gridCol w:w="7602"/>
+        <w:gridCol w:w="2248"/>
+      </w:tblGrid>
+      <w:tr>
+        <w:trPr>
+          <w:trHeight w:val="300"/>
+        </w:trPr>
+        <w:tc>
+          <w:tcPr>
+            <w:tcW w:w="7602" w:type="dxa"/>
+          </w:tcPr>
+          <w:p>
+            <w:pPr>
+              <w:pStyle w:val="BodyText3"/>
+              <w:spacing w:after="40"/>
+              <w:ind w:right="51"/>
+              <w:rPr>
+                <w:rFonts w:ascii="Arial" w:eastAsia="Times New Roman" w:hAnsi="Arial" w:cs="Arial"/>
+                <w:bCs/>
+                <w:sz w:val="18"/>
+                <w:szCs w:val="18"/>
+                <w:lang w:val="en-US" w:eastAsia="es-ES"/>
+              </w:rPr>
+            </w:pPr>
+            <w:r>
+              <w:rPr>
+                <w:rFonts w:ascii="Arial" w:eastAsia="Times New Roman" w:hAnsi="Arial" w:cs="Arial"/>
+                <w:bCs/>
+                <w:sz w:val="18"/>
+                <w:szCs w:val="18"/>
+                <w:lang w:val="en-US" w:eastAsia="es-ES"/>
+              </w:rPr>
+              <w:t xml:space="preserve">- </w:t>
+            </w:r>
+            <w:proofErr w:type="spellStart"/>
+            <w:r>
+              <w:rPr>
+                <w:rFonts w:ascii="Arial" w:eastAsia="Times New Roman" w:hAnsi="Arial" w:cs="Arial"/>
+                <w:bCs/>
+                <w:sz w:val="18"/>
+                <w:szCs w:val="18"/>
+                <w:lang w:eastAsia="es-ES"/>
+              </w:rPr>
+              <w:t>Certified</w:t>
+            </w:r>
+            <w:proofErr w:type="spellEnd"/>
+            <w:r>
+              <w:rPr>
+                <w:rFonts w:ascii="Arial" w:eastAsia="Times New Roman" w:hAnsi="Arial" w:cs="Arial"/>
+                <w:bCs/>
+                <w:sz w:val="18"/>
+                <w:szCs w:val="18"/>
+                <w:lang w:eastAsia="es-ES"/>
+              </w:rPr>
+              <w:t xml:space="preserve"> Scrum Master - </w:t>
+            </w:r>
+            <w:proofErr w:type="spellStart"/>
+            <w:r>
+              <w:rPr>
+                <w:rFonts w:ascii="Arial" w:eastAsia="Times New Roman" w:hAnsi="Arial" w:cs="Arial"/>
+                <w:bCs/>
+                <w:sz w:val="18"/>
+                <w:szCs w:val="18"/>
+                <w:lang w:eastAsia="es-ES"/>
+              </w:rPr>
+              <w:t>ScrumAlliance</w:t>
+            </w:r>
+            <w:proofErr w:type="spellEnd"/>
+          </w:p>
+        </w:tc>
+        <w:tc>
+          <w:tcPr>
+            <w:tcW w:w="2248" w:type="dxa"/>
+          </w:tcPr>
+          <w:p>
+            <w:pPr>
+              <w:rPr>
+                <w:rFonts w:ascii="Arial" w:hAnsi="Arial" w:cs="Arial"/>
+                <w:sz w:val="18"/>
+                <w:szCs w:val="18"/>
+                <w:lang w:val="es-MX"/>
+              </w:rPr>
+            </w:pPr>
+            <w:r>
+              <w:rPr>
+                <w:rFonts w:ascii="Arial" w:hAnsi="Arial" w:cs="Arial"/>
+                <w:sz w:val="18"/>
+                <w:szCs w:val="18"/>
+                <w:lang w:val="es-MX"/>
+              </w:rPr>
+              <w:t>202</w:t>
+            </w:r>
+            <w:r>
+              <w:rPr>
+                <w:rFonts w:ascii="Arial" w:hAnsi="Arial" w:cs="Arial"/>
+                <w:sz w:val="18"/>
+                <w:szCs w:val="18"/>
+                <w:lang w:val="es-MX"/>
+              </w:rPr>
+              <w:t>6-2028</w:t>
+            </w:r>
+          </w:p>
+        </w:tc>
+      </w:tr>
+    </w:tbl>
+    <w:p>
+      <w:pPr>
+        <w:rPr>
+          <w:rFonts w:ascii="Arial" w:hAnsi="Arial" w:cs="Arial"/>
+          <w:b/>
+          <w:bCs/>
+          <w:sz w:val="18"/>
+          <w:szCs w:val="18"/>
+          <w:u w:val="single"/>
+          <w:lang w:val="es-MX"/>
+        </w:rPr>
+      </w:pPr>
+    </w:p>
+    <w:p>
+      <w:pPr>
+        <w:rPr>
+          <w:rFonts w:ascii="Arial" w:hAnsi="Arial" w:cs="Arial"/>
+          <w:b/>
+          <w:bCs/>
+          <w:sz w:val="18"/>
+          <w:szCs w:val="18"/>
+          <w:u w:val="single"/>
+          <w:lang w:val="es-MX"/>
+        </w:rPr>
+      </w:pPr>
+    </w:p>
+    <w:p>
+      <w:pPr>
+        <w:rPr>
+          <w:rFonts w:ascii="Arial" w:hAnsi="Arial" w:cs="Arial"/>
+          <w:bCs/>
+          <w:color w:val="00FF00"/>
+          <w:sz w:val="18"/>
+          <w:szCs w:val="18"/>
+          <w:lang w:val="es-MX"/>
+        </w:rPr>
+      </w:pPr>
+      <w:r>
+        <w:rPr>
+          <w:rFonts w:ascii="Arial" w:hAnsi="Arial" w:cs="Arial"/>
+          <w:b/>
+          <w:bCs/>
+          <w:sz w:val="18"/>
+          <w:szCs w:val="18"/>
+          <w:u w:val="single"/>
+          <w:lang w:val="es-MX"/>
+        </w:rPr>
+        <w:t>CURSOS</w:t>
+      </w:r>
+    </w:p>
     <w:p>
       <w:pPr>
         <w:jc w:val="both"/>
@@ -2996,6 +3799,144 @@
         </w:rPr>
       </w:pPr>
     </w:p>
+    <w:tbl>
+      <w:tblPr>
+        <w:tblW w:w="0" w:type="auto"/>
+        <w:tblInd w:w="-72" w:type="dxa"/>
+        <w:tblBorders>
+          <w:top w:val="single" w:sz="4" w:space="0" w:color="auto"/>
+          <w:left w:val="single" w:sz="4" w:space="0" w:color="auto"/>
+          <w:bottom w:val="single" w:sz="4" w:space="0" w:color="auto"/>
+          <w:right w:val="single" w:sz="4" w:space="0" w:color="auto"/>
+          <w:insideH w:val="single" w:sz="4" w:space="0" w:color="auto"/>
+          <w:insideV w:val="single" w:sz="4" w:space="0" w:color="auto"/>
+        </w:tblBorders>
+        <w:tblLook w:val="0000" w:firstRow="0" w:lastRow="0" w:firstColumn="0" w:lastColumn="0" w:noHBand="0" w:noVBand="0"/>
+      </w:tblPr>
+      <w:tblGrid>
+        <w:gridCol w:w="9850"/>
+      </w:tblGrid>
+      <w:tr>
+        <w:trPr>
+          <w:trHeight w:val="300"/>
+        </w:trPr>
+        <w:tc>
+          <w:tcPr>
+            <w:tcW w:w="9850" w:type="dxa"/>
+          </w:tcPr>
+          <w:p>
+            <w:pPr>
+              <w:rPr>
+                <w:rFonts w:ascii="Arial" w:hAnsi="Arial" w:cs="Arial"/>
+                <w:sz w:val="18"/>
+                <w:szCs w:val="18"/>
+                <w:lang w:val="es-MX"/>
+              </w:rPr>
+            </w:pPr>
+            <w:r>
+              <w:rPr>
+                <w:rFonts w:ascii="Arial" w:hAnsi="Arial" w:cs="Arial"/>
+                <w:bCs/>
+                <w:sz w:val="18"/>
+                <w:szCs w:val="18"/>
+                <w:lang w:val="es-MX"/>
+              </w:rPr>
+              <w:t>- Crear Página Web con HTML y CSS</w:t>
+            </w:r>
+          </w:p>
+        </w:tc>
+      </w:tr>
+      <w:tr>
+        <w:trPr>
+          <w:trHeight w:val="300"/>
+        </w:trPr>
+        <w:tc>
+          <w:tcPr>
+            <w:tcW w:w="9850" w:type="dxa"/>
+          </w:tcPr>
+          <w:p>
+            <w:pPr>
+              <w:rPr>
+                <w:rFonts w:ascii="Arial" w:hAnsi="Arial" w:cs="Arial"/>
+                <w:sz w:val="18"/>
+                <w:szCs w:val="18"/>
+                <w:lang w:val="es-MX"/>
+              </w:rPr>
+            </w:pPr>
+            <w:r>
+              <w:rPr>
+                <w:rFonts w:ascii="Arial" w:hAnsi="Arial" w:cs="Arial"/>
+                <w:bCs/>
+                <w:sz w:val="18"/>
+                <w:szCs w:val="18"/>
+                <w:lang w:val="es-MX"/>
+              </w:rPr>
+              <w:t>- Diseño Página Web con HTML+CSS</w:t>
+            </w:r>
+          </w:p>
+        </w:tc>
+      </w:tr>
+      <w:tr>
+        <w:trPr>
+          <w:trHeight w:val="300"/>
+        </w:trPr>
+        <w:tc>
+          <w:tcPr>
+            <w:tcW w:w="9850" w:type="dxa"/>
+          </w:tcPr>
+          <w:p>
+            <w:pPr>
+              <w:rPr>
+                <w:rFonts w:ascii="Arial" w:hAnsi="Arial" w:cs="Arial"/>
+                <w:sz w:val="18"/>
+                <w:szCs w:val="18"/>
+                <w:lang w:val="es-MX"/>
+              </w:rPr>
+            </w:pPr>
+            <w:r>
+              <w:rPr>
+                <w:rFonts w:ascii="Arial" w:hAnsi="Arial" w:cs="Arial"/>
+                <w:bCs/>
+                <w:sz w:val="18"/>
+                <w:szCs w:val="18"/>
+                <w:lang w:val="es-MX"/>
+              </w:rPr>
+              <w:t>- HTML5</w:t>
+            </w:r>
+          </w:p>
+        </w:tc>
+      </w:tr>
+      <w:tr>
+        <w:trPr>
+          <w:trHeight w:val="300"/>
+        </w:trPr>
+        <w:tc>
+          <w:tcPr>
+            <w:tcW w:w="9850" w:type="dxa"/>
+          </w:tcPr>
+          <w:p>
+            <w:pPr>
+              <w:rPr>
+                <w:rFonts w:ascii="Arial" w:hAnsi="Arial" w:cs="Arial"/>
+                <w:sz w:val="18"/>
+                <w:szCs w:val="18"/>
+                <w:lang w:val="en-US"/>
+              </w:rPr>
+            </w:pPr>
+            <w:r>
+              <w:rPr>
+                <w:rFonts w:ascii="Arial" w:hAnsi="Arial" w:cs="Arial"/>
+                <w:bCs/>
+                <w:sz w:val="18"/>
+                <w:szCs w:val="18"/>
+                <w:lang w:val="en-US"/>
+              </w:rPr>
+              <w:t>- The Complete Guide to HTML</w:t>
+            </w:r>
+          </w:p>
+        </w:tc>
+      </w:tr>
+    </w:tbl>
     <w:p>
       <w:pPr>
         <w:jc w:val="both"/>
@@ -3046,72 +3987,6 @@
     </w:p>
     <w:p>
       <w:pPr>
-        <w:ind w:left="708" w:hanging="708"/>
-        <w:jc w:val="center"/>
-        <w:rPr>
-          <w:rFonts w:ascii="Arial" w:hAnsi="Arial" w:cs="Arial"/>
-          <w:bCs/>
-          <w:sz w:val="18"/>
-          <w:szCs w:val="18"/>
-          <w:lang w:val="en-US"/>
-        </w:rPr>
-      </w:pPr>
-      <w:r>
-        <w:rPr>
-          <w:rFonts w:ascii="Arial" w:hAnsi="Arial" w:cs="Arial"/>
-          <w:bCs/>
-          <w:sz w:val="18"/>
-          <w:szCs w:val="18"/>
-          <w:lang w:val="en-US"/>
-        </w:rPr>
-        <w:t>______________________________________</w:t>
-      </w:r>
-    </w:p>
-    <w:p>
-      <w:pPr>
-        <w:ind w:left="708" w:hanging="708"/>
-        <w:jc w:val="center"/>
-        <w:rPr>
-          <w:rFonts w:ascii="Arial" w:hAnsi="Arial" w:cs="Arial"/>
-          <w:bCs/>
-          <w:sz w:val="18"/>
-          <w:szCs w:val="18"/>
-          <w:lang w:val="en-US"/>
-        </w:rPr>
-      </w:pPr>
-    </w:p>
-    <w:p>
-      <w:pPr>
-        <w:pStyle w:val="Title"/>
-        <w:ind w:left="708" w:hanging="708"/>
-        <w:rPr>
-          <w:b/>
-          <w:bCs/>
-          <w:color w:val="0070C0"/>
-          <w:lang w:val="es-MX"/>
-        </w:rPr>
-      </w:pPr>
-      <w:proofErr w:type="spellStart"/>
-      <w:r>
-        <w:rPr>
-          <w:b/>
-          <w:bCs/>
-          <w:lang w:val="es-MX"/>
-        </w:rPr>
-        <w:t>Rosain</w:t>
-      </w:r>
-      <w:proofErr w:type="spellEnd"/>
-      <w:r>
-        <w:rPr>
-          <w:b/>
-          <w:bCs/>
-          <w:lang w:val="es-MX"/>
-        </w:rPr>
-        <w:t xml:space="preserve"> Castillo Eng</w:t>
-      </w:r>
-    </w:p>
-    <w:p>
-      <w:pPr>
         <w:jc w:val="both"/>
         <w:rPr>
           <w:rFonts w:ascii="Arial" w:hAnsi="Arial" w:cs="Arial"/>
@@ -3123,44 +3998,272 @@
       </w:pPr>
     </w:p>
     <w:p>
-      <w:r>
-        <w:br w:type="page"/>
-      </w:r>
+      <w:pPr>
+        <w:jc w:val="both"/>
+        <w:rPr>
+          <w:rFonts w:ascii="Arial" w:hAnsi="Arial" w:cs="Arial"/>
+          <w:bCs/>
+          <w:sz w:val="18"/>
+          <w:szCs w:val="18"/>
+          <w:lang w:val="en-US"/>
+        </w:rPr>
+      </w:pPr>
     </w:p>
     <w:p>
-      <w:r>
+      <w:pPr>
+        <w:jc w:val="both"/>
         <w:rPr>
-          <w:noProof/>
+          <w:rFonts w:ascii="Arial" w:hAnsi="Arial" w:cs="Arial"/>
+          <w:bCs/>
+          <w:sz w:val="18"/>
+          <w:szCs w:val="18"/>
+          <w:lang w:val="en-US"/>
         </w:rPr>
-        <w:pict w14:anchorId="18B401C9">
-          <v:shapetype id="_x0000_t75" coordsize="21600,21600" o:spt="75" o:preferrelative="t" path="m@4@5l@4@11@9@11@9@5xe" filled="f" stroked="f">
-            <v:stroke joinstyle="miter"/>
-            <v:formulas>
-              <v:f eqn="if lineDrawn pixelLineWidth 0"/>
-              <v:f eqn="sum @0 1 0"/>
-              <v:f eqn="sum 0 0 @1"/>
-              <v:f eqn="prod @2 1 2"/>
-              <v:f eqn="prod @3 21600 pixelWidth"/>
-              <v:f eqn="prod @3 21600 pixelHeight"/>
-              <v:f eqn="sum @0 0 1"/>
-              <v:f eqn="prod @6 1 2"/>
-              <v:f eqn="prod @7 21600 pixelWidth"/>
-              <v:f eqn="sum @8 21600 0"/>
-              <v:f eqn="prod @7 21600 pixelHeight"/>
-              <v:f eqn="sum @10 21600 0"/>
-            </v:formulas>
-            <v:path o:extrusionok="f" gradientshapeok="t" o:connecttype="rect"/>
-            <o:lock v:ext="edit" aspectratio="t"/>
-          </v:shapetype>
-          <v:shape id="Picture 1" o:spid="_x0000_i1025" type="#_x0000_t75" style="width:6in;height:559.5pt;visibility:visible;mso-wrap-style:square">
-            <v:imagedata r:id="rId11" o:title=""/>
-          </v:shape>
-        </w:pict>
-      </w:r>
+      </w:pPr>
+    </w:p>
+    <w:tbl>
+      <w:tblPr>
+        <w:tblW w:w="0" w:type="auto"/>
+        <w:tblLook w:val="04A0" w:firstRow="1" w:lastRow="0" w:firstColumn="1" w:lastColumn="0" w:noHBand="0" w:noVBand="1"/>
+      </w:tblPr>
+      <w:tblGrid>
+        <w:gridCol w:w="4889"/>
+        <w:gridCol w:w="4889"/>
+      </w:tblGrid>
+      <w:tr>
+        <w:tc>
+          <w:tcPr>
+            <w:tcW w:w="4889" w:type="dxa"/>
+            <w:vAlign w:val="center"/>
+          </w:tcPr>
+          <w:p>
+            <w:pPr>
+              <w:ind w:left="708" w:hanging="708"/>
+              <w:jc w:val="center"/>
+              <w:rPr>
+                <w:rFonts w:ascii="Arial" w:hAnsi="Arial" w:cs="Arial"/>
+                <w:bCs/>
+                <w:sz w:val="18"/>
+                <w:szCs w:val="18"/>
+                <w:lang w:val="en-US"/>
+              </w:rPr>
+            </w:pPr>
+            <w:r>
+              <w:rPr>
+                <w:rFonts w:ascii="Arial" w:hAnsi="Arial" w:cs="Arial"/>
+                <w:bCs/>
+                <w:sz w:val="18"/>
+                <w:szCs w:val="18"/>
+                <w:lang w:val="en-US"/>
+              </w:rPr>
+              <w:t>______________________________________</w:t>
+            </w:r>
+          </w:p>
+          <w:p>
+            <w:pPr>
+              <w:pStyle w:val="Title"/>
+              <w:ind w:left="708" w:hanging="708"/>
+              <w:rPr>
+                <w:b/>
+                <w:bCs/>
+                <w:sz w:val="18"/>
+                <w:szCs w:val="18"/>
+                <w:lang w:val="es-MX"/>
+              </w:rPr>
+            </w:pPr>
+            <w:proofErr w:type="spellStart"/>
+            <w:r>
+              <w:rPr>
+                <w:b/>
+                <w:bCs/>
+                <w:sz w:val="18"/>
+                <w:szCs w:val="18"/>
+                <w:lang w:val="es-MX"/>
+              </w:rPr>
+              <w:t>Rosain</w:t>
+            </w:r>
+            <w:proofErr w:type="spellEnd"/>
+            <w:r>
+              <w:rPr>
+                <w:b/>
+                <w:bCs/>
+                <w:sz w:val="18"/>
+                <w:szCs w:val="18"/>
+                <w:lang w:val="es-MX"/>
+              </w:rPr>
+              <w:t xml:space="preserve"> Castillo Eng</w:t>
+            </w:r>
+          </w:p>
+          <w:p>
+            <w:pPr>
+              <w:pStyle w:val="Title"/>
+              <w:rPr>
+                <w:b/>
+                <w:bCs/>
+                <w:sz w:val="18"/>
+                <w:szCs w:val="18"/>
+                <w:lang w:val="es-MX"/>
+              </w:rPr>
+            </w:pPr>
+            <w:r>
+              <w:rPr>
+                <w:b/>
+                <w:bCs/>
+                <w:sz w:val="18"/>
+                <w:szCs w:val="18"/>
+                <w:lang w:val="es-MX"/>
+              </w:rPr>
+              <w:t>Líder Técnico</w:t>
+            </w:r>
+          </w:p>
+          <w:p>
+            <w:pPr>
+              <w:pStyle w:val="Title"/>
+              <w:jc w:val="left"/>
+              <w:rPr>
+                <w:b/>
+                <w:bCs/>
+                <w:color w:val="0070C0"/>
+                <w:sz w:val="18"/>
+                <w:szCs w:val="18"/>
+                <w:lang w:val="es-MX"/>
+              </w:rPr>
+            </w:pPr>
+          </w:p>
+        </w:tc>
+        <w:tc>
+          <w:tcPr>
+            <w:tcW w:w="4889" w:type="dxa"/>
+            <w:vAlign w:val="center"/>
+          </w:tcPr>
+          <w:p>
+            <w:pPr>
+              <w:jc w:val="center"/>
+              <w:rPr>
+                <w:rFonts w:ascii="Arial" w:hAnsi="Arial" w:cs="Arial"/>
+                <w:bCs/>
+                <w:sz w:val="18"/>
+                <w:szCs w:val="18"/>
+                <w:lang w:val="es-MX"/>
+              </w:rPr>
+            </w:pPr>
+            <w:r>
+              <w:rPr>
+                <w:rFonts w:ascii="Arial" w:hAnsi="Arial" w:cs="Arial"/>
+                <w:bCs/>
+                <w:sz w:val="18"/>
+                <w:szCs w:val="18"/>
+                <w:lang w:val="es-MX"/>
+              </w:rPr>
+              <w:t>______________________________________</w:t>
+            </w:r>
+          </w:p>
+          <w:p>
+            <w:pPr>
+              <w:jc w:val="center"/>
+              <w:rPr>
+                <w:rFonts w:ascii="Arial" w:hAnsi="Arial" w:cs="Arial"/>
+                <w:b/>
+                <w:sz w:val="18"/>
+                <w:szCs w:val="18"/>
+                <w:lang w:val="es-MX"/>
+              </w:rPr>
+            </w:pPr>
+            <w:r>
+              <w:rPr>
+                <w:rFonts w:ascii="Arial" w:hAnsi="Arial" w:cs="Arial"/>
+                <w:b/>
+                <w:sz w:val="18"/>
+                <w:szCs w:val="18"/>
+                <w:lang w:val="es-MX"/>
+              </w:rPr>
+              <w:t>Ángel Eduardo Guerrero García</w:t>
+            </w:r>
+          </w:p>
+          <w:p>
+            <w:pPr>
+              <w:jc w:val="center"/>
+              <w:rPr>
+                <w:rFonts w:ascii="Arial" w:hAnsi="Arial" w:cs="Arial"/>
+                <w:b/>
+                <w:sz w:val="18"/>
+                <w:szCs w:val="18"/>
+                <w:lang w:val="es-MX"/>
+              </w:rPr>
+            </w:pPr>
+            <w:r>
+              <w:rPr>
+                <w:rFonts w:ascii="Arial" w:hAnsi="Arial" w:cs="Arial"/>
+                <w:b/>
+                <w:sz w:val="18"/>
+                <w:szCs w:val="18"/>
+                <w:lang w:val="es-MX"/>
+              </w:rPr>
+              <w:t>Representante legal</w:t>
+            </w:r>
+          </w:p>
+          <w:p>
+            <w:pPr>
+              <w:jc w:val="center"/>
+              <w:rPr>
+                <w:rFonts w:ascii="Arial" w:hAnsi="Arial" w:cs="Arial"/>
+                <w:b/>
+                <w:sz w:val="18"/>
+                <w:szCs w:val="18"/>
+                <w:lang w:val="es-MX"/>
+              </w:rPr>
+            </w:pPr>
+            <w:r>
+              <w:rPr>
+                <w:rFonts w:ascii="Arial" w:hAnsi="Arial" w:cs="Arial"/>
+                <w:b/>
+                <w:sz w:val="18"/>
+                <w:szCs w:val="18"/>
+                <w:lang w:val="es-MX"/>
+              </w:rPr>
+              <w:t>BFS Ingeniería Aplicada S. A. de C. V.</w:t>
+            </w:r>
+          </w:p>
+        </w:tc>
+      </w:tr>
+    </w:tbl>
+    <w:p>
+      <w:pPr>
+        <w:jc w:val="both"/>
+        <w:rPr>
+          <w:rFonts w:ascii="Arial" w:hAnsi="Arial" w:cs="Arial"/>
+          <w:bCs/>
+          <w:sz w:val="18"/>
+          <w:szCs w:val="18"/>
+          <w:lang w:val="es-MX"/>
+        </w:rPr>
+      </w:pPr>
+    </w:p>
+    <w:p>
+      <w:pPr>
+        <w:ind w:left="708" w:hanging="708"/>
+        <w:rPr>
+          <w:b/>
+          <w:bCs/>
+          <w:color w:val="0070C0"/>
+          <w:lang w:val="es-MX"/>
+        </w:rPr>
+      </w:pPr>
+    </w:p>
+    <w:p>
+      <w:pPr>
+        <w:rPr>
+          <w:rFonts w:ascii="Arial" w:hAnsi="Arial" w:cs="Arial"/>
+          <w:bCs/>
+          <w:sz w:val="18"/>
+          <w:szCs w:val="18"/>
+          <w:lang w:val="es-MX"/>
+        </w:rPr>
+      </w:pPr>
     </w:p>
     <w:sectPr>
-      <w:headerReference w:type="default" r:id="rId12"/>
-      <w:footerReference w:type="default" r:id="rId13"/>
+      <w:headerReference w:type="default" r:id="rId11"/>
+      <w:footerReference w:type="default" r:id="rId12"/>
       <w:pgSz w:w="12240" w:h="15840"/>
       <w:pgMar w:top="1418" w:right="1260" w:bottom="1134" w:left="1418" w:header="720" w:footer="720" w:gutter="0"/>
       <w:cols w:space="720"/>
@@ -3192,46 +4295,6 @@
 <w:ftr xmlns:wpc="http://schemas.microsoft.com/office/word/2010/wordprocessingCanvas" xmlns:cx="http://schemas.microsoft.com/office/drawing/2014/chartex" xmlns:cx1="http://schemas.microsoft.com/office/drawing/2015/9/8/chartex" xmlns:cx2="http://schemas.microsoft.com/office/drawing/2015/10/21/chartex" xmlns:cx3="http://schemas.microsoft.com/office/drawing/2016/5/9/chartex" xmlns:cx4="http://schemas.microsoft.com/office/drawing/2016/5/10/chartex" xmlns:cx5="http://schemas.microsoft.com/office/drawing/2016/5/11/chartex" xmlns:cx6="http://schemas.microsoft.com/office/drawing/2016/5/12/chartex" xmlns:cx7="http://schemas.microsoft.com/office/drawing/2016/5/13/chartex" xmlns:cx8="http://schemas.microsoft.com/office/drawing/2016/5/14/chartex" xmlns:mc="http://schemas.openxmlformats.org/markup-compatibility/2006" xmlns:aink="http://schemas.microsoft.com/office/drawing/2016/ink" xmlns:am3d="http://schemas.microsoft.com/office/drawing/2017/model3d" xmlns:o="urn:schemas-microsoft-com:office:office" xmlns:oel="http://schemas.microsoft.com/office/2019/extlst" xmlns:r="http://schemas.openxmlformats.org/officeDocument/2006/relationships" xmlns:m="http://schemas.openxmlformats.org/officeDocument/2006/math" xmlns:v="urn:schemas-microsoft-com:vml" xmlns:wp14="http://schemas.microsoft.com/office/word/2010/wordprocessingDrawing" xmlns:wp="http://schemas.openxmlformats.org/drawingml/2006/wordprocessingDrawing" xmlns:w10="urn:schemas-microsoft-com:office:word" xmlns:w="http://schemas.openxmlformats.org/wordprocessingml/2006/main" xmlns:w14="http://schemas.microsoft.com/office/word/2010/wordml" xmlns:w15="http://schemas.microsoft.com/office/word/2012/wordml" xmlns:w16cex="http://schemas.microsoft.com/office/word/2018/wordml/cex" xmlns:w16cid="http://schemas.microsoft.com/office/word/2016/wordml/cid" xmlns:w16="http://schemas.microsoft.com/office/word/2018/wordml" xmlns:w16du="http://schemas.microsoft.com/office/word/2023/wordml/word16du" xmlns:w16sdtdh="http://schemas.microsoft.com/office/word/2020/wordml/sdtdatahash" xmlns:w16sdtfl="http://schemas.microsoft.com/office/word/2024/wordml/sdtformatlock" xmlns:w16se="http://schemas.microsoft.com/office/word/2015/wordml/symex" xmlns:wpg="http://schemas.microsoft.com/office/word/2010/wordprocessingGroup" xmlns:wpi="http://schemas.microsoft.com/office/word/2010/wordprocessingInk" xmlns:wne="http://schemas.microsoft.com/office/word/2006/wordml" xmlns:wps="http://schemas.microsoft.com/office/word/2010/wordprocessingShape" mc:Ignorable="w14 w15 w16se w16cid w16 w16cex w16sdtdh w16sdtfl w16du wp14">
   <w:p>
     <w:pPr>
-      <w:pStyle w:val="Header"/>
-      <w:pBdr>
-        <w:bottom w:val="single" w:sz="12" w:space="1" w:color="0E2841"/>
-      </w:pBdr>
-      <w:rPr>
-        <w:rFonts w:ascii="Tahoma" w:eastAsia="Calibri" w:hAnsi="Tahoma" w:cs="Tahoma"/>
-        <w:sz w:val="18"/>
-        <w:szCs w:val="18"/>
-        <w:lang w:eastAsia="en-US"/>
-      </w:rPr>
-    </w:pPr>
-    <w:r>
-      <w:rPr>
-        <w:noProof/>
-      </w:rPr>
-      <w:pict w14:anchorId="2895A54B">
-        <v:shapetype id="_x0000_t202" coordsize="21600,21600" o:spt="202" path="m,l,21600r21600,l21600,xe">
-          <v:stroke joinstyle="miter"/>
-          <v:path gradientshapeok="t" o:connecttype="rect"/>
-        </v:shapetype>
-        <v:shape id="Text Box 1" o:spid="_x0000_s1034" type="#_x0000_t202" style="position:absolute;margin-left:1.3pt;margin-top:13.6pt;width:518.75pt;height:52.8pt;z-index:3;visibility:visible;mso-width-relative:margin;mso-height-relative:margin" o:gfxdata="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" filled="f" stroked="f" strokeweight=".5pt">
-          <v:textbox style="mso-next-textbox:#Text Box 1">
-            <w:txbxContent>
-              <w:p>
-                <w:pPr>
-                  <w:rPr>
-                    <w:rFonts w:cs="Arial"/>
-                    <w:sz w:val="16"/>
-                    <w:szCs w:val="16"/>
-                  </w:rPr>
-                </w:pPr>
-              </w:p>
-            </w:txbxContent>
-          </v:textbox>
-        </v:shape>
-      </w:pict>
-    </w:r>
-  </w:p>
-  <w:p>
-    <w:pPr>
       <w:pStyle w:val="Footer"/>
       <w:tabs>
         <w:tab w:val="clear" w:pos="4320"/>
@@ -3244,6 +4307,10 @@
         <w:noProof/>
       </w:rPr>
       <w:pict w14:anchorId="0FF2E83E">
+        <v:shapetype id="_x0000_t202" coordsize="21600,21600" o:spt="202" path="m,l,21600r21600,l21600,xe">
+          <v:stroke joinstyle="miter"/>
+          <v:path gradientshapeok="t" o:connecttype="rect"/>
+        </v:shapetype>
         <v:shape id="_x0000_s1029" type="#_x0000_t202" style="position:absolute;margin-left:56.35pt;margin-top:729.7pt;width:154.5pt;height:17.3pt;z-index:2;visibility:visible;mso-height-relative:margin" o:gfxdata="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" stroked="f" strokeweight=".5pt">
           <v:textbox style="mso-next-textbox:#_x0000_s1029">
             <w:txbxContent>
@@ -3332,7 +4399,7 @@
           <v:stroke joinstyle="miter"/>
           <v:path gradientshapeok="t" o:connecttype="rect"/>
         </v:shapetype>
-        <v:shape id="Text Box 3" o:spid="_x0000_s1036" type="#_x0000_t202" style="position:absolute;margin-left:126.85pt;margin-top:-22.45pt;width:338.2pt;height:48.45pt;z-index:4;visibility:visible;mso-position-horizontal-relative:page;mso-width-relative:margin;mso-height-relative:margin" o:gfxdata="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" fillcolor="window" stroked="f" strokeweight=".5pt">
+        <v:shape id="Text Box 3" o:spid="_x0000_s1036" type="#_x0000_t202" style="position:absolute;margin-left:126.85pt;margin-top:-22.45pt;width:338.2pt;height:48.45pt;z-index:3;visibility:visible;mso-position-horizontal-relative:page;mso-width-relative:margin;mso-height-relative:margin" o:gfxdata="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" fillcolor="window" stroked="f" strokeweight=".5pt">
           <v:textbox style="mso-next-textbox:#Text Box 3">
             <w:txbxContent>
               <w:p>
@@ -3389,7 +4456,7 @@
           <v:path o:extrusionok="f" gradientshapeok="t" o:connecttype="rect"/>
           <o:lock v:ext="edit" aspectratio="t"/>
         </v:shapetype>
-        <v:shape id="Imagen 9" o:spid="_x0000_s1035" type="#_x0000_t75" alt="Logo, company name&#10;&#10;Description automatically generated" style="position:absolute;margin-left:401.55pt;margin-top:-13.75pt;width:91.1pt;height:43.5pt;z-index:5;visibility:visible;mso-width-relative:margin;mso-height-relative:margin">
+        <v:shape id="Imagen 9" o:spid="_x0000_s1035" type="#_x0000_t75" alt="Logo, company name&#10;&#10;Description automatically generated" style="position:absolute;margin-left:401.55pt;margin-top:-13.75pt;width:91.1pt;height:43.5pt;z-index:4;visibility:visible;mso-width-relative:margin;mso-height-relative:margin">
           <v:imagedata r:id="rId1" o:title="image001"/>
         </v:shape>
       </w:pict>
@@ -6901,6 +7968,119 @@
     </w:lvl>
   </w:abstractNum>
   <w:abstractNum w:abstractNumId="31" w15:restartNumberingAfterBreak="0">
+    <w:nsid w:val="5B3551C9"/>
+    <w:multiLevelType w:val="hybridMultilevel"/>
+    <w:tmpl w:val="0CA4598E"/>
+    <w:lvl w:ilvl="0" w:tplc="C6820892">
+      <w:numFmt w:val="bullet"/>
+      <w:lvlText w:val="•"/>
+      <w:lvlJc w:val="left"/>
+      <w:pPr>
+        <w:ind w:left="720" w:hanging="360"/>
+      </w:pPr>
+      <w:rPr>
+        <w:rFonts w:ascii="Arial" w:eastAsia="Times New Roman" w:hAnsi="Arial" w:cs="Arial" w:hint="default"/>
+        <w:sz w:val="18"/>
+      </w:rPr>
+    </w:lvl>
+    <w:lvl w:ilvl="1" w:tplc="04090003" w:tentative="1">
+      <w:start w:val="1"/>
+      <w:numFmt w:val="bullet"/>
+      <w:lvlText w:val="o"/>
+      <w:lvlJc w:val="left"/>
+      <w:pPr>
+        <w:ind w:left="1440" w:hanging="360"/>
+      </w:pPr>
+      <w:rPr>
+        <w:rFonts w:ascii="Courier New" w:hAnsi="Courier New" w:cs="Courier New" w:hint="default"/>
+      </w:rPr>
+    </w:lvl>
+    <w:lvl w:ilvl="2" w:tplc="04090005" w:tentative="1">
+      <w:start w:val="1"/>
+      <w:numFmt w:val="bullet"/>
+      <w:lvlText w:val=""/>
+      <w:lvlJc w:val="left"/>
+      <w:pPr>
+        <w:ind w:left="2160" w:hanging="360"/>
+      </w:pPr>
+      <w:rPr>
+        <w:rFonts w:ascii="Wingdings" w:hAnsi="Wingdings" w:hint="default"/>
+      </w:rPr>
+    </w:lvl>
+    <w:lvl w:ilvl="3" w:tplc="04090001" w:tentative="1">
+      <w:start w:val="1"/>
+      <w:numFmt w:val="bullet"/>
+      <w:lvlText w:val=""/>
+      <w:lvlJc w:val="left"/>
+      <w:pPr>
+        <w:ind w:left="2880" w:hanging="360"/>
+      </w:pPr>
+      <w:rPr>
+        <w:rFonts w:ascii="Symbol" w:hAnsi="Symbol" w:hint="default"/>
+      </w:rPr>
+    </w:lvl>
+    <w:lvl w:ilvl="4" w:tplc="04090003" w:tentative="1">
+      <w:start w:val="1"/>
+      <w:numFmt w:val="bullet"/>
+      <w:lvlText w:val="o"/>
+      <w:lvlJc w:val="left"/>
+      <w:pPr>
+        <w:ind w:left="3600" w:hanging="360"/>
+      </w:pPr>
+      <w:rPr>
+        <w:rFonts w:ascii="Courier New" w:hAnsi="Courier New" w:cs="Courier New" w:hint="default"/>
+      </w:rPr>
+    </w:lvl>
+    <w:lvl w:ilvl="5" w:tplc="04090005" w:tentative="1">
+      <w:start w:val="1"/>
+      <w:numFmt w:val="bullet"/>
+      <w:lvlText w:val=""/>
+      <w:lvlJc w:val="left"/>
+      <w:pPr>
+        <w:ind w:left="4320" w:hanging="360"/>
+      </w:pPr>
+      <w:rPr>
+        <w:rFonts w:ascii="Wingdings" w:hAnsi="Wingdings" w:hint="default"/>
+      </w:rPr>
+    </w:lvl>
+    <w:lvl w:ilvl="6" w:tplc="04090001" w:tentative="1">
+      <w:start w:val="1"/>
+      <w:numFmt w:val="bullet"/>
+      <w:lvlText w:val=""/>
+      <w:lvlJc w:val="left"/>
+      <w:pPr>
+        <w:ind w:left="5040" w:hanging="360"/>
+      </w:pPr>
+      <w:rPr>
+        <w:rFonts w:ascii="Symbol" w:hAnsi="Symbol" w:hint="default"/>
+      </w:rPr>
+    </w:lvl>
+    <w:lvl w:ilvl="7" w:tplc="04090003" w:tentative="1">
+      <w:start w:val="1"/>
+      <w:numFmt w:val="bullet"/>
+      <w:lvlText w:val="o"/>
+      <w:lvlJc w:val="left"/>
+      <w:pPr>
+        <w:ind w:left="5760" w:hanging="360"/>
+      </w:pPr>
+      <w:rPr>
+        <w:rFonts w:ascii="Courier New" w:hAnsi="Courier New" w:cs="Courier New" w:hint="default"/>
+      </w:rPr>
+    </w:lvl>
+    <w:lvl w:ilvl="8" w:tplc="04090005" w:tentative="1">
+      <w:start w:val="1"/>
+      <w:numFmt w:val="bullet"/>
+      <w:lvlText w:val=""/>
+      <w:lvlJc w:val="left"/>
+      <w:pPr>
+        <w:ind w:left="6480" w:hanging="360"/>
+      </w:pPr>
+      <w:rPr>
+        <w:rFonts w:ascii="Wingdings" w:hAnsi="Wingdings" w:hint="default"/>
+      </w:rPr>
+    </w:lvl>
+  </w:abstractNum>
+  <w:abstractNum w:abstractNumId="32" w15:restartNumberingAfterBreak="0">
     <w:nsid w:val="604041B9"/>
     <w:multiLevelType w:val="singleLevel"/>
     <w:tmpl w:val="0C0A000B"/>
@@ -6920,7 +8100,120 @@
       </w:rPr>
     </w:lvl>
   </w:abstractNum>
-  <w:abstractNum w:abstractNumId="32" w15:restartNumberingAfterBreak="0">
+  <w:abstractNum w:abstractNumId="33" w15:restartNumberingAfterBreak="0">
+    <w:nsid w:val="60DB6B30"/>
+    <w:multiLevelType w:val="hybridMultilevel"/>
+    <w:tmpl w:val="D4D8E0AE"/>
+    <w:lvl w:ilvl="0" w:tplc="04090001">
+      <w:start w:val="1"/>
+      <w:numFmt w:val="bullet"/>
+      <w:lvlText w:val=""/>
+      <w:lvlJc w:val="left"/>
+      <w:pPr>
+        <w:ind w:left="720" w:hanging="360"/>
+      </w:pPr>
+      <w:rPr>
+        <w:rFonts w:ascii="Symbol" w:hAnsi="Symbol" w:hint="default"/>
+      </w:rPr>
+    </w:lvl>
+    <w:lvl w:ilvl="1" w:tplc="04090003" w:tentative="1">
+      <w:start w:val="1"/>
+      <w:numFmt w:val="bullet"/>
+      <w:lvlText w:val="o"/>
+      <w:lvlJc w:val="left"/>
+      <w:pPr>
+        <w:ind w:left="1440" w:hanging="360"/>
+      </w:pPr>
+      <w:rPr>
+        <w:rFonts w:ascii="Courier New" w:hAnsi="Courier New" w:cs="Courier New" w:hint="default"/>
+      </w:rPr>
+    </w:lvl>
+    <w:lvl w:ilvl="2" w:tplc="04090005" w:tentative="1">
+      <w:start w:val="1"/>
+      <w:numFmt w:val="bullet"/>
+      <w:lvlText w:val=""/>
+      <w:lvlJc w:val="left"/>
+      <w:pPr>
+        <w:ind w:left="2160" w:hanging="360"/>
+      </w:pPr>
+      <w:rPr>
+        <w:rFonts w:ascii="Wingdings" w:hAnsi="Wingdings" w:hint="default"/>
+      </w:rPr>
+    </w:lvl>
+    <w:lvl w:ilvl="3" w:tplc="04090001" w:tentative="1">
+      <w:start w:val="1"/>
+      <w:numFmt w:val="bullet"/>
+      <w:lvlText w:val=""/>
+      <w:lvlJc w:val="left"/>
+      <w:pPr>
+        <w:ind w:left="2880" w:hanging="360"/>
+      </w:pPr>
+      <w:rPr>
+        <w:rFonts w:ascii="Symbol" w:hAnsi="Symbol" w:hint="default"/>
+      </w:rPr>
+    </w:lvl>
+    <w:lvl w:ilvl="4" w:tplc="04090003" w:tentative="1">
+      <w:start w:val="1"/>
+      <w:numFmt w:val="bullet"/>
+      <w:lvlText w:val="o"/>
+      <w:lvlJc w:val="left"/>
+      <w:pPr>
+        <w:ind w:left="3600" w:hanging="360"/>
+      </w:pPr>
+      <w:rPr>
+        <w:rFonts w:ascii="Courier New" w:hAnsi="Courier New" w:cs="Courier New" w:hint="default"/>
+      </w:rPr>
+    </w:lvl>
+    <w:lvl w:ilvl="5" w:tplc="04090005" w:tentative="1">
+      <w:start w:val="1"/>
+      <w:numFmt w:val="bullet"/>
+      <w:lvlText w:val=""/>
+      <w:lvlJc w:val="left"/>
+      <w:pPr>
+        <w:ind w:left="4320" w:hanging="360"/>
+      </w:pPr>
+      <w:rPr>
+        <w:rFonts w:ascii="Wingdings" w:hAnsi="Wingdings" w:hint="default"/>
+      </w:rPr>
+    </w:lvl>
+    <w:lvl w:ilvl="6" w:tplc="04090001" w:tentative="1">
+      <w:start w:val="1"/>
+      <w:numFmt w:val="bullet"/>
+      <w:lvlText w:val=""/>
+      <w:lvlJc w:val="left"/>
+      <w:pPr>
+        <w:ind w:left="5040" w:hanging="360"/>
+      </w:pPr>
+      <w:rPr>
+        <w:rFonts w:ascii="Symbol" w:hAnsi="Symbol" w:hint="default"/>
+      </w:rPr>
+    </w:lvl>
+    <w:lvl w:ilvl="7" w:tplc="04090003" w:tentative="1">
+      <w:start w:val="1"/>
+      <w:numFmt w:val="bullet"/>
+      <w:lvlText w:val="o"/>
+      <w:lvlJc w:val="left"/>
+      <w:pPr>
+        <w:ind w:left="5760" w:hanging="360"/>
+      </w:pPr>
+      <w:rPr>
+        <w:rFonts w:ascii="Courier New" w:hAnsi="Courier New" w:cs="Courier New" w:hint="default"/>
+      </w:rPr>
+    </w:lvl>
+    <w:lvl w:ilvl="8" w:tplc="04090005" w:tentative="1">
+      <w:start w:val="1"/>
+      <w:numFmt w:val="bullet"/>
+      <w:lvlText w:val=""/>
+      <w:lvlJc w:val="left"/>
+      <w:pPr>
+        <w:ind w:left="6480" w:hanging="360"/>
+      </w:pPr>
+      <w:rPr>
+        <w:rFonts w:ascii="Wingdings" w:hAnsi="Wingdings" w:hint="default"/>
+      </w:rPr>
+    </w:lvl>
+  </w:abstractNum>
+  <w:abstractNum w:abstractNumId="34" w15:restartNumberingAfterBreak="0">
     <w:nsid w:val="63FA2877"/>
     <w:multiLevelType w:val="hybridMultilevel"/>
     <w:tmpl w:val="40C661F4"/>
@@ -7033,7 +8326,7 @@
       </w:rPr>
     </w:lvl>
   </w:abstractNum>
-  <w:abstractNum w:abstractNumId="33" w15:restartNumberingAfterBreak="0">
+  <w:abstractNum w:abstractNumId="35" w15:restartNumberingAfterBreak="0">
     <w:nsid w:val="6B78304F"/>
     <w:multiLevelType w:val="hybridMultilevel"/>
     <w:tmpl w:val="083054EE"/>
@@ -7173,7 +8466,7 @@
       </w:rPr>
     </w:lvl>
   </w:abstractNum>
-  <w:abstractNum w:abstractNumId="34" w15:restartNumberingAfterBreak="0">
+  <w:abstractNum w:abstractNumId="36" w15:restartNumberingAfterBreak="0">
     <w:nsid w:val="715D5561"/>
     <w:multiLevelType w:val="hybridMultilevel"/>
     <w:tmpl w:val="427885C8"/>
@@ -7286,7 +8579,7 @@
       </w:rPr>
     </w:lvl>
   </w:abstractNum>
-  <w:abstractNum w:abstractNumId="35" w15:restartNumberingAfterBreak="0">
+  <w:abstractNum w:abstractNumId="37" w15:restartNumberingAfterBreak="0">
     <w:nsid w:val="71AF0D24"/>
     <w:multiLevelType w:val="hybridMultilevel"/>
     <w:tmpl w:val="C29201CE"/>
@@ -7428,7 +8721,7 @@
       </w:rPr>
     </w:lvl>
   </w:abstractNum>
-  <w:abstractNum w:abstractNumId="36" w15:restartNumberingAfterBreak="0">
+  <w:abstractNum w:abstractNumId="38" w15:restartNumberingAfterBreak="0">
     <w:nsid w:val="75FC0414"/>
     <w:multiLevelType w:val="multilevel"/>
     <w:tmpl w:val="505E9FAE"/>
@@ -7574,6 +8867,119 @@
       <w:rPr>
         <w:rFonts w:ascii="Symbol" w:hAnsi="Symbol" w:hint="default"/>
         <w:sz w:val="20"/>
+      </w:rPr>
+    </w:lvl>
+  </w:abstractNum>
+  <w:abstractNum w:abstractNumId="39" w15:restartNumberingAfterBreak="0">
+    <w:nsid w:val="781463B3"/>
+    <w:multiLevelType w:val="hybridMultilevel"/>
+    <w:tmpl w:val="18B0661A"/>
+    <w:lvl w:ilvl="0" w:tplc="04090003">
+      <w:start w:val="1"/>
+      <w:numFmt w:val="bullet"/>
+      <w:lvlText w:val="o"/>
+      <w:lvlJc w:val="left"/>
+      <w:pPr>
+        <w:ind w:left="720" w:hanging="360"/>
+      </w:pPr>
+      <w:rPr>
+        <w:rFonts w:ascii="Courier New" w:hAnsi="Courier New" w:cs="Courier New" w:hint="default"/>
+      </w:rPr>
+    </w:lvl>
+    <w:lvl w:ilvl="1" w:tplc="04090003" w:tentative="1">
+      <w:start w:val="1"/>
+      <w:numFmt w:val="bullet"/>
+      <w:lvlText w:val="o"/>
+      <w:lvlJc w:val="left"/>
+      <w:pPr>
+        <w:ind w:left="1440" w:hanging="360"/>
+      </w:pPr>
+      <w:rPr>
+        <w:rFonts w:ascii="Courier New" w:hAnsi="Courier New" w:cs="Courier New" w:hint="default"/>
+      </w:rPr>
+    </w:lvl>
+    <w:lvl w:ilvl="2" w:tplc="04090005" w:tentative="1">
+      <w:start w:val="1"/>
+      <w:numFmt w:val="bullet"/>
+      <w:lvlText w:val=""/>
+      <w:lvlJc w:val="left"/>
+      <w:pPr>
+        <w:ind w:left="2160" w:hanging="360"/>
+      </w:pPr>
+      <w:rPr>
+        <w:rFonts w:ascii="Wingdings" w:hAnsi="Wingdings" w:hint="default"/>
+      </w:rPr>
+    </w:lvl>
+    <w:lvl w:ilvl="3" w:tplc="04090001" w:tentative="1">
+      <w:start w:val="1"/>
+      <w:numFmt w:val="bullet"/>
+      <w:lvlText w:val=""/>
+      <w:lvlJc w:val="left"/>
+      <w:pPr>
+        <w:ind w:left="2880" w:hanging="360"/>
+      </w:pPr>
+      <w:rPr>
+        <w:rFonts w:ascii="Symbol" w:hAnsi="Symbol" w:hint="default"/>
+      </w:rPr>
+    </w:lvl>
+    <w:lvl w:ilvl="4" w:tplc="04090003" w:tentative="1">
+      <w:start w:val="1"/>
+      <w:numFmt w:val="bullet"/>
+      <w:lvlText w:val="o"/>
+      <w:lvlJc w:val="left"/>
+      <w:pPr>
+        <w:ind w:left="3600" w:hanging="360"/>
+      </w:pPr>
+      <w:rPr>
+        <w:rFonts w:ascii="Courier New" w:hAnsi="Courier New" w:cs="Courier New" w:hint="default"/>
+      </w:rPr>
+    </w:lvl>
+    <w:lvl w:ilvl="5" w:tplc="04090005" w:tentative="1">
+      <w:start w:val="1"/>
+      <w:numFmt w:val="bullet"/>
+      <w:lvlText w:val=""/>
+      <w:lvlJc w:val="left"/>
+      <w:pPr>
+        <w:ind w:left="4320" w:hanging="360"/>
+      </w:pPr>
+      <w:rPr>
+        <w:rFonts w:ascii="Wingdings" w:hAnsi="Wingdings" w:hint="default"/>
+      </w:rPr>
+    </w:lvl>
+    <w:lvl w:ilvl="6" w:tplc="04090001" w:tentative="1">
+      <w:start w:val="1"/>
+      <w:numFmt w:val="bullet"/>
+      <w:lvlText w:val=""/>
+      <w:lvlJc w:val="left"/>
+      <w:pPr>
+        <w:ind w:left="5040" w:hanging="360"/>
+      </w:pPr>
+      <w:rPr>
+        <w:rFonts w:ascii="Symbol" w:hAnsi="Symbol" w:hint="default"/>
+      </w:rPr>
+    </w:lvl>
+    <w:lvl w:ilvl="7" w:tplc="04090003" w:tentative="1">
+      <w:start w:val="1"/>
+      <w:numFmt w:val="bullet"/>
+      <w:lvlText w:val="o"/>
+      <w:lvlJc w:val="left"/>
+      <w:pPr>
+        <w:ind w:left="5760" w:hanging="360"/>
+      </w:pPr>
+      <w:rPr>
+        <w:rFonts w:ascii="Courier New" w:hAnsi="Courier New" w:cs="Courier New" w:hint="default"/>
+      </w:rPr>
+    </w:lvl>
+    <w:lvl w:ilvl="8" w:tplc="04090005" w:tentative="1">
+      <w:start w:val="1"/>
+      <w:numFmt w:val="bullet"/>
+      <w:lvlText w:val=""/>
+      <w:lvlJc w:val="left"/>
+      <w:pPr>
+        <w:ind w:left="6480" w:hanging="360"/>
+      </w:pPr>
+      <w:rPr>
+        <w:rFonts w:ascii="Wingdings" w:hAnsi="Wingdings" w:hint="default"/>
       </w:rPr>
     </w:lvl>
   </w:abstractNum>
@@ -7581,7 +8987,7 @@
     <w:abstractNumId w:val="12"/>
   </w:num>
   <w:num w:numId="2" w16cid:durableId="2074615347">
-    <w:abstractNumId w:val="31"/>
+    <w:abstractNumId w:val="32"/>
   </w:num>
   <w:num w:numId="3" w16cid:durableId="1009216674">
     <w:abstractNumId w:val="9"/>
@@ -7590,7 +8996,7 @@
     <w:abstractNumId w:val="28"/>
   </w:num>
   <w:num w:numId="5" w16cid:durableId="1661276372">
-    <w:abstractNumId w:val="33"/>
+    <w:abstractNumId w:val="35"/>
   </w:num>
   <w:num w:numId="6" w16cid:durableId="1104030831">
     <w:abstractNumId w:val="4"/>
@@ -7602,10 +9008,10 @@
     <w:abstractNumId w:val="10"/>
   </w:num>
   <w:num w:numId="9" w16cid:durableId="1915236443">
-    <w:abstractNumId w:val="35"/>
+    <w:abstractNumId w:val="37"/>
   </w:num>
   <w:num w:numId="10" w16cid:durableId="1109549194">
-    <w:abstractNumId w:val="32"/>
+    <w:abstractNumId w:val="34"/>
   </w:num>
   <w:num w:numId="11" w16cid:durableId="2078237435">
     <w:abstractNumId w:val="22"/>
@@ -7673,7 +9079,7 @@
     <w:abstractNumId w:val="3"/>
   </w:num>
   <w:num w:numId="27" w16cid:durableId="703293256">
-    <w:abstractNumId w:val="34"/>
+    <w:abstractNumId w:val="36"/>
   </w:num>
   <w:num w:numId="28" w16cid:durableId="76943864">
     <w:abstractNumId w:val="11"/>
@@ -7691,7 +9097,7 @@
     <w:abstractNumId w:val="0"/>
   </w:num>
   <w:num w:numId="33" w16cid:durableId="1773746710">
-    <w:abstractNumId w:val="36"/>
+    <w:abstractNumId w:val="38"/>
   </w:num>
   <w:num w:numId="34" w16cid:durableId="1792433976">
     <w:abstractNumId w:val="2"/>
@@ -7704,6 +9110,15 @@
   </w:num>
   <w:num w:numId="37" w16cid:durableId="1924757786">
     <w:abstractNumId w:val="17"/>
+  </w:num>
+  <w:num w:numId="38" w16cid:durableId="514921539">
+    <w:abstractNumId w:val="39"/>
+  </w:num>
+  <w:num w:numId="39" w16cid:durableId="1308972059">
+    <w:abstractNumId w:val="31"/>
+  </w:num>
+  <w:num w:numId="40" w16cid:durableId="1541551623">
+    <w:abstractNumId w:val="33"/>
   </w:num>
 </w:numbering>
 </file>
@@ -7730,6 +9145,8 @@
     <w:lsdException w:name="heading 7" w:semiHidden="1" w:unhideWhenUsed="1" w:qFormat="1"/>
     <w:lsdException w:name="heading 8" w:semiHidden="1" w:unhideWhenUsed="1" w:qFormat="1"/>
     <w:lsdException w:name="heading 9" w:semiHidden="1" w:unhideWhenUsed="1" w:qFormat="1"/>
+    <w:lsdException w:name="header" w:uiPriority="99"/>
+    <w:lsdException w:name="footer" w:uiPriority="99" w:qFormat="1"/>
     <w:lsdException w:name="caption" w:semiHidden="1" w:unhideWhenUsed="1" w:qFormat="1"/>
     <w:lsdException w:name="List Bullet" w:uiPriority="99"/>
     <w:lsdException w:name="Title" w:qFormat="1"/>
@@ -8105,9 +9522,10 @@
   </w:style>
   <w:style w:type="paragraph" w:styleId="Header">
     <w:name w:val="header"/>
-    <w:aliases w:val=" Car,APNSHEADER2,L1 Header,encabezado,En-tête 1.1,En-tÍte 1.1,En-tÕte 1.1,En-t’te 1.1,En-títe 1.1,*Header,h,Header1,Encabezado Car Car,logomai,even,Header/Footer,header odd,Hyphen,Chapter Name,base,body,En-tête SQ,ITT i,he,bases I,h Car Car1"/>
+    <w:aliases w:val=" Car,APNSHEADER2,L1 Header,encabezado,En-tête 1.1,En-tÍte 1.1,En-tÕte 1.1,En-t’te 1.1,En-títe 1.1,*Header,h,Header1,Encabezado Car Car,logomai,even,Header/Footer,header odd,Hyphen,Chapter Name,base,body,En-tête SQ,ITT i,he,bases I,h Car Car1,h Ca"/>
     <w:basedOn w:val="Normal"/>
     <w:link w:val="HeaderChar"/>
+    <w:uiPriority w:val="99"/>
     <w:pPr>
       <w:tabs>
         <w:tab w:val="center" w:pos="4419"/>
@@ -8117,7 +9535,11 @@
   </w:style>
   <w:style w:type="paragraph" w:styleId="Footer">
     <w:name w:val="footer"/>
+    <w:aliases w:val="Footer Text Stk"/>
     <w:basedOn w:val="Normal"/>
+    <w:link w:val="FooterChar"/>
+    <w:uiPriority w:val="99"/>
+    <w:qFormat/>
     <w:pPr>
       <w:tabs>
         <w:tab w:val="center" w:pos="4320"/>
@@ -8219,6 +9641,7 @@
     <w:name w:val="Header Char"/>
     <w:aliases w:val=" Car Char,APNSHEADER2 Char,L1 Header Char,encabezado Char,En-tête 1.1 Char,En-tÍte 1.1 Char,En-tÕte 1.1 Char,En-t’te 1.1 Char,En-títe 1.1 Char,*Header Char,h Char,Header1 Char,Encabezado Car Car Char,logomai Char,even Char,Header/Footer Char"/>
     <w:link w:val="Header"/>
+    <w:qFormat/>
     <w:rsid w:val="007F334B"/>
     <w:rPr>
       <w:sz w:val="24"/>
@@ -8319,6 +9742,14 @@
       <w:rFonts w:ascii="Arial" w:hAnsi="Arial"/>
       <w:szCs w:val="24"/>
     </w:rPr>
+  </w:style>
+  <w:style w:type="character" w:customStyle="1" w:styleId="FooterChar">
+    <w:name w:val="Footer Char"/>
+    <w:aliases w:val="Footer Text Stk Char"/>
+    <w:basedOn w:val="DefaultParagraphFont"/>
+    <w:link w:val="Footer"/>
+    <w:uiPriority w:val="99"/>
+    <w:rsid w:val="00C952BC"/>
   </w:style>
 </w:styles>
 </file>
@@ -8585,6 +10016,30 @@
 </file>
 
 <file path=customXml/item1.xml><?xml version="1.0" encoding="utf-8"?>
+<p:properties xmlns:p="http://schemas.microsoft.com/office/2006/metadata/properties" xmlns:xsi="http://www.w3.org/2001/XMLSchema-instance" xmlns:pc="http://schemas.microsoft.com/office/infopath/2007/PartnerControls">
+  <documentManagement>
+    <lcf76f155ced4ddcb4097134ff3c332f xmlns="458c8650-8b2e-4de5-be2b-3b5e20f9203e">
+      <Terms xmlns="http://schemas.microsoft.com/office/infopath/2007/PartnerControls"/>
+    </lcf76f155ced4ddcb4097134ff3c332f>
+    <TaxCatchAll xmlns="0ec1683b-1f09-407c-8792-a5a8bc579d9d"/>
+  </documentManagement>
+</p:properties>
+</file>
+
+<file path=customXml/item2.xml><?xml version="1.0" encoding="utf-8"?>
+<b:Sources xmlns:b="http://schemas.openxmlformats.org/officeDocument/2006/bibliography" xmlns="http://schemas.openxmlformats.org/officeDocument/2006/bibliography" SelectedStyle="\APASixthEditionOfficeOnline.xsl" StyleName="APA" Version="6"/>
+</file>
+
+<file path=customXml/item3.xml><?xml version="1.0" encoding="utf-8"?>
+<?mso-contentType ?>
+<FormTemplates xmlns="http://schemas.microsoft.com/sharepoint/v3/contenttype/forms">
+  <Display>DocumentLibraryForm</Display>
+  <Edit>DocumentLibraryForm</Edit>
+  <New>DocumentLibraryForm</New>
+</FormTemplates>
+</file>
+
+<file path=customXml/item4.xml><?xml version="1.0" encoding="utf-8"?>
 <ct:contentTypeSchema xmlns:ct="http://schemas.microsoft.com/office/2006/metadata/contentType" xmlns:ma="http://schemas.microsoft.com/office/2006/metadata/properties/metaAttributes" ct:_="" ma:_="" ma:contentTypeName="Document" ma:contentTypeID="0x010100AA01E1029091DE488084A5A2D9C24E74" ma:contentTypeVersion="10" ma:contentTypeDescription="Create a new document." ma:contentTypeScope="" ma:versionID="fa224b1e2ea5aaa53b64c3b4b1d435b1">
   <xsd:schema xmlns:xsd="http://www.w3.org/2001/XMLSchema" xmlns:xs="http://www.w3.org/2001/XMLSchema" xmlns:p="http://schemas.microsoft.com/office/2006/metadata/properties" xmlns:ns2="458c8650-8b2e-4de5-be2b-3b5e20f9203e" xmlns:ns3="0ec1683b-1f09-407c-8792-a5a8bc579d9d" targetNamespace="http://schemas.microsoft.com/office/2006/metadata/properties" ma:root="true" ma:fieldsID="3f0568638764530331fbee8047bb9098" ns2:_="" ns3:_="">
     <xsd:import namespace="458c8650-8b2e-4de5-be2b-3b5e20f9203e"/>
@@ -8773,31 +10228,34 @@
 </ct:contentTypeSchema>
 </file>
 
-<file path=customXml/item2.xml><?xml version="1.0" encoding="utf-8"?>
-<?mso-contentType ?>
-<FormTemplates xmlns="http://schemas.microsoft.com/sharepoint/v3/contenttype/forms">
-  <Display>DocumentLibraryForm</Display>
-  <Edit>DocumentLibraryForm</Edit>
-  <New>DocumentLibraryForm</New>
-</FormTemplates>
+<file path=customXml/itemProps1.xml><?xml version="1.0" encoding="utf-8"?>
+<ds:datastoreItem xmlns:ds="http://schemas.openxmlformats.org/officeDocument/2006/customXml" ds:itemID="{D3A3C24A-BB39-4937-B831-24AA124EAA87}">
+  <ds:schemaRefs>
+    <ds:schemaRef ds:uri="http://schemas.microsoft.com/office/2006/metadata/properties"/>
+    <ds:schemaRef ds:uri="http://schemas.microsoft.com/office/infopath/2007/PartnerControls"/>
+    <ds:schemaRef ds:uri="458c8650-8b2e-4de5-be2b-3b5e20f9203e"/>
+    <ds:schemaRef ds:uri="0ec1683b-1f09-407c-8792-a5a8bc579d9d"/>
+  </ds:schemaRefs>
+</ds:datastoreItem>
 </file>
 
-<file path=customXml/item3.xml><?xml version="1.0" encoding="utf-8"?>
-<b:Sources xmlns:b="http://schemas.openxmlformats.org/officeDocument/2006/bibliography" xmlns="http://schemas.openxmlformats.org/officeDocument/2006/bibliography" SelectedStyle="\APASixthEditionOfficeOnline.xsl" StyleName="APA" Version="6"/>
+<file path=customXml/itemProps2.xml><?xml version="1.0" encoding="utf-8"?>
+<ds:datastoreItem xmlns:ds="http://schemas.openxmlformats.org/officeDocument/2006/customXml" ds:itemID="{4BB9A27A-6211-48E6-B3D1-1ED5E2EAD372}">
+  <ds:schemaRefs>
+    <ds:schemaRef ds:uri="http://schemas.openxmlformats.org/officeDocument/2006/bibliography"/>
+  </ds:schemaRefs>
+</ds:datastoreItem>
 </file>
 
-<file path=customXml/item4.xml><?xml version="1.0" encoding="utf-8"?>
-<p:properties xmlns:p="http://schemas.microsoft.com/office/2006/metadata/properties" xmlns:xsi="http://www.w3.org/2001/XMLSchema-instance" xmlns:pc="http://schemas.microsoft.com/office/infopath/2007/PartnerControls">
-  <documentManagement>
-    <lcf76f155ced4ddcb4097134ff3c332f xmlns="458c8650-8b2e-4de5-be2b-3b5e20f9203e">
-      <Terms xmlns="http://schemas.microsoft.com/office/infopath/2007/PartnerControls"/>
-    </lcf76f155ced4ddcb4097134ff3c332f>
-    <TaxCatchAll xmlns="0ec1683b-1f09-407c-8792-a5a8bc579d9d"/>
-  </documentManagement>
-</p:properties>
+<file path=customXml/itemProps3.xml><?xml version="1.0" encoding="utf-8"?>
+<ds:datastoreItem xmlns:ds="http://schemas.openxmlformats.org/officeDocument/2006/customXml" ds:itemID="{51241304-2C43-44E6-B26F-77C42016271C}">
+  <ds:schemaRefs>
+    <ds:schemaRef ds:uri="http://schemas.microsoft.com/sharepoint/v3/contenttype/forms"/>
+  </ds:schemaRefs>
+</ds:datastoreItem>
 </file>
 
-<file path=customXml/itemProps1.xml><?xml version="1.0" encoding="utf-8"?>
+<file path=customXml/itemProps4.xml><?xml version="1.0" encoding="utf-8"?>
 <ds:datastoreItem xmlns:ds="http://schemas.openxmlformats.org/officeDocument/2006/customXml" ds:itemID="{6EE546D2-1DFA-4BBD-AF1C-4C842A1F8073}">
   <ds:schemaRefs>
     <ds:schemaRef ds:uri="http://schemas.microsoft.com/office/2006/metadata/contentType"/>
@@ -8814,31 +10272,4 @@
     <ds:schemaRef ds:uri="http://schemas.microsoft.com/internal/obd"/>
   </ds:schemaRefs>
 </ds:datastoreItem>
-</file>
-
-<file path=customXml/itemProps2.xml><?xml version="1.0" encoding="utf-8"?>
-<ds:datastoreItem xmlns:ds="http://schemas.openxmlformats.org/officeDocument/2006/customXml" ds:itemID="{51241304-2C43-44E6-B26F-77C42016271C}">
-  <ds:schemaRefs>
-    <ds:schemaRef ds:uri="http://schemas.microsoft.com/sharepoint/v3/contenttype/forms"/>
-  </ds:schemaRefs>
-</ds:datastoreItem>
-</file>
-
-<file path=customXml/itemProps3.xml><?xml version="1.0" encoding="utf-8"?>
-<ds:datastoreItem xmlns:ds="http://schemas.openxmlformats.org/officeDocument/2006/customXml" ds:itemID="{4BB9A27A-6211-48E6-B3D1-1ED5E2EAD372}">
-  <ds:schemaRefs>
-    <ds:schemaRef ds:uri="http://schemas.openxmlformats.org/officeDocument/2006/bibliography"/>
-  </ds:schemaRefs>
-</ds:datastoreItem>
-</file>
-
-<file path=customXml/itemProps4.xml><?xml version="1.0" encoding="utf-8"?>
-<ds:datastoreItem xmlns:ds="http://schemas.openxmlformats.org/officeDocument/2006/customXml" ds:itemID="{D3A3C24A-BB39-4937-B831-24AA124EAA87}">
-  <ds:schemaRefs>
-    <ds:schemaRef ds:uri="http://schemas.microsoft.com/office/2006/metadata/properties"/>
-    <ds:schemaRef ds:uri="http://schemas.microsoft.com/office/infopath/2007/PartnerControls"/>
-    <ds:schemaRef ds:uri="458c8650-8b2e-4de5-be2b-3b5e20f9203e"/>
-    <ds:schemaRef ds:uri="0ec1683b-1f09-407c-8792-a5a8bc579d9d"/>
-  </ds:schemaRefs>
-</ds:datastoreItem>
 </file>